--- a/АПТЕКА ДОКУМЕНТ.docx
+++ b/АПТЕКА ДОКУМЕНТ.docx
@@ -1,6 +1,6 @@
 
 <file path=word/document.xml><?xml version="1.0" encoding="utf-8"?>
-<w:document xmlns:wpc="http://schemas.microsoft.com/office/word/2010/wordprocessingCanvas" xmlns:cx="http://schemas.microsoft.com/office/drawing/2014/chartex" xmlns:cx1="http://schemas.microsoft.com/office/drawing/2015/9/8/chartex" xmlns:mc="http://schemas.openxmlformats.org/markup-compatibility/2006" xmlns:o="urn:schemas-microsoft-com:office:office" xmlns:r="http://schemas.openxmlformats.org/officeDocument/2006/relationships" xmlns:m="http://schemas.openxmlformats.org/officeDocument/2006/math" xmlns:v="urn:schemas-microsoft-com:vml" xmlns:wp14="http://schemas.microsoft.com/office/word/2010/wordprocessingDrawing" xmlns:wp="http://schemas.openxmlformats.org/drawingml/2006/wordprocessingDrawing" xmlns:w10="urn:schemas-microsoft-com:office:word" xmlns:w="http://schemas.openxmlformats.org/wordprocessingml/2006/main" xmlns:w14="http://schemas.microsoft.com/office/word/2010/wordml" xmlns:w15="http://schemas.microsoft.com/office/word/2012/wordml" xmlns:w16se="http://schemas.microsoft.com/office/word/2015/wordml/symex" xmlns:wpg="http://schemas.microsoft.com/office/word/2010/wordprocessingGroup" xmlns:wpi="http://schemas.microsoft.com/office/word/2010/wordprocessingInk" xmlns:wne="http://schemas.microsoft.com/office/word/2006/wordml" xmlns:wps="http://schemas.microsoft.com/office/word/2010/wordprocessingShape" mc:Ignorable="w14 w15 w16se wp14">
+<w:document xmlns:wpc="http://schemas.microsoft.com/office/word/2010/wordprocessingCanvas" xmlns:cx="http://schemas.microsoft.com/office/drawing/2014/chartex" xmlns:cx1="http://schemas.microsoft.com/office/drawing/2015/9/8/chartex" xmlns:cx2="http://schemas.microsoft.com/office/drawing/2015/10/21/chartex" xmlns:cx3="http://schemas.microsoft.com/office/drawing/2016/5/9/chartex" xmlns:cx4="http://schemas.microsoft.com/office/drawing/2016/5/10/chartex" xmlns:cx5="http://schemas.microsoft.com/office/drawing/2016/5/11/chartex" xmlns:cx6="http://schemas.microsoft.com/office/drawing/2016/5/12/chartex" xmlns:cx7="http://schemas.microsoft.com/office/drawing/2016/5/13/chartex" xmlns:cx8="http://schemas.microsoft.com/office/drawing/2016/5/14/chartex" xmlns:mc="http://schemas.openxmlformats.org/markup-compatibility/2006" xmlns:aink="http://schemas.microsoft.com/office/drawing/2016/ink" xmlns:am3d="http://schemas.microsoft.com/office/drawing/2017/model3d" xmlns:o="urn:schemas-microsoft-com:office:office" xmlns:oel="http://schemas.microsoft.com/office/2019/extlst" xmlns:r="http://schemas.openxmlformats.org/officeDocument/2006/relationships" xmlns:m="http://schemas.openxmlformats.org/officeDocument/2006/math" xmlns:v="urn:schemas-microsoft-com:vml" xmlns:wp14="http://schemas.microsoft.com/office/word/2010/wordprocessingDrawing" xmlns:wp="http://schemas.openxmlformats.org/drawingml/2006/wordprocessingDrawing" xmlns:w10="urn:schemas-microsoft-com:office:word" xmlns:w="http://schemas.openxmlformats.org/wordprocessingml/2006/main" xmlns:w14="http://schemas.microsoft.com/office/word/2010/wordml" xmlns:w15="http://schemas.microsoft.com/office/word/2012/wordml" xmlns:w16cex="http://schemas.microsoft.com/office/word/2018/wordml/cex" xmlns:w16cid="http://schemas.microsoft.com/office/word/2016/wordml/cid" xmlns:w16="http://schemas.microsoft.com/office/word/2018/wordml" xmlns:w16du="http://schemas.microsoft.com/office/word/2023/wordml/word16du" xmlns:w16sdtdh="http://schemas.microsoft.com/office/word/2020/wordml/sdtdatahash" xmlns:w16sdtfl="http://schemas.microsoft.com/office/word/2024/wordml/sdtformatlock" xmlns:w16se="http://schemas.microsoft.com/office/word/2015/wordml/symex" xmlns:wpg="http://schemas.microsoft.com/office/word/2010/wordprocessingGroup" xmlns:wpi="http://schemas.microsoft.com/office/word/2010/wordprocessingInk" xmlns:wne="http://schemas.microsoft.com/office/word/2006/wordml" xmlns:wps="http://schemas.microsoft.com/office/word/2010/wordprocessingShape" mc:Ignorable="w14 w15 w16se w16cid w16 w16cex w16sdtdh w16sdtfl w16du wp14">
   <w:body>
     <w:p>
       <w:pPr>
@@ -14,7 +14,6 @@
           <w:szCs w:val="28"/>
         </w:rPr>
       </w:pPr>
-      <w:bookmarkStart w:id="0" w:name="_GoBack"/>
       <w:r>
         <w:rPr>
           <w:rFonts w:ascii="Times New Roman" w:hAnsi="Times New Roman" w:cs="Times New Roman"/>
@@ -72,16 +71,7 @@
           <w:sz w:val="28"/>
           <w:szCs w:val="28"/>
         </w:rPr>
-        <w:t>1</w:t>
-      </w:r>
-      <w:r>
-        <w:rPr>
-          <w:rFonts w:ascii="Times New Roman" w:hAnsi="Times New Roman" w:cs="Times New Roman"/>
-          <w:b/>
-          <w:sz w:val="28"/>
-          <w:szCs w:val="28"/>
-        </w:rPr>
-        <w:t xml:space="preserve"> Описание предметной области</w:t>
+        <w:t>1 Описание предметной области</w:t>
       </w:r>
     </w:p>
     <w:p>
@@ -149,16 +139,7 @@
           <w:sz w:val="28"/>
           <w:szCs w:val="28"/>
         </w:rPr>
-        <w:t>2</w:t>
-      </w:r>
-      <w:r>
-        <w:rPr>
-          <w:rFonts w:ascii="Times New Roman" w:hAnsi="Times New Roman" w:cs="Times New Roman"/>
-          <w:b/>
-          <w:sz w:val="28"/>
-          <w:szCs w:val="28"/>
-        </w:rPr>
-        <w:t xml:space="preserve"> Решаемые задачи и их исполнители</w:t>
+        <w:t>2 Решаемые задачи и их исполнители</w:t>
       </w:r>
     </w:p>
     <w:p>
@@ -246,7 +227,7 @@
           <w:sz w:val="28"/>
           <w:szCs w:val="28"/>
         </w:rPr>
-        <w:t>консультация и отпуск товаров, к</w:t>
+        <w:t>к</w:t>
       </w:r>
       <w:r>
         <w:rPr>
@@ -288,7 +269,7 @@
           <w:sz w:val="28"/>
           <w:szCs w:val="28"/>
         </w:rPr>
-        <w:t>учёт и контроль, п</w:t>
+        <w:t>п</w:t>
       </w:r>
       <w:r>
         <w:rPr>
@@ -328,16 +309,7 @@
           <w:sz w:val="28"/>
           <w:szCs w:val="28"/>
         </w:rPr>
-        <w:t xml:space="preserve">онтроль соблюдения условий хранения </w:t>
-      </w:r>
-      <w:r>
-        <w:rPr>
-          <w:rFonts w:ascii="Times New Roman" w:hAnsi="Times New Roman" w:cs="Times New Roman"/>
-          <w:sz w:val="28"/>
-          <w:szCs w:val="28"/>
-        </w:rPr>
-        <w:lastRenderedPageBreak/>
-        <w:t>(</w:t>
+        <w:t>онтроль соблюдения условий хранения (</w:t>
       </w:r>
       <w:r>
         <w:rPr>
@@ -387,6 +359,7 @@
           <w:sz w:val="28"/>
           <w:szCs w:val="28"/>
         </w:rPr>
+        <w:lastRenderedPageBreak/>
         <w:t>работа с документацией, о</w:t>
       </w:r>
       <w:r>
@@ -855,18 +828,6 @@
     </w:p>
     <w:p>
       <w:pPr>
-        <w:spacing w:after="0" w:line="360" w:lineRule="auto"/>
-        <w:ind w:firstLine="709"/>
-        <w:jc w:val="both"/>
-        <w:rPr>
-          <w:rFonts w:ascii="Times New Roman" w:hAnsi="Times New Roman" w:cs="Times New Roman"/>
-          <w:sz w:val="28"/>
-          <w:szCs w:val="28"/>
-        </w:rPr>
-      </w:pPr>
-    </w:p>
-    <w:p>
-      <w:pPr>
         <w:pStyle w:val="a4"/>
         <w:numPr>
           <w:ilvl w:val="0"/>
@@ -888,7 +849,6 @@
           <w:sz w:val="28"/>
           <w:szCs w:val="28"/>
         </w:rPr>
-        <w:lastRenderedPageBreak/>
         <w:t>ф</w:t>
       </w:r>
       <w:r>
@@ -981,6 +941,7 @@
           <w:sz w:val="28"/>
           <w:szCs w:val="28"/>
         </w:rPr>
+        <w:lastRenderedPageBreak/>
         <w:t>ф</w:t>
       </w:r>
       <w:r>
@@ -1325,15 +1286,39 @@
           <w:sz w:val="28"/>
           <w:szCs w:val="28"/>
         </w:rPr>
-        <w:t>Централизованное управление данными. Создание единой актуальной базы данных по всем товарам (наименование, цена, срок</w:t>
-      </w:r>
-      <w:r>
-        <w:rPr>
-          <w:rFonts w:ascii="Times New Roman" w:hAnsi="Times New Roman" w:cs="Times New Roman"/>
-          <w:sz w:val="28"/>
-          <w:szCs w:val="28"/>
-        </w:rPr>
-        <w:t xml:space="preserve"> годности, остаток, поставщик).</w:t>
+        <w:t>Централизованное управление данными.</w:t>
+      </w:r>
+      <w:r>
+        <w:rPr>
+          <w:rFonts w:ascii="Times New Roman" w:hAnsi="Times New Roman" w:cs="Times New Roman"/>
+          <w:sz w:val="28"/>
+          <w:szCs w:val="28"/>
+        </w:rPr>
+        <w:t xml:space="preserve"> </w:t>
+      </w:r>
+      <w:r>
+        <w:rPr>
+          <w:rFonts w:ascii="Times New Roman" w:hAnsi="Times New Roman" w:cs="Times New Roman"/>
+          <w:sz w:val="28"/>
+          <w:szCs w:val="28"/>
+        </w:rPr>
+        <w:t>Подразумевает создание единой реляционной базы данных, аккумулирующей всю информацию о товарных позициях.</w:t>
+      </w:r>
+      <w:r>
+        <w:rPr>
+          <w:rFonts w:ascii="Times New Roman" w:hAnsi="Times New Roman" w:cs="Times New Roman"/>
+          <w:sz w:val="28"/>
+          <w:szCs w:val="28"/>
+        </w:rPr>
+        <w:t xml:space="preserve"> </w:t>
+      </w:r>
+      <w:r>
+        <w:rPr>
+          <w:rFonts w:ascii="Times New Roman" w:hAnsi="Times New Roman" w:cs="Times New Roman"/>
+          <w:sz w:val="28"/>
+          <w:szCs w:val="28"/>
+        </w:rPr>
+        <w:t>Данный подход обеспечивает целостность, непротиворечивость и актуальность информации на всех участках работы.</w:t>
       </w:r>
     </w:p>
     <w:p>
@@ -1358,7 +1343,41 @@
           <w:sz w:val="28"/>
           <w:szCs w:val="28"/>
         </w:rPr>
-        <w:t>Оптимизация процесса продаж. Мгновенный доступ к информации о товаре для консультации покупателя, автоматический расчёт стоимости, быстрое закрытие кассовой смены с формированием Z-отчёта.</w:t>
+        <w:t>Оптимизация процесса продаж.</w:t>
+      </w:r>
+      <w:r>
+        <w:rPr>
+          <w:rFonts w:ascii="Times New Roman" w:hAnsi="Times New Roman" w:cs="Times New Roman"/>
+          <w:b/>
+          <w:bCs/>
+          <w:sz w:val="28"/>
+          <w:szCs w:val="28"/>
+        </w:rPr>
+        <w:t xml:space="preserve"> </w:t>
+      </w:r>
+      <w:r>
+        <w:rPr>
+          <w:rFonts w:ascii="Times New Roman" w:hAnsi="Times New Roman" w:cs="Times New Roman"/>
+          <w:sz w:val="28"/>
+          <w:szCs w:val="28"/>
+        </w:rPr>
+        <w:t>Р</w:t>
+      </w:r>
+      <w:r>
+        <w:rPr>
+          <w:rFonts w:ascii="Times New Roman" w:hAnsi="Times New Roman" w:cs="Times New Roman"/>
+          <w:sz w:val="28"/>
+          <w:szCs w:val="28"/>
+        </w:rPr>
+        <w:t>еализация интуитивного графического интерфейса для оперативного обслуживания покупателей. Ключевые функции: мгновенный поиск товара по штрихкоду или названию с отображением актуальной цены и остатка, автоматический расчёт общей суммы чека, фиксация факта продажи с одновременным списанием проданного количества товара с остатка в базе данных</w:t>
+      </w:r>
+      <w:r>
+        <w:rPr>
+          <w:rFonts w:ascii="Times New Roman" w:hAnsi="Times New Roman" w:cs="Times New Roman"/>
+          <w:sz w:val="28"/>
+          <w:szCs w:val="28"/>
+        </w:rPr>
+        <w:t>.</w:t>
       </w:r>
     </w:p>
     <w:p>
@@ -1383,16 +1402,16 @@
           <w:sz w:val="28"/>
           <w:szCs w:val="28"/>
         </w:rPr>
+        <w:t xml:space="preserve">Автоматизация учётных процедур. Разработка механизмов для упрощения операций складского учёта. Функционал включает: внесение </w:t>
+      </w:r>
+      <w:r>
+        <w:rPr>
+          <w:rFonts w:ascii="Times New Roman" w:hAnsi="Times New Roman" w:cs="Times New Roman"/>
+          <w:sz w:val="28"/>
+          <w:szCs w:val="28"/>
+        </w:rPr>
         <w:lastRenderedPageBreak/>
-        <w:t xml:space="preserve">Автоматизация учётных процедур. Упрощение процессов приёмки товара, инвентаризации, контроля сроков годности (с формированием </w:t>
-      </w:r>
-      <w:r>
-        <w:rPr>
-          <w:rFonts w:ascii="Times New Roman" w:hAnsi="Times New Roman" w:cs="Times New Roman"/>
-          <w:sz w:val="28"/>
-          <w:szCs w:val="28"/>
-        </w:rPr>
-        <w:t>автоматических предупреждений).</w:t>
+        <w:t>данных о новых партиях товара с привязкой к номенклатуре и поставщику, проведение инвентаризации остатков.</w:t>
       </w:r>
     </w:p>
     <w:p>
@@ -1417,40 +1436,35 @@
           <w:sz w:val="28"/>
           <w:szCs w:val="28"/>
         </w:rPr>
-        <w:t>Аналитика и отчётность. Автоматическое формирование отчётов по продажам, оборачиваемости, рентабельности, движению товаров. Визуализация данных для п</w:t>
-      </w:r>
-      <w:r>
-        <w:rPr>
-          <w:rFonts w:ascii="Times New Roman" w:hAnsi="Times New Roman" w:cs="Times New Roman"/>
-          <w:sz w:val="28"/>
-          <w:szCs w:val="28"/>
-        </w:rPr>
-        <w:t>ринятия управленческих решений.</w:t>
-      </w:r>
-    </w:p>
-    <w:p>
-      <w:pPr>
-        <w:pStyle w:val="a4"/>
-        <w:numPr>
-          <w:ilvl w:val="0"/>
-          <w:numId w:val="12"/>
-        </w:numPr>
-        <w:spacing w:after="0" w:line="360" w:lineRule="auto"/>
-        <w:ind w:left="0" w:firstLine="709"/>
-        <w:jc w:val="both"/>
-        <w:rPr>
-          <w:rFonts w:ascii="Times New Roman" w:hAnsi="Times New Roman" w:cs="Times New Roman"/>
-          <w:sz w:val="28"/>
-          <w:szCs w:val="28"/>
-        </w:rPr>
-      </w:pPr>
-      <w:r>
-        <w:rPr>
-          <w:rFonts w:ascii="Times New Roman" w:hAnsi="Times New Roman" w:cs="Times New Roman"/>
-          <w:sz w:val="28"/>
-          <w:szCs w:val="28"/>
-        </w:rPr>
-        <w:t>Соблюдение законодательства. Встроенные механизмы для ведения журналов ПКУ, учёта рецептов, что минимизирует риски при проверках.</w:t>
+        <w:t>Базовый аналитический функционал</w:t>
+      </w:r>
+      <w:r>
+        <w:rPr>
+          <w:rFonts w:ascii="Times New Roman" w:hAnsi="Times New Roman" w:cs="Times New Roman"/>
+          <w:b/>
+          <w:bCs/>
+          <w:sz w:val="28"/>
+          <w:szCs w:val="28"/>
+        </w:rPr>
+        <w:t>.</w:t>
+      </w:r>
+      <w:r>
+        <w:rPr>
+          <w:rFonts w:ascii="Times New Roman" w:hAnsi="Times New Roman" w:cs="Times New Roman"/>
+          <w:b/>
+          <w:bCs/>
+          <w:sz w:val="28"/>
+          <w:szCs w:val="28"/>
+        </w:rPr>
+        <w:t xml:space="preserve"> </w:t>
+      </w:r>
+      <w:r>
+        <w:rPr>
+          <w:rFonts w:ascii="Times New Roman" w:hAnsi="Times New Roman" w:cs="Times New Roman"/>
+          <w:sz w:val="28"/>
+          <w:szCs w:val="28"/>
+        </w:rPr>
+        <w:t>Внедрение инструментов для первичного анализа операционных данных. Система предоставляет возможность просмотра истории продаж по конкретным позициям за выбранный временной интервал, а также формирования данных об объёме выручки за период. Визуализация ограничивается табличным представлением данных, достаточным для оценки текущей ситуации.</w:t>
       </w:r>
     </w:p>
     <w:p>
@@ -1472,7 +1486,6 @@
         </w:rPr>
         <w:t>Проведённый анализ демонстрирует высокую потребность в специализированном программном обеспечении для аптеки. Внедрение системы, включающей графический интерфейс, реляционную базу данных и модули для учёта, продаж и аналитики, позволит существенно снизить трудозатраты по всем ресурсам, минимизировать ошибки, повысить скорость обслуживания клиентов и обеспечить основу для эффективного управленческого контроля.</w:t>
       </w:r>
-      <w:bookmarkEnd w:id="0"/>
     </w:p>
     <w:sectPr>
       <w:pgSz w:w="11906" w:h="16838"/>
@@ -1485,7 +1498,7 @@
 </file>
 
 <file path=word/numbering.xml><?xml version="1.0" encoding="utf-8"?>
-<w:numbering xmlns:wpc="http://schemas.microsoft.com/office/word/2010/wordprocessingCanvas" xmlns:cx="http://schemas.microsoft.com/office/drawing/2014/chartex" xmlns:cx1="http://schemas.microsoft.com/office/drawing/2015/9/8/chartex" xmlns:mc="http://schemas.openxmlformats.org/markup-compatibility/2006" xmlns:o="urn:schemas-microsoft-com:office:office" xmlns:r="http://schemas.openxmlformats.org/officeDocument/2006/relationships" xmlns:m="http://schemas.openxmlformats.org/officeDocument/2006/math" xmlns:v="urn:schemas-microsoft-com:vml" xmlns:wp14="http://schemas.microsoft.com/office/word/2010/wordprocessingDrawing" xmlns:wp="http://schemas.openxmlformats.org/drawingml/2006/wordprocessingDrawing" xmlns:w10="urn:schemas-microsoft-com:office:word" xmlns:w="http://schemas.openxmlformats.org/wordprocessingml/2006/main" xmlns:w14="http://schemas.microsoft.com/office/word/2010/wordml" xmlns:w15="http://schemas.microsoft.com/office/word/2012/wordml" xmlns:w16se="http://schemas.microsoft.com/office/word/2015/wordml/symex" xmlns:wpg="http://schemas.microsoft.com/office/word/2010/wordprocessingGroup" xmlns:wpi="http://schemas.microsoft.com/office/word/2010/wordprocessingInk" xmlns:wne="http://schemas.microsoft.com/office/word/2006/wordml" xmlns:wps="http://schemas.microsoft.com/office/word/2010/wordprocessingShape" mc:Ignorable="w14 w15 w16se wp14">
+<w:numbering xmlns:wpc="http://schemas.microsoft.com/office/word/2010/wordprocessingCanvas" xmlns:cx="http://schemas.microsoft.com/office/drawing/2014/chartex" xmlns:cx1="http://schemas.microsoft.com/office/drawing/2015/9/8/chartex" xmlns:cx2="http://schemas.microsoft.com/office/drawing/2015/10/21/chartex" xmlns:cx3="http://schemas.microsoft.com/office/drawing/2016/5/9/chartex" xmlns:cx4="http://schemas.microsoft.com/office/drawing/2016/5/10/chartex" xmlns:cx5="http://schemas.microsoft.com/office/drawing/2016/5/11/chartex" xmlns:cx6="http://schemas.microsoft.com/office/drawing/2016/5/12/chartex" xmlns:cx7="http://schemas.microsoft.com/office/drawing/2016/5/13/chartex" xmlns:cx8="http://schemas.microsoft.com/office/drawing/2016/5/14/chartex" xmlns:mc="http://schemas.openxmlformats.org/markup-compatibility/2006" xmlns:aink="http://schemas.microsoft.com/office/drawing/2016/ink" xmlns:am3d="http://schemas.microsoft.com/office/drawing/2017/model3d" xmlns:o="urn:schemas-microsoft-com:office:office" xmlns:oel="http://schemas.microsoft.com/office/2019/extlst" xmlns:r="http://schemas.openxmlformats.org/officeDocument/2006/relationships" xmlns:m="http://schemas.openxmlformats.org/officeDocument/2006/math" xmlns:v="urn:schemas-microsoft-com:vml" xmlns:wp14="http://schemas.microsoft.com/office/word/2010/wordprocessingDrawing" xmlns:wp="http://schemas.openxmlformats.org/drawingml/2006/wordprocessingDrawing" xmlns:w10="urn:schemas-microsoft-com:office:word" xmlns:w="http://schemas.openxmlformats.org/wordprocessingml/2006/main" xmlns:w14="http://schemas.microsoft.com/office/word/2010/wordml" xmlns:w15="http://schemas.microsoft.com/office/word/2012/wordml" xmlns:w16cex="http://schemas.microsoft.com/office/word/2018/wordml/cex" xmlns:w16cid="http://schemas.microsoft.com/office/word/2016/wordml/cid" xmlns:w16="http://schemas.microsoft.com/office/word/2018/wordml" xmlns:w16du="http://schemas.microsoft.com/office/word/2023/wordml/word16du" xmlns:w16sdtdh="http://schemas.microsoft.com/office/word/2020/wordml/sdtdatahash" xmlns:w16sdtfl="http://schemas.microsoft.com/office/word/2024/wordml/sdtformatlock" xmlns:w16se="http://schemas.microsoft.com/office/word/2015/wordml/symex" xmlns:wpg="http://schemas.microsoft.com/office/word/2010/wordprocessingGroup" xmlns:wpi="http://schemas.microsoft.com/office/word/2010/wordprocessingInk" xmlns:wne="http://schemas.microsoft.com/office/word/2006/wordml" xmlns:wps="http://schemas.microsoft.com/office/word/2010/wordprocessingShape" mc:Ignorable="w14 w15 w16se w16cid w16 w16cex w16sdtdh w16sdtfl w16du wp14">
   <w:abstractNum w:abstractNumId="0" w15:restartNumberingAfterBreak="0">
     <w:nsid w:val="108741BC"/>
     <w:multiLevelType w:val="hybridMultilevel"/>
@@ -1894,7 +1907,7 @@
       <w:lvlText w:val=""/>
       <w:lvlJc w:val="left"/>
       <w:pPr>
-        <w:ind w:left="1429" w:hanging="360"/>
+        <w:ind w:left="786" w:hanging="360"/>
       </w:pPr>
       <w:rPr>
         <w:rFonts w:ascii="Symbol" w:hAnsi="Symbol" w:hint="default"/>
@@ -1906,7 +1919,7 @@
       <w:lvlText w:val="o"/>
       <w:lvlJc w:val="left"/>
       <w:pPr>
-        <w:ind w:left="2149" w:hanging="360"/>
+        <w:ind w:left="1506" w:hanging="360"/>
       </w:pPr>
       <w:rPr>
         <w:rFonts w:ascii="Courier New" w:hAnsi="Courier New" w:cs="Courier New" w:hint="default"/>
@@ -1918,7 +1931,7 @@
       <w:lvlText w:val=""/>
       <w:lvlJc w:val="left"/>
       <w:pPr>
-        <w:ind w:left="2869" w:hanging="360"/>
+        <w:ind w:left="2226" w:hanging="360"/>
       </w:pPr>
       <w:rPr>
         <w:rFonts w:ascii="Wingdings" w:hAnsi="Wingdings" w:hint="default"/>
@@ -1930,7 +1943,7 @@
       <w:lvlText w:val=""/>
       <w:lvlJc w:val="left"/>
       <w:pPr>
-        <w:ind w:left="3589" w:hanging="360"/>
+        <w:ind w:left="2946" w:hanging="360"/>
       </w:pPr>
       <w:rPr>
         <w:rFonts w:ascii="Symbol" w:hAnsi="Symbol" w:hint="default"/>
@@ -1942,7 +1955,7 @@
       <w:lvlText w:val="o"/>
       <w:lvlJc w:val="left"/>
       <w:pPr>
-        <w:ind w:left="4309" w:hanging="360"/>
+        <w:ind w:left="3666" w:hanging="360"/>
       </w:pPr>
       <w:rPr>
         <w:rFonts w:ascii="Courier New" w:hAnsi="Courier New" w:cs="Courier New" w:hint="default"/>
@@ -1954,7 +1967,7 @@
       <w:lvlText w:val=""/>
       <w:lvlJc w:val="left"/>
       <w:pPr>
-        <w:ind w:left="5029" w:hanging="360"/>
+        <w:ind w:left="4386" w:hanging="360"/>
       </w:pPr>
       <w:rPr>
         <w:rFonts w:ascii="Wingdings" w:hAnsi="Wingdings" w:hint="default"/>
@@ -1966,7 +1979,7 @@
       <w:lvlText w:val=""/>
       <w:lvlJc w:val="left"/>
       <w:pPr>
-        <w:ind w:left="5749" w:hanging="360"/>
+        <w:ind w:left="5106" w:hanging="360"/>
       </w:pPr>
       <w:rPr>
         <w:rFonts w:ascii="Symbol" w:hAnsi="Symbol" w:hint="default"/>
@@ -1978,7 +1991,7 @@
       <w:lvlText w:val="o"/>
       <w:lvlJc w:val="left"/>
       <w:pPr>
-        <w:ind w:left="6469" w:hanging="360"/>
+        <w:ind w:left="5826" w:hanging="360"/>
       </w:pPr>
       <w:rPr>
         <w:rFonts w:ascii="Courier New" w:hAnsi="Courier New" w:cs="Courier New" w:hint="default"/>
@@ -1990,7 +2003,7 @@
       <w:lvlText w:val=""/>
       <w:lvlJc w:val="left"/>
       <w:pPr>
-        <w:ind w:left="7189" w:hanging="360"/>
+        <w:ind w:left="6546" w:hanging="360"/>
       </w:pPr>
       <w:rPr>
         <w:rFonts w:ascii="Wingdings" w:hAnsi="Wingdings" w:hint="default"/>
@@ -2869,47 +2882,47 @@
       </w:rPr>
     </w:lvl>
   </w:abstractNum>
-  <w:num w:numId="1">
+  <w:num w:numId="1" w16cid:durableId="2023897927">
     <w:abstractNumId w:val="8"/>
   </w:num>
-  <w:num w:numId="2">
+  <w:num w:numId="2" w16cid:durableId="1894148539">
     <w:abstractNumId w:val="9"/>
   </w:num>
-  <w:num w:numId="3">
+  <w:num w:numId="3" w16cid:durableId="1136222817">
     <w:abstractNumId w:val="6"/>
   </w:num>
-  <w:num w:numId="4">
+  <w:num w:numId="4" w16cid:durableId="1993752467">
     <w:abstractNumId w:val="11"/>
   </w:num>
-  <w:num w:numId="5">
+  <w:num w:numId="5" w16cid:durableId="1958750531">
     <w:abstractNumId w:val="2"/>
   </w:num>
-  <w:num w:numId="6">
+  <w:num w:numId="6" w16cid:durableId="2081707303">
     <w:abstractNumId w:val="7"/>
   </w:num>
-  <w:num w:numId="7">
+  <w:num w:numId="7" w16cid:durableId="50689395">
     <w:abstractNumId w:val="4"/>
   </w:num>
-  <w:num w:numId="8">
+  <w:num w:numId="8" w16cid:durableId="1275671441">
     <w:abstractNumId w:val="5"/>
   </w:num>
-  <w:num w:numId="9">
+  <w:num w:numId="9" w16cid:durableId="1810441763">
     <w:abstractNumId w:val="10"/>
   </w:num>
-  <w:num w:numId="10">
+  <w:num w:numId="10" w16cid:durableId="1460764374">
     <w:abstractNumId w:val="0"/>
   </w:num>
-  <w:num w:numId="11">
+  <w:num w:numId="11" w16cid:durableId="263616532">
     <w:abstractNumId w:val="3"/>
   </w:num>
-  <w:num w:numId="12">
+  <w:num w:numId="12" w16cid:durableId="111902288">
     <w:abstractNumId w:val="1"/>
   </w:num>
 </w:numbering>
 </file>
 
 <file path=word/styles.xml><?xml version="1.0" encoding="utf-8"?>
-<w:styles xmlns:mc="http://schemas.openxmlformats.org/markup-compatibility/2006" xmlns:r="http://schemas.openxmlformats.org/officeDocument/2006/relationships" xmlns:w="http://schemas.openxmlformats.org/wordprocessingml/2006/main" xmlns:w14="http://schemas.microsoft.com/office/word/2010/wordml" xmlns:w15="http://schemas.microsoft.com/office/word/2012/wordml" xmlns:w16se="http://schemas.microsoft.com/office/word/2015/wordml/symex" mc:Ignorable="w14 w15 w16se">
+<w:styles xmlns:mc="http://schemas.openxmlformats.org/markup-compatibility/2006" xmlns:r="http://schemas.openxmlformats.org/officeDocument/2006/relationships" xmlns:w="http://schemas.openxmlformats.org/wordprocessingml/2006/main" xmlns:w14="http://schemas.microsoft.com/office/word/2010/wordml" xmlns:w15="http://schemas.microsoft.com/office/word/2012/wordml" xmlns:w16cex="http://schemas.microsoft.com/office/word/2018/wordml/cex" xmlns:w16cid="http://schemas.microsoft.com/office/word/2016/wordml/cid" xmlns:w16="http://schemas.microsoft.com/office/word/2018/wordml" xmlns:w16du="http://schemas.microsoft.com/office/word/2023/wordml/word16du" xmlns:w16sdtdh="http://schemas.microsoft.com/office/word/2020/wordml/sdtdatahash" xmlns:w16sdtfl="http://schemas.microsoft.com/office/word/2024/wordml/sdtformatlock" xmlns:w16se="http://schemas.microsoft.com/office/word/2015/wordml/symex" mc:Ignorable="w14 w15 w16se w16cid w16 w16cex w16sdtdh w16sdtfl w16du">
   <w:docDefaults>
     <w:rPrDefault>
       <w:rPr>
@@ -2925,7 +2938,7 @@
       </w:pPr>
     </w:pPrDefault>
   </w:docDefaults>
-  <w:latentStyles w:defLockedState="0" w:defUIPriority="99" w:defSemiHidden="0" w:defUnhideWhenUsed="0" w:defQFormat="0" w:count="371">
+  <w:latentStyles w:defLockedState="0" w:defUIPriority="99" w:defSemiHidden="0" w:defUnhideWhenUsed="0" w:defQFormat="0" w:count="376">
     <w:lsdException w:name="Normal" w:uiPriority="0" w:qFormat="1"/>
     <w:lsdException w:name="heading 1" w:uiPriority="9" w:qFormat="1"/>
     <w:lsdException w:name="heading 2" w:semiHidden="1" w:uiPriority="9" w:unhideWhenUsed="1" w:qFormat="1"/>
@@ -3297,6 +3310,11 @@
     <w:lsdException w:name="List Table 5 Dark Accent 6" w:uiPriority="50"/>
     <w:lsdException w:name="List Table 6 Colorful Accent 6" w:uiPriority="51"/>
     <w:lsdException w:name="List Table 7 Colorful Accent 6" w:uiPriority="52"/>
+    <w:lsdException w:name="Mention" w:semiHidden="1" w:unhideWhenUsed="1"/>
+    <w:lsdException w:name="Smart Hyperlink" w:semiHidden="1" w:unhideWhenUsed="1"/>
+    <w:lsdException w:name="Hashtag" w:semiHidden="1" w:unhideWhenUsed="1"/>
+    <w:lsdException w:name="Unresolved Mention" w:semiHidden="1" w:unhideWhenUsed="1"/>
+    <w:lsdException w:name="Smart Link" w:semiHidden="1" w:unhideWhenUsed="1"/>
   </w:latentStyles>
   <w:style w:type="paragraph" w:default="1" w:styleId="a">
     <w:name w:val="Normal"/>

--- a/АПТЕКА ДОКУМЕНТ.docx
+++ b/АПТЕКА ДОКУМЕНТ.docx
@@ -1,6 +1,6 @@
 
 <file path=word/document.xml><?xml version="1.0" encoding="utf-8"?>
-<w:document xmlns:wpc="http://schemas.microsoft.com/office/word/2010/wordprocessingCanvas" xmlns:cx="http://schemas.microsoft.com/office/drawing/2014/chartex" xmlns:cx1="http://schemas.microsoft.com/office/drawing/2015/9/8/chartex" xmlns:cx2="http://schemas.microsoft.com/office/drawing/2015/10/21/chartex" xmlns:cx3="http://schemas.microsoft.com/office/drawing/2016/5/9/chartex" xmlns:cx4="http://schemas.microsoft.com/office/drawing/2016/5/10/chartex" xmlns:cx5="http://schemas.microsoft.com/office/drawing/2016/5/11/chartex" xmlns:cx6="http://schemas.microsoft.com/office/drawing/2016/5/12/chartex" xmlns:cx7="http://schemas.microsoft.com/office/drawing/2016/5/13/chartex" xmlns:cx8="http://schemas.microsoft.com/office/drawing/2016/5/14/chartex" xmlns:mc="http://schemas.openxmlformats.org/markup-compatibility/2006" xmlns:aink="http://schemas.microsoft.com/office/drawing/2016/ink" xmlns:am3d="http://schemas.microsoft.com/office/drawing/2017/model3d" xmlns:o="urn:schemas-microsoft-com:office:office" xmlns:oel="http://schemas.microsoft.com/office/2019/extlst" xmlns:r="http://schemas.openxmlformats.org/officeDocument/2006/relationships" xmlns:m="http://schemas.openxmlformats.org/officeDocument/2006/math" xmlns:v="urn:schemas-microsoft-com:vml" xmlns:wp14="http://schemas.microsoft.com/office/word/2010/wordprocessingDrawing" xmlns:wp="http://schemas.openxmlformats.org/drawingml/2006/wordprocessingDrawing" xmlns:w10="urn:schemas-microsoft-com:office:word" xmlns:w="http://schemas.openxmlformats.org/wordprocessingml/2006/main" xmlns:w14="http://schemas.microsoft.com/office/word/2010/wordml" xmlns:w15="http://schemas.microsoft.com/office/word/2012/wordml" xmlns:w16cex="http://schemas.microsoft.com/office/word/2018/wordml/cex" xmlns:w16cid="http://schemas.microsoft.com/office/word/2016/wordml/cid" xmlns:w16="http://schemas.microsoft.com/office/word/2018/wordml" xmlns:w16du="http://schemas.microsoft.com/office/word/2023/wordml/word16du" xmlns:w16sdtdh="http://schemas.microsoft.com/office/word/2020/wordml/sdtdatahash" xmlns:w16sdtfl="http://schemas.microsoft.com/office/word/2024/wordml/sdtformatlock" xmlns:w16se="http://schemas.microsoft.com/office/word/2015/wordml/symex" xmlns:wpg="http://schemas.microsoft.com/office/word/2010/wordprocessingGroup" xmlns:wpi="http://schemas.microsoft.com/office/word/2010/wordprocessingInk" xmlns:wne="http://schemas.microsoft.com/office/word/2006/wordml" xmlns:wps="http://schemas.microsoft.com/office/word/2010/wordprocessingShape" mc:Ignorable="w14 w15 w16se w16cid w16 w16cex w16sdtdh w16sdtfl w16du wp14">
+<w:document xmlns:wpc="http://schemas.microsoft.com/office/word/2010/wordprocessingCanvas" xmlns:cx="http://schemas.microsoft.com/office/drawing/2014/chartex" xmlns:cx1="http://schemas.microsoft.com/office/drawing/2015/9/8/chartex" xmlns:mc="http://schemas.openxmlformats.org/markup-compatibility/2006" xmlns:o="urn:schemas-microsoft-com:office:office" xmlns:r="http://schemas.openxmlformats.org/officeDocument/2006/relationships" xmlns:m="http://schemas.openxmlformats.org/officeDocument/2006/math" xmlns:v="urn:schemas-microsoft-com:vml" xmlns:wp14="http://schemas.microsoft.com/office/word/2010/wordprocessingDrawing" xmlns:wp="http://schemas.openxmlformats.org/drawingml/2006/wordprocessingDrawing" xmlns:w10="urn:schemas-microsoft-com:office:word" xmlns:w="http://schemas.openxmlformats.org/wordprocessingml/2006/main" xmlns:w14="http://schemas.microsoft.com/office/word/2010/wordml" xmlns:w15="http://schemas.microsoft.com/office/word/2012/wordml" xmlns:w16se="http://schemas.microsoft.com/office/word/2015/wordml/symex" xmlns:wpg="http://schemas.microsoft.com/office/word/2010/wordprocessingGroup" xmlns:wpi="http://schemas.microsoft.com/office/word/2010/wordprocessingInk" xmlns:wne="http://schemas.microsoft.com/office/word/2006/wordml" xmlns:wps="http://schemas.microsoft.com/office/word/2010/wordprocessingShape" mc:Ignorable="w14 w15 w16se wp14">
   <w:body>
     <w:p>
       <w:pPr>
@@ -14,6 +14,7 @@
           <w:szCs w:val="28"/>
         </w:rPr>
       </w:pPr>
+      <w:bookmarkStart w:id="0" w:name="_GoBack"/>
       <w:r>
         <w:rPr>
           <w:rFonts w:ascii="Times New Roman" w:hAnsi="Times New Roman" w:cs="Times New Roman"/>
@@ -71,7 +72,16 @@
           <w:sz w:val="28"/>
           <w:szCs w:val="28"/>
         </w:rPr>
-        <w:t>1 Описание предметной области</w:t>
+        <w:t>1</w:t>
+      </w:r>
+      <w:r>
+        <w:rPr>
+          <w:rFonts w:ascii="Times New Roman" w:hAnsi="Times New Roman" w:cs="Times New Roman"/>
+          <w:b/>
+          <w:sz w:val="28"/>
+          <w:szCs w:val="28"/>
+        </w:rPr>
+        <w:t xml:space="preserve"> Описание предметной области</w:t>
       </w:r>
     </w:p>
     <w:p>
@@ -139,7 +149,16 @@
           <w:sz w:val="28"/>
           <w:szCs w:val="28"/>
         </w:rPr>
-        <w:t>2 Решаемые задачи и их исполнители</w:t>
+        <w:t>2</w:t>
+      </w:r>
+      <w:r>
+        <w:rPr>
+          <w:rFonts w:ascii="Times New Roman" w:hAnsi="Times New Roman" w:cs="Times New Roman"/>
+          <w:b/>
+          <w:sz w:val="28"/>
+          <w:szCs w:val="28"/>
+        </w:rPr>
+        <w:t xml:space="preserve"> Решаемые задачи и их исполнители</w:t>
       </w:r>
     </w:p>
     <w:p>
@@ -227,7 +246,7 @@
           <w:sz w:val="28"/>
           <w:szCs w:val="28"/>
         </w:rPr>
-        <w:t>к</w:t>
+        <w:t>консультация и отпуск товаров, к</w:t>
       </w:r>
       <w:r>
         <w:rPr>
@@ -269,7 +288,7 @@
           <w:sz w:val="28"/>
           <w:szCs w:val="28"/>
         </w:rPr>
-        <w:t>п</w:t>
+        <w:t>учёт и контроль, п</w:t>
       </w:r>
       <w:r>
         <w:rPr>
@@ -309,7 +328,16 @@
           <w:sz w:val="28"/>
           <w:szCs w:val="28"/>
         </w:rPr>
-        <w:t>онтроль соблюдения условий хранения (</w:t>
+        <w:t xml:space="preserve">онтроль соблюдения условий хранения </w:t>
+      </w:r>
+      <w:r>
+        <w:rPr>
+          <w:rFonts w:ascii="Times New Roman" w:hAnsi="Times New Roman" w:cs="Times New Roman"/>
+          <w:sz w:val="28"/>
+          <w:szCs w:val="28"/>
+        </w:rPr>
+        <w:lastRenderedPageBreak/>
+        <w:t>(</w:t>
       </w:r>
       <w:r>
         <w:rPr>
@@ -359,7 +387,6 @@
           <w:sz w:val="28"/>
           <w:szCs w:val="28"/>
         </w:rPr>
-        <w:lastRenderedPageBreak/>
         <w:t>работа с документацией, о</w:t>
       </w:r>
       <w:r>
@@ -828,6 +855,18 @@
     </w:p>
     <w:p>
       <w:pPr>
+        <w:spacing w:after="0" w:line="360" w:lineRule="auto"/>
+        <w:ind w:firstLine="709"/>
+        <w:jc w:val="both"/>
+        <w:rPr>
+          <w:rFonts w:ascii="Times New Roman" w:hAnsi="Times New Roman" w:cs="Times New Roman"/>
+          <w:sz w:val="28"/>
+          <w:szCs w:val="28"/>
+        </w:rPr>
+      </w:pPr>
+    </w:p>
+    <w:p>
+      <w:pPr>
         <w:pStyle w:val="a4"/>
         <w:numPr>
           <w:ilvl w:val="0"/>
@@ -849,6 +888,7 @@
           <w:sz w:val="28"/>
           <w:szCs w:val="28"/>
         </w:rPr>
+        <w:lastRenderedPageBreak/>
         <w:t>ф</w:t>
       </w:r>
       <w:r>
@@ -941,7 +981,6 @@
           <w:sz w:val="28"/>
           <w:szCs w:val="28"/>
         </w:rPr>
-        <w:lastRenderedPageBreak/>
         <w:t>ф</w:t>
       </w:r>
       <w:r>
@@ -1286,39 +1325,15 @@
           <w:sz w:val="28"/>
           <w:szCs w:val="28"/>
         </w:rPr>
-        <w:t>Централизованное управление данными.</w:t>
-      </w:r>
-      <w:r>
-        <w:rPr>
-          <w:rFonts w:ascii="Times New Roman" w:hAnsi="Times New Roman" w:cs="Times New Roman"/>
-          <w:sz w:val="28"/>
-          <w:szCs w:val="28"/>
-        </w:rPr>
-        <w:t xml:space="preserve"> </w:t>
-      </w:r>
-      <w:r>
-        <w:rPr>
-          <w:rFonts w:ascii="Times New Roman" w:hAnsi="Times New Roman" w:cs="Times New Roman"/>
-          <w:sz w:val="28"/>
-          <w:szCs w:val="28"/>
-        </w:rPr>
-        <w:t>Подразумевает создание единой реляционной базы данных, аккумулирующей всю информацию о товарных позициях.</w:t>
-      </w:r>
-      <w:r>
-        <w:rPr>
-          <w:rFonts w:ascii="Times New Roman" w:hAnsi="Times New Roman" w:cs="Times New Roman"/>
-          <w:sz w:val="28"/>
-          <w:szCs w:val="28"/>
-        </w:rPr>
-        <w:t xml:space="preserve"> </w:t>
-      </w:r>
-      <w:r>
-        <w:rPr>
-          <w:rFonts w:ascii="Times New Roman" w:hAnsi="Times New Roman" w:cs="Times New Roman"/>
-          <w:sz w:val="28"/>
-          <w:szCs w:val="28"/>
-        </w:rPr>
-        <w:t>Данный подход обеспечивает целостность, непротиворечивость и актуальность информации на всех участках работы.</w:t>
+        <w:t>Централизованное управление данными. Создание единой актуальной базы данных по всем товарам (наименование, цена, срок</w:t>
+      </w:r>
+      <w:r>
+        <w:rPr>
+          <w:rFonts w:ascii="Times New Roman" w:hAnsi="Times New Roman" w:cs="Times New Roman"/>
+          <w:sz w:val="28"/>
+          <w:szCs w:val="28"/>
+        </w:rPr>
+        <w:t xml:space="preserve"> годности, остаток, поставщик).</w:t>
       </w:r>
     </w:p>
     <w:p>
@@ -1343,41 +1358,7 @@
           <w:sz w:val="28"/>
           <w:szCs w:val="28"/>
         </w:rPr>
-        <w:t>Оптимизация процесса продаж.</w:t>
-      </w:r>
-      <w:r>
-        <w:rPr>
-          <w:rFonts w:ascii="Times New Roman" w:hAnsi="Times New Roman" w:cs="Times New Roman"/>
-          <w:b/>
-          <w:bCs/>
-          <w:sz w:val="28"/>
-          <w:szCs w:val="28"/>
-        </w:rPr>
-        <w:t xml:space="preserve"> </w:t>
-      </w:r>
-      <w:r>
-        <w:rPr>
-          <w:rFonts w:ascii="Times New Roman" w:hAnsi="Times New Roman" w:cs="Times New Roman"/>
-          <w:sz w:val="28"/>
-          <w:szCs w:val="28"/>
-        </w:rPr>
-        <w:t>Р</w:t>
-      </w:r>
-      <w:r>
-        <w:rPr>
-          <w:rFonts w:ascii="Times New Roman" w:hAnsi="Times New Roman" w:cs="Times New Roman"/>
-          <w:sz w:val="28"/>
-          <w:szCs w:val="28"/>
-        </w:rPr>
-        <w:t>еализация интуитивного графического интерфейса для оперативного обслуживания покупателей. Ключевые функции: мгновенный поиск товара по штрихкоду или названию с отображением актуальной цены и остатка, автоматический расчёт общей суммы чека, фиксация факта продажи с одновременным списанием проданного количества товара с остатка в базе данных</w:t>
-      </w:r>
-      <w:r>
-        <w:rPr>
-          <w:rFonts w:ascii="Times New Roman" w:hAnsi="Times New Roman" w:cs="Times New Roman"/>
-          <w:sz w:val="28"/>
-          <w:szCs w:val="28"/>
-        </w:rPr>
-        <w:t>.</w:t>
+        <w:t>Оптимизация процесса продаж. Мгновенный доступ к информации о товаре для консультации покупателя, автоматический расчёт стоимости, быстрое закрытие кассовой смены с формированием Z-отчёта.</w:t>
       </w:r>
     </w:p>
     <w:p>
@@ -1402,16 +1383,16 @@
           <w:sz w:val="28"/>
           <w:szCs w:val="28"/>
         </w:rPr>
-        <w:t xml:space="preserve">Автоматизация учётных процедур. Разработка механизмов для упрощения операций складского учёта. Функционал включает: внесение </w:t>
-      </w:r>
-      <w:r>
-        <w:rPr>
-          <w:rFonts w:ascii="Times New Roman" w:hAnsi="Times New Roman" w:cs="Times New Roman"/>
-          <w:sz w:val="28"/>
-          <w:szCs w:val="28"/>
-        </w:rPr>
         <w:lastRenderedPageBreak/>
-        <w:t>данных о новых партиях товара с привязкой к номенклатуре и поставщику, проведение инвентаризации остатков.</w:t>
+        <w:t xml:space="preserve">Автоматизация учётных процедур. Упрощение процессов приёмки товара, инвентаризации, контроля сроков годности (с формированием </w:t>
+      </w:r>
+      <w:r>
+        <w:rPr>
+          <w:rFonts w:ascii="Times New Roman" w:hAnsi="Times New Roman" w:cs="Times New Roman"/>
+          <w:sz w:val="28"/>
+          <w:szCs w:val="28"/>
+        </w:rPr>
+        <w:t>автоматических предупреждений).</w:t>
       </w:r>
     </w:p>
     <w:p>
@@ -1436,35 +1417,40 @@
           <w:sz w:val="28"/>
           <w:szCs w:val="28"/>
         </w:rPr>
-        <w:t>Базовый аналитический функционал</w:t>
-      </w:r>
-      <w:r>
-        <w:rPr>
-          <w:rFonts w:ascii="Times New Roman" w:hAnsi="Times New Roman" w:cs="Times New Roman"/>
-          <w:b/>
-          <w:bCs/>
-          <w:sz w:val="28"/>
-          <w:szCs w:val="28"/>
-        </w:rPr>
-        <w:t>.</w:t>
-      </w:r>
-      <w:r>
-        <w:rPr>
-          <w:rFonts w:ascii="Times New Roman" w:hAnsi="Times New Roman" w:cs="Times New Roman"/>
-          <w:b/>
-          <w:bCs/>
-          <w:sz w:val="28"/>
-          <w:szCs w:val="28"/>
-        </w:rPr>
-        <w:t xml:space="preserve"> </w:t>
-      </w:r>
-      <w:r>
-        <w:rPr>
-          <w:rFonts w:ascii="Times New Roman" w:hAnsi="Times New Roman" w:cs="Times New Roman"/>
-          <w:sz w:val="28"/>
-          <w:szCs w:val="28"/>
-        </w:rPr>
-        <w:t>Внедрение инструментов для первичного анализа операционных данных. Система предоставляет возможность просмотра истории продаж по конкретным позициям за выбранный временной интервал, а также формирования данных об объёме выручки за период. Визуализация ограничивается табличным представлением данных, достаточным для оценки текущей ситуации.</w:t>
+        <w:t>Аналитика и отчётность. Автоматическое формирование отчётов по продажам, оборачиваемости, рентабельности, движению товаров. Визуализация данных для п</w:t>
+      </w:r>
+      <w:r>
+        <w:rPr>
+          <w:rFonts w:ascii="Times New Roman" w:hAnsi="Times New Roman" w:cs="Times New Roman"/>
+          <w:sz w:val="28"/>
+          <w:szCs w:val="28"/>
+        </w:rPr>
+        <w:t>ринятия управленческих решений.</w:t>
+      </w:r>
+    </w:p>
+    <w:p>
+      <w:pPr>
+        <w:pStyle w:val="a4"/>
+        <w:numPr>
+          <w:ilvl w:val="0"/>
+          <w:numId w:val="12"/>
+        </w:numPr>
+        <w:spacing w:after="0" w:line="360" w:lineRule="auto"/>
+        <w:ind w:left="0" w:firstLine="709"/>
+        <w:jc w:val="both"/>
+        <w:rPr>
+          <w:rFonts w:ascii="Times New Roman" w:hAnsi="Times New Roman" w:cs="Times New Roman"/>
+          <w:sz w:val="28"/>
+          <w:szCs w:val="28"/>
+        </w:rPr>
+      </w:pPr>
+      <w:r>
+        <w:rPr>
+          <w:rFonts w:ascii="Times New Roman" w:hAnsi="Times New Roman" w:cs="Times New Roman"/>
+          <w:sz w:val="28"/>
+          <w:szCs w:val="28"/>
+        </w:rPr>
+        <w:t>Соблюдение законодательства. Встроенные механизмы для ведения журналов ПКУ, учёта рецептов, что минимизирует риски при проверках.</w:t>
       </w:r>
     </w:p>
     <w:p>
@@ -1486,6 +1472,7 @@
         </w:rPr>
         <w:t>Проведённый анализ демонстрирует высокую потребность в специализированном программном обеспечении для аптеки. Внедрение системы, включающей графический интерфейс, реляционную базу данных и модули для учёта, продаж и аналитики, позволит существенно снизить трудозатраты по всем ресурсам, минимизировать ошибки, повысить скорость обслуживания клиентов и обеспечить основу для эффективного управленческого контроля.</w:t>
       </w:r>
+      <w:bookmarkEnd w:id="0"/>
     </w:p>
     <w:sectPr>
       <w:pgSz w:w="11906" w:h="16838"/>
@@ -1498,7 +1485,7 @@
 </file>
 
 <file path=word/numbering.xml><?xml version="1.0" encoding="utf-8"?>
-<w:numbering xmlns:wpc="http://schemas.microsoft.com/office/word/2010/wordprocessingCanvas" xmlns:cx="http://schemas.microsoft.com/office/drawing/2014/chartex" xmlns:cx1="http://schemas.microsoft.com/office/drawing/2015/9/8/chartex" xmlns:cx2="http://schemas.microsoft.com/office/drawing/2015/10/21/chartex" xmlns:cx3="http://schemas.microsoft.com/office/drawing/2016/5/9/chartex" xmlns:cx4="http://schemas.microsoft.com/office/drawing/2016/5/10/chartex" xmlns:cx5="http://schemas.microsoft.com/office/drawing/2016/5/11/chartex" xmlns:cx6="http://schemas.microsoft.com/office/drawing/2016/5/12/chartex" xmlns:cx7="http://schemas.microsoft.com/office/drawing/2016/5/13/chartex" xmlns:cx8="http://schemas.microsoft.com/office/drawing/2016/5/14/chartex" xmlns:mc="http://schemas.openxmlformats.org/markup-compatibility/2006" xmlns:aink="http://schemas.microsoft.com/office/drawing/2016/ink" xmlns:am3d="http://schemas.microsoft.com/office/drawing/2017/model3d" xmlns:o="urn:schemas-microsoft-com:office:office" xmlns:oel="http://schemas.microsoft.com/office/2019/extlst" xmlns:r="http://schemas.openxmlformats.org/officeDocument/2006/relationships" xmlns:m="http://schemas.openxmlformats.org/officeDocument/2006/math" xmlns:v="urn:schemas-microsoft-com:vml" xmlns:wp14="http://schemas.microsoft.com/office/word/2010/wordprocessingDrawing" xmlns:wp="http://schemas.openxmlformats.org/drawingml/2006/wordprocessingDrawing" xmlns:w10="urn:schemas-microsoft-com:office:word" xmlns:w="http://schemas.openxmlformats.org/wordprocessingml/2006/main" xmlns:w14="http://schemas.microsoft.com/office/word/2010/wordml" xmlns:w15="http://schemas.microsoft.com/office/word/2012/wordml" xmlns:w16cex="http://schemas.microsoft.com/office/word/2018/wordml/cex" xmlns:w16cid="http://schemas.microsoft.com/office/word/2016/wordml/cid" xmlns:w16="http://schemas.microsoft.com/office/word/2018/wordml" xmlns:w16du="http://schemas.microsoft.com/office/word/2023/wordml/word16du" xmlns:w16sdtdh="http://schemas.microsoft.com/office/word/2020/wordml/sdtdatahash" xmlns:w16sdtfl="http://schemas.microsoft.com/office/word/2024/wordml/sdtformatlock" xmlns:w16se="http://schemas.microsoft.com/office/word/2015/wordml/symex" xmlns:wpg="http://schemas.microsoft.com/office/word/2010/wordprocessingGroup" xmlns:wpi="http://schemas.microsoft.com/office/word/2010/wordprocessingInk" xmlns:wne="http://schemas.microsoft.com/office/word/2006/wordml" xmlns:wps="http://schemas.microsoft.com/office/word/2010/wordprocessingShape" mc:Ignorable="w14 w15 w16se w16cid w16 w16cex w16sdtdh w16sdtfl w16du wp14">
+<w:numbering xmlns:wpc="http://schemas.microsoft.com/office/word/2010/wordprocessingCanvas" xmlns:cx="http://schemas.microsoft.com/office/drawing/2014/chartex" xmlns:cx1="http://schemas.microsoft.com/office/drawing/2015/9/8/chartex" xmlns:mc="http://schemas.openxmlformats.org/markup-compatibility/2006" xmlns:o="urn:schemas-microsoft-com:office:office" xmlns:r="http://schemas.openxmlformats.org/officeDocument/2006/relationships" xmlns:m="http://schemas.openxmlformats.org/officeDocument/2006/math" xmlns:v="urn:schemas-microsoft-com:vml" xmlns:wp14="http://schemas.microsoft.com/office/word/2010/wordprocessingDrawing" xmlns:wp="http://schemas.openxmlformats.org/drawingml/2006/wordprocessingDrawing" xmlns:w10="urn:schemas-microsoft-com:office:word" xmlns:w="http://schemas.openxmlformats.org/wordprocessingml/2006/main" xmlns:w14="http://schemas.microsoft.com/office/word/2010/wordml" xmlns:w15="http://schemas.microsoft.com/office/word/2012/wordml" xmlns:w16se="http://schemas.microsoft.com/office/word/2015/wordml/symex" xmlns:wpg="http://schemas.microsoft.com/office/word/2010/wordprocessingGroup" xmlns:wpi="http://schemas.microsoft.com/office/word/2010/wordprocessingInk" xmlns:wne="http://schemas.microsoft.com/office/word/2006/wordml" xmlns:wps="http://schemas.microsoft.com/office/word/2010/wordprocessingShape" mc:Ignorable="w14 w15 w16se wp14">
   <w:abstractNum w:abstractNumId="0" w15:restartNumberingAfterBreak="0">
     <w:nsid w:val="108741BC"/>
     <w:multiLevelType w:val="hybridMultilevel"/>
@@ -1907,7 +1894,7 @@
       <w:lvlText w:val=""/>
       <w:lvlJc w:val="left"/>
       <w:pPr>
-        <w:ind w:left="786" w:hanging="360"/>
+        <w:ind w:left="1429" w:hanging="360"/>
       </w:pPr>
       <w:rPr>
         <w:rFonts w:ascii="Symbol" w:hAnsi="Symbol" w:hint="default"/>
@@ -1919,7 +1906,7 @@
       <w:lvlText w:val="o"/>
       <w:lvlJc w:val="left"/>
       <w:pPr>
-        <w:ind w:left="1506" w:hanging="360"/>
+        <w:ind w:left="2149" w:hanging="360"/>
       </w:pPr>
       <w:rPr>
         <w:rFonts w:ascii="Courier New" w:hAnsi="Courier New" w:cs="Courier New" w:hint="default"/>
@@ -1931,7 +1918,7 @@
       <w:lvlText w:val=""/>
       <w:lvlJc w:val="left"/>
       <w:pPr>
-        <w:ind w:left="2226" w:hanging="360"/>
+        <w:ind w:left="2869" w:hanging="360"/>
       </w:pPr>
       <w:rPr>
         <w:rFonts w:ascii="Wingdings" w:hAnsi="Wingdings" w:hint="default"/>
@@ -1943,7 +1930,7 @@
       <w:lvlText w:val=""/>
       <w:lvlJc w:val="left"/>
       <w:pPr>
-        <w:ind w:left="2946" w:hanging="360"/>
+        <w:ind w:left="3589" w:hanging="360"/>
       </w:pPr>
       <w:rPr>
         <w:rFonts w:ascii="Symbol" w:hAnsi="Symbol" w:hint="default"/>
@@ -1955,7 +1942,7 @@
       <w:lvlText w:val="o"/>
       <w:lvlJc w:val="left"/>
       <w:pPr>
-        <w:ind w:left="3666" w:hanging="360"/>
+        <w:ind w:left="4309" w:hanging="360"/>
       </w:pPr>
       <w:rPr>
         <w:rFonts w:ascii="Courier New" w:hAnsi="Courier New" w:cs="Courier New" w:hint="default"/>
@@ -1967,7 +1954,7 @@
       <w:lvlText w:val=""/>
       <w:lvlJc w:val="left"/>
       <w:pPr>
-        <w:ind w:left="4386" w:hanging="360"/>
+        <w:ind w:left="5029" w:hanging="360"/>
       </w:pPr>
       <w:rPr>
         <w:rFonts w:ascii="Wingdings" w:hAnsi="Wingdings" w:hint="default"/>
@@ -1979,7 +1966,7 @@
       <w:lvlText w:val=""/>
       <w:lvlJc w:val="left"/>
       <w:pPr>
-        <w:ind w:left="5106" w:hanging="360"/>
+        <w:ind w:left="5749" w:hanging="360"/>
       </w:pPr>
       <w:rPr>
         <w:rFonts w:ascii="Symbol" w:hAnsi="Symbol" w:hint="default"/>
@@ -1991,7 +1978,7 @@
       <w:lvlText w:val="o"/>
       <w:lvlJc w:val="left"/>
       <w:pPr>
-        <w:ind w:left="5826" w:hanging="360"/>
+        <w:ind w:left="6469" w:hanging="360"/>
       </w:pPr>
       <w:rPr>
         <w:rFonts w:ascii="Courier New" w:hAnsi="Courier New" w:cs="Courier New" w:hint="default"/>
@@ -2003,7 +1990,7 @@
       <w:lvlText w:val=""/>
       <w:lvlJc w:val="left"/>
       <w:pPr>
-        <w:ind w:left="6546" w:hanging="360"/>
+        <w:ind w:left="7189" w:hanging="360"/>
       </w:pPr>
       <w:rPr>
         <w:rFonts w:ascii="Wingdings" w:hAnsi="Wingdings" w:hint="default"/>
@@ -2882,47 +2869,47 @@
       </w:rPr>
     </w:lvl>
   </w:abstractNum>
-  <w:num w:numId="1" w16cid:durableId="2023897927">
+  <w:num w:numId="1">
     <w:abstractNumId w:val="8"/>
   </w:num>
-  <w:num w:numId="2" w16cid:durableId="1894148539">
+  <w:num w:numId="2">
     <w:abstractNumId w:val="9"/>
   </w:num>
-  <w:num w:numId="3" w16cid:durableId="1136222817">
+  <w:num w:numId="3">
     <w:abstractNumId w:val="6"/>
   </w:num>
-  <w:num w:numId="4" w16cid:durableId="1993752467">
+  <w:num w:numId="4">
     <w:abstractNumId w:val="11"/>
   </w:num>
-  <w:num w:numId="5" w16cid:durableId="1958750531">
+  <w:num w:numId="5">
     <w:abstractNumId w:val="2"/>
   </w:num>
-  <w:num w:numId="6" w16cid:durableId="2081707303">
+  <w:num w:numId="6">
     <w:abstractNumId w:val="7"/>
   </w:num>
-  <w:num w:numId="7" w16cid:durableId="50689395">
+  <w:num w:numId="7">
     <w:abstractNumId w:val="4"/>
   </w:num>
-  <w:num w:numId="8" w16cid:durableId="1275671441">
+  <w:num w:numId="8">
     <w:abstractNumId w:val="5"/>
   </w:num>
-  <w:num w:numId="9" w16cid:durableId="1810441763">
+  <w:num w:numId="9">
     <w:abstractNumId w:val="10"/>
   </w:num>
-  <w:num w:numId="10" w16cid:durableId="1460764374">
+  <w:num w:numId="10">
     <w:abstractNumId w:val="0"/>
   </w:num>
-  <w:num w:numId="11" w16cid:durableId="263616532">
+  <w:num w:numId="11">
     <w:abstractNumId w:val="3"/>
   </w:num>
-  <w:num w:numId="12" w16cid:durableId="111902288">
+  <w:num w:numId="12">
     <w:abstractNumId w:val="1"/>
   </w:num>
 </w:numbering>
 </file>
 
 <file path=word/styles.xml><?xml version="1.0" encoding="utf-8"?>
-<w:styles xmlns:mc="http://schemas.openxmlformats.org/markup-compatibility/2006" xmlns:r="http://schemas.openxmlformats.org/officeDocument/2006/relationships" xmlns:w="http://schemas.openxmlformats.org/wordprocessingml/2006/main" xmlns:w14="http://schemas.microsoft.com/office/word/2010/wordml" xmlns:w15="http://schemas.microsoft.com/office/word/2012/wordml" xmlns:w16cex="http://schemas.microsoft.com/office/word/2018/wordml/cex" xmlns:w16cid="http://schemas.microsoft.com/office/word/2016/wordml/cid" xmlns:w16="http://schemas.microsoft.com/office/word/2018/wordml" xmlns:w16du="http://schemas.microsoft.com/office/word/2023/wordml/word16du" xmlns:w16sdtdh="http://schemas.microsoft.com/office/word/2020/wordml/sdtdatahash" xmlns:w16sdtfl="http://schemas.microsoft.com/office/word/2024/wordml/sdtformatlock" xmlns:w16se="http://schemas.microsoft.com/office/word/2015/wordml/symex" mc:Ignorable="w14 w15 w16se w16cid w16 w16cex w16sdtdh w16sdtfl w16du">
+<w:styles xmlns:mc="http://schemas.openxmlformats.org/markup-compatibility/2006" xmlns:r="http://schemas.openxmlformats.org/officeDocument/2006/relationships" xmlns:w="http://schemas.openxmlformats.org/wordprocessingml/2006/main" xmlns:w14="http://schemas.microsoft.com/office/word/2010/wordml" xmlns:w15="http://schemas.microsoft.com/office/word/2012/wordml" xmlns:w16se="http://schemas.microsoft.com/office/word/2015/wordml/symex" mc:Ignorable="w14 w15 w16se">
   <w:docDefaults>
     <w:rPrDefault>
       <w:rPr>
@@ -2938,7 +2925,7 @@
       </w:pPr>
     </w:pPrDefault>
   </w:docDefaults>
-  <w:latentStyles w:defLockedState="0" w:defUIPriority="99" w:defSemiHidden="0" w:defUnhideWhenUsed="0" w:defQFormat="0" w:count="376">
+  <w:latentStyles w:defLockedState="0" w:defUIPriority="99" w:defSemiHidden="0" w:defUnhideWhenUsed="0" w:defQFormat="0" w:count="371">
     <w:lsdException w:name="Normal" w:uiPriority="0" w:qFormat="1"/>
     <w:lsdException w:name="heading 1" w:uiPriority="9" w:qFormat="1"/>
     <w:lsdException w:name="heading 2" w:semiHidden="1" w:uiPriority="9" w:unhideWhenUsed="1" w:qFormat="1"/>
@@ -3310,11 +3297,6 @@
     <w:lsdException w:name="List Table 5 Dark Accent 6" w:uiPriority="50"/>
     <w:lsdException w:name="List Table 6 Colorful Accent 6" w:uiPriority="51"/>
     <w:lsdException w:name="List Table 7 Colorful Accent 6" w:uiPriority="52"/>
-    <w:lsdException w:name="Mention" w:semiHidden="1" w:unhideWhenUsed="1"/>
-    <w:lsdException w:name="Smart Hyperlink" w:semiHidden="1" w:unhideWhenUsed="1"/>
-    <w:lsdException w:name="Hashtag" w:semiHidden="1" w:unhideWhenUsed="1"/>
-    <w:lsdException w:name="Unresolved Mention" w:semiHidden="1" w:unhideWhenUsed="1"/>
-    <w:lsdException w:name="Smart Link" w:semiHidden="1" w:unhideWhenUsed="1"/>
   </w:latentStyles>
   <w:style w:type="paragraph" w:default="1" w:styleId="a">
     <w:name w:val="Normal"/>

--- a/АПТЕКА ДОКУМЕНТ.docx
+++ b/АПТЕКА ДОКУМЕНТ.docx
@@ -14,7 +14,6 @@
           <w:szCs w:val="28"/>
         </w:rPr>
       </w:pPr>
-      <w:bookmarkStart w:id="0" w:name="_GoBack"/>
       <w:r>
         <w:rPr>
           <w:rFonts w:ascii="Times New Roman" w:hAnsi="Times New Roman" w:cs="Times New Roman"/>
@@ -72,16 +71,7 @@
           <w:sz w:val="28"/>
           <w:szCs w:val="28"/>
         </w:rPr>
-        <w:t>1</w:t>
-      </w:r>
-      <w:r>
-        <w:rPr>
-          <w:rFonts w:ascii="Times New Roman" w:hAnsi="Times New Roman" w:cs="Times New Roman"/>
-          <w:b/>
-          <w:sz w:val="28"/>
-          <w:szCs w:val="28"/>
-        </w:rPr>
-        <w:t xml:space="preserve"> Описание предметной области</w:t>
+        <w:t>1 Описание предметной области</w:t>
       </w:r>
     </w:p>
     <w:p>
@@ -101,9 +91,16 @@
           <w:sz w:val="28"/>
           <w:szCs w:val="28"/>
         </w:rPr>
-        <w:t xml:space="preserve">Аптека является специализированным предприятием розничной торговли, осуществляющим реализацию лекарственных средств (ЛС), изделий медицинского назначения, </w:t>
-      </w:r>
-      <w:proofErr w:type="spellStart"/>
+        <w:t>Аптека является специализированным предприятием розничной торговли, осуществляющим реализацию лекарственных средств (ЛС),</w:t>
+      </w:r>
+      <w:r>
+        <w:rPr>
+          <w:rFonts w:ascii="Times New Roman" w:hAnsi="Times New Roman" w:cs="Times New Roman"/>
+          <w:sz w:val="28"/>
+          <w:szCs w:val="28"/>
+        </w:rPr>
+        <w:t xml:space="preserve"> </w:t>
+      </w:r>
       <w:r>
         <w:rPr>
           <w:rFonts w:ascii="Times New Roman" w:hAnsi="Times New Roman" w:cs="Times New Roman"/>
@@ -112,7 +109,14 @@
         </w:rPr>
         <w:t>парафармацевтической</w:t>
       </w:r>
-      <w:proofErr w:type="spellEnd"/>
+      <w:r>
+        <w:rPr>
+          <w:rFonts w:ascii="Times New Roman" w:hAnsi="Times New Roman" w:cs="Times New Roman"/>
+          <w:sz w:val="28"/>
+          <w:szCs w:val="28"/>
+        </w:rPr>
+        <w:t xml:space="preserve"> (лекарства и медицинские изделия)</w:t>
+      </w:r>
       <w:r>
         <w:rPr>
           <w:rFonts w:ascii="Times New Roman" w:hAnsi="Times New Roman" w:cs="Times New Roman"/>
@@ -149,16 +153,7 @@
           <w:sz w:val="28"/>
           <w:szCs w:val="28"/>
         </w:rPr>
-        <w:t>2</w:t>
-      </w:r>
-      <w:r>
-        <w:rPr>
-          <w:rFonts w:ascii="Times New Roman" w:hAnsi="Times New Roman" w:cs="Times New Roman"/>
-          <w:b/>
-          <w:sz w:val="28"/>
-          <w:szCs w:val="28"/>
-        </w:rPr>
-        <w:t xml:space="preserve"> Решаемые задачи и их исполнители</w:t>
+        <w:t>2 Решаемые задачи и их исполнители</w:t>
       </w:r>
     </w:p>
     <w:p>
@@ -246,7 +241,7 @@
           <w:sz w:val="28"/>
           <w:szCs w:val="28"/>
         </w:rPr>
-        <w:t>консультация и отпуск товаров, к</w:t>
+        <w:t>к</w:t>
       </w:r>
       <w:r>
         <w:rPr>
@@ -288,7 +283,7 @@
           <w:sz w:val="28"/>
           <w:szCs w:val="28"/>
         </w:rPr>
-        <w:t>учёт и контроль, п</w:t>
+        <w:t>п</w:t>
       </w:r>
       <w:r>
         <w:rPr>
@@ -328,16 +323,7 @@
           <w:sz w:val="28"/>
           <w:szCs w:val="28"/>
         </w:rPr>
-        <w:t xml:space="preserve">онтроль соблюдения условий хранения </w:t>
-      </w:r>
-      <w:r>
-        <w:rPr>
-          <w:rFonts w:ascii="Times New Roman" w:hAnsi="Times New Roman" w:cs="Times New Roman"/>
-          <w:sz w:val="28"/>
-          <w:szCs w:val="28"/>
-        </w:rPr>
-        <w:lastRenderedPageBreak/>
-        <w:t>(</w:t>
+        <w:t>онтроль соблюдения условий хранения (</w:t>
       </w:r>
       <w:r>
         <w:rPr>
@@ -387,6 +373,7 @@
           <w:sz w:val="28"/>
           <w:szCs w:val="28"/>
         </w:rPr>
+        <w:lastRenderedPageBreak/>
         <w:t>работа с документацией, о</w:t>
       </w:r>
       <w:r>
@@ -397,41 +384,21 @@
         </w:rPr>
         <w:t xml:space="preserve">формление и учёт рецептов, ведение журналов </w:t>
       </w:r>
-      <w:proofErr w:type="spellStart"/>
-      <w:r>
-        <w:rPr>
-          <w:rFonts w:ascii="Times New Roman" w:hAnsi="Times New Roman" w:cs="Times New Roman"/>
-          <w:sz w:val="28"/>
-          <w:szCs w:val="28"/>
-        </w:rPr>
-        <w:t>subject-to-quantitative</w:t>
-      </w:r>
-      <w:proofErr w:type="spellEnd"/>
-      <w:r>
-        <w:rPr>
-          <w:rFonts w:ascii="Times New Roman" w:hAnsi="Times New Roman" w:cs="Times New Roman"/>
-          <w:sz w:val="28"/>
-          <w:szCs w:val="28"/>
-        </w:rPr>
-        <w:t xml:space="preserve"> </w:t>
-      </w:r>
-      <w:proofErr w:type="spellStart"/>
-      <w:r>
-        <w:rPr>
-          <w:rFonts w:ascii="Times New Roman" w:hAnsi="Times New Roman" w:cs="Times New Roman"/>
-          <w:sz w:val="28"/>
-          <w:szCs w:val="28"/>
-        </w:rPr>
-        <w:t>accounting</w:t>
-      </w:r>
-      <w:proofErr w:type="spellEnd"/>
-      <w:r>
-        <w:rPr>
-          <w:rFonts w:ascii="Times New Roman" w:hAnsi="Times New Roman" w:cs="Times New Roman"/>
-          <w:sz w:val="28"/>
-          <w:szCs w:val="28"/>
-        </w:rPr>
-        <w:t xml:space="preserve"> (ПКУ), оформление актов </w:t>
+      <w:r>
+        <w:rPr>
+          <w:rFonts w:ascii="Times New Roman" w:hAnsi="Times New Roman" w:cs="Times New Roman"/>
+          <w:sz w:val="28"/>
+          <w:szCs w:val="28"/>
+        </w:rPr>
+        <w:t xml:space="preserve">предметно-количественный учёт </w:t>
+      </w:r>
+      <w:r>
+        <w:rPr>
+          <w:rFonts w:ascii="Times New Roman" w:hAnsi="Times New Roman" w:cs="Times New Roman"/>
+          <w:sz w:val="28"/>
+          <w:szCs w:val="28"/>
+        </w:rPr>
+        <w:t xml:space="preserve">(ПКУ), оформление актов </w:t>
       </w:r>
       <w:r>
         <w:rPr>
@@ -670,6 +637,863 @@
     </w:p>
     <w:p>
       <w:pPr>
+        <w:pStyle w:val="a4"/>
+        <w:spacing w:after="0" w:line="360" w:lineRule="auto"/>
+        <w:ind w:left="709"/>
+        <w:contextualSpacing w:val="0"/>
+        <w:jc w:val="both"/>
+        <w:rPr>
+          <w:rFonts w:ascii="Times New Roman" w:hAnsi="Times New Roman" w:cs="Times New Roman"/>
+          <w:sz w:val="28"/>
+          <w:szCs w:val="28"/>
+        </w:rPr>
+      </w:pPr>
+      <w:r>
+        <w:rPr>
+          <w:rFonts w:ascii="Times New Roman" w:hAnsi="Times New Roman" w:cs="Times New Roman"/>
+          <w:sz w:val="28"/>
+          <w:szCs w:val="28"/>
+        </w:rPr>
+        <w:t>Ключевые документы</w:t>
+      </w:r>
+      <w:r>
+        <w:rPr>
+          <w:rFonts w:ascii="Times New Roman" w:hAnsi="Times New Roman" w:cs="Times New Roman"/>
+          <w:sz w:val="28"/>
+          <w:szCs w:val="28"/>
+        </w:rPr>
+        <w:t>,</w:t>
+      </w:r>
+      <w:r>
+        <w:rPr>
+          <w:rFonts w:ascii="Times New Roman" w:hAnsi="Times New Roman" w:cs="Times New Roman"/>
+          <w:sz w:val="28"/>
+          <w:szCs w:val="28"/>
+        </w:rPr>
+        <w:t xml:space="preserve"> используемые в аптеке:</w:t>
+      </w:r>
+    </w:p>
+    <w:p>
+      <w:pPr>
+        <w:pStyle w:val="a4"/>
+        <w:spacing w:after="0" w:line="360" w:lineRule="auto"/>
+        <w:ind w:left="0" w:firstLine="709"/>
+        <w:contextualSpacing w:val="0"/>
+        <w:jc w:val="both"/>
+        <w:rPr>
+          <w:rFonts w:ascii="Times New Roman" w:hAnsi="Times New Roman" w:cs="Times New Roman"/>
+          <w:sz w:val="28"/>
+          <w:szCs w:val="28"/>
+          <w:lang w:val="en-US"/>
+        </w:rPr>
+      </w:pPr>
+      <w:r>
+        <w:rPr>
+          <w:rFonts w:ascii="Times New Roman" w:hAnsi="Times New Roman" w:cs="Times New Roman"/>
+          <w:sz w:val="28"/>
+          <w:szCs w:val="28"/>
+        </w:rPr>
+        <w:t>1</w:t>
+      </w:r>
+      <w:r>
+        <w:rPr>
+          <w:rFonts w:ascii="Times New Roman" w:hAnsi="Times New Roman" w:cs="Times New Roman"/>
+          <w:sz w:val="28"/>
+          <w:szCs w:val="28"/>
+        </w:rPr>
+        <w:t xml:space="preserve">. Рецепт </w:t>
+      </w:r>
+      <w:r>
+        <w:rPr>
+          <w:rFonts w:ascii="Arial" w:hAnsi="Arial" w:cs="Arial"/>
+          <w:color w:val="001D35"/>
+          <w:shd w:val="clear" w:color="auto" w:fill="FFFFFF"/>
+        </w:rPr>
+        <w:t>–</w:t>
+      </w:r>
+      <w:r>
+        <w:rPr>
+          <w:rFonts w:ascii="Times New Roman" w:hAnsi="Times New Roman" w:cs="Times New Roman"/>
+          <w:sz w:val="28"/>
+          <w:szCs w:val="28"/>
+        </w:rPr>
+        <w:t xml:space="preserve"> документ, выписываемый медицинским работником, служащий основанием для отпуска лекарственного препарата. </w:t>
+      </w:r>
+      <w:r>
+        <w:rPr>
+          <w:rFonts w:ascii="Times New Roman" w:hAnsi="Times New Roman" w:cs="Times New Roman"/>
+          <w:sz w:val="28"/>
+          <w:szCs w:val="28"/>
+        </w:rPr>
+        <w:t>Документ рецепта представлен на рисунке 1</w:t>
+      </w:r>
+      <w:r>
+        <w:rPr>
+          <w:rFonts w:ascii="Times New Roman" w:hAnsi="Times New Roman" w:cs="Times New Roman"/>
+          <w:sz w:val="28"/>
+          <w:szCs w:val="28"/>
+          <w:lang w:val="en-US"/>
+        </w:rPr>
+        <w:t>:</w:t>
+      </w:r>
+    </w:p>
+    <w:p>
+      <w:pPr>
+        <w:pStyle w:val="a4"/>
+        <w:spacing w:after="0" w:line="360" w:lineRule="auto"/>
+        <w:ind w:left="709"/>
+        <w:contextualSpacing w:val="0"/>
+        <w:jc w:val="both"/>
+        <w:rPr>
+          <w:rFonts w:ascii="Times New Roman" w:hAnsi="Times New Roman" w:cs="Times New Roman"/>
+          <w:sz w:val="28"/>
+          <w:szCs w:val="28"/>
+        </w:rPr>
+      </w:pPr>
+      <w:r>
+        <w:rPr>
+          <w:noProof/>
+          <w:lang w:val="en-US"/>
+        </w:rPr>
+        <w:lastRenderedPageBreak/>
+        <w:drawing>
+          <wp:inline distT="0" distB="0" distL="0" distR="0" wp14:anchorId="47F9B335" wp14:editId="32372D13">
+            <wp:extent cx="3072691" cy="3800723"/>
+            <wp:effectExtent l="0" t="0" r="0" b="0"/>
+            <wp:docPr id="1" name="Рисунок 1" descr="Picture background"/>
+            <wp:cNvGraphicFramePr>
+              <a:graphicFrameLocks xmlns:a="http://schemas.openxmlformats.org/drawingml/2006/main" noChangeAspect="1"/>
+            </wp:cNvGraphicFramePr>
+            <a:graphic xmlns:a="http://schemas.openxmlformats.org/drawingml/2006/main">
+              <a:graphicData uri="http://schemas.openxmlformats.org/drawingml/2006/picture">
+                <pic:pic xmlns:pic="http://schemas.openxmlformats.org/drawingml/2006/picture">
+                  <pic:nvPicPr>
+                    <pic:cNvPr id="0" name="Picture 1" descr="Picture background"/>
+                    <pic:cNvPicPr>
+                      <a:picLocks noChangeAspect="1" noChangeArrowheads="1"/>
+                    </pic:cNvPicPr>
+                  </pic:nvPicPr>
+                  <pic:blipFill>
+                    <a:blip r:embed="rId5">
+                      <a:extLst>
+                        <a:ext uri="{28A0092B-C50C-407E-A947-70E740481C1C}">
+                          <a14:useLocalDpi xmlns:a14="http://schemas.microsoft.com/office/drawing/2010/main" val="0"/>
+                        </a:ext>
+                      </a:extLst>
+                    </a:blip>
+                    <a:srcRect/>
+                    <a:stretch>
+                      <a:fillRect/>
+                    </a:stretch>
+                  </pic:blipFill>
+                  <pic:spPr bwMode="auto">
+                    <a:xfrm>
+                      <a:off x="0" y="0"/>
+                      <a:ext cx="3072691" cy="3800723"/>
+                    </a:xfrm>
+                    <a:prstGeom prst="rect">
+                      <a:avLst/>
+                    </a:prstGeom>
+                    <a:noFill/>
+                    <a:ln>
+                      <a:noFill/>
+                    </a:ln>
+                  </pic:spPr>
+                </pic:pic>
+              </a:graphicData>
+            </a:graphic>
+          </wp:inline>
+        </w:drawing>
+      </w:r>
+    </w:p>
+    <w:p>
+      <w:pPr>
+        <w:pStyle w:val="a4"/>
+        <w:spacing w:after="0" w:line="360" w:lineRule="auto"/>
+        <w:ind w:left="709"/>
+        <w:contextualSpacing w:val="0"/>
+        <w:jc w:val="both"/>
+        <w:rPr>
+          <w:rFonts w:ascii="Times New Roman" w:hAnsi="Times New Roman" w:cs="Times New Roman"/>
+          <w:sz w:val="28"/>
+          <w:szCs w:val="28"/>
+        </w:rPr>
+      </w:pPr>
+      <w:r>
+        <w:rPr>
+          <w:rFonts w:ascii="Times New Roman" w:hAnsi="Times New Roman" w:cs="Times New Roman"/>
+          <w:sz w:val="28"/>
+          <w:szCs w:val="28"/>
+        </w:rPr>
+        <w:t xml:space="preserve">Рисунок 1 </w:t>
+      </w:r>
+      <w:r>
+        <w:rPr>
+          <w:rFonts w:ascii="Times New Roman" w:hAnsi="Times New Roman" w:cs="Times New Roman"/>
+          <w:sz w:val="28"/>
+          <w:szCs w:val="28"/>
+        </w:rPr>
+        <w:t>–</w:t>
+      </w:r>
+      <w:r>
+        <w:rPr>
+          <w:rFonts w:ascii="Times New Roman" w:hAnsi="Times New Roman" w:cs="Times New Roman"/>
+          <w:sz w:val="28"/>
+          <w:szCs w:val="28"/>
+        </w:rPr>
+        <w:t xml:space="preserve"> Документ рецепта</w:t>
+      </w:r>
+      <w:r>
+        <w:rPr>
+          <w:rFonts w:ascii="Times New Roman" w:hAnsi="Times New Roman" w:cs="Times New Roman"/>
+          <w:sz w:val="28"/>
+          <w:szCs w:val="28"/>
+        </w:rPr>
+        <w:t>.</w:t>
+      </w:r>
+    </w:p>
+    <w:p>
+      <w:pPr>
+        <w:pStyle w:val="a4"/>
+        <w:spacing w:after="0" w:line="360" w:lineRule="auto"/>
+        <w:ind w:left="0" w:firstLine="709"/>
+        <w:contextualSpacing w:val="0"/>
+        <w:jc w:val="both"/>
+        <w:rPr>
+          <w:rFonts w:ascii="Times New Roman" w:hAnsi="Times New Roman" w:cs="Times New Roman"/>
+          <w:sz w:val="28"/>
+          <w:szCs w:val="28"/>
+        </w:rPr>
+      </w:pPr>
+      <w:r>
+        <w:rPr>
+          <w:rFonts w:ascii="Times New Roman" w:hAnsi="Times New Roman" w:cs="Times New Roman"/>
+          <w:sz w:val="28"/>
+          <w:szCs w:val="28"/>
+        </w:rPr>
+        <w:t>2. Чек – фискальный документ, подтверждающий факт покупки и её оплаты.</w:t>
+      </w:r>
+      <w:r>
+        <w:rPr>
+          <w:rFonts w:ascii="Times New Roman" w:hAnsi="Times New Roman" w:cs="Times New Roman"/>
+          <w:sz w:val="28"/>
+          <w:szCs w:val="28"/>
+        </w:rPr>
+        <w:t xml:space="preserve"> Пример чека представлен на рисунке 2:</w:t>
+      </w:r>
+    </w:p>
+    <w:p>
+      <w:pPr>
+        <w:pStyle w:val="a4"/>
+        <w:spacing w:after="0" w:line="360" w:lineRule="auto"/>
+        <w:ind w:left="709"/>
+        <w:contextualSpacing w:val="0"/>
+        <w:jc w:val="both"/>
+        <w:rPr>
+          <w:rFonts w:ascii="Times New Roman" w:hAnsi="Times New Roman" w:cs="Times New Roman"/>
+          <w:sz w:val="28"/>
+          <w:szCs w:val="28"/>
+        </w:rPr>
+      </w:pPr>
+      <w:r>
+        <w:rPr>
+          <w:rFonts w:ascii="Times New Roman" w:hAnsi="Times New Roman" w:cs="Times New Roman"/>
+          <w:noProof/>
+          <w:sz w:val="28"/>
+          <w:szCs w:val="28"/>
+          <w:lang w:val="en-US"/>
+        </w:rPr>
+        <w:drawing>
+          <wp:inline distT="0" distB="0" distL="0" distR="0" wp14:anchorId="45147F55" wp14:editId="1A03D6FD">
+            <wp:extent cx="2154804" cy="4057550"/>
+            <wp:effectExtent l="0" t="0" r="0" b="635"/>
+            <wp:docPr id="2" name="Рисунок 2"/>
+            <wp:cNvGraphicFramePr>
+              <a:graphicFrameLocks xmlns:a="http://schemas.openxmlformats.org/drawingml/2006/main" noChangeAspect="1"/>
+            </wp:cNvGraphicFramePr>
+            <a:graphic xmlns:a="http://schemas.openxmlformats.org/drawingml/2006/main">
+              <a:graphicData uri="http://schemas.openxmlformats.org/drawingml/2006/picture">
+                <pic:pic xmlns:pic="http://schemas.openxmlformats.org/drawingml/2006/picture">
+                  <pic:nvPicPr>
+                    <pic:cNvPr id="1" name=""/>
+                    <pic:cNvPicPr/>
+                  </pic:nvPicPr>
+                  <pic:blipFill>
+                    <a:blip r:embed="rId6"/>
+                    <a:stretch>
+                      <a:fillRect/>
+                    </a:stretch>
+                  </pic:blipFill>
+                  <pic:spPr>
+                    <a:xfrm>
+                      <a:off x="0" y="0"/>
+                      <a:ext cx="2236366" cy="4211133"/>
+                    </a:xfrm>
+                    <a:prstGeom prst="rect">
+                      <a:avLst/>
+                    </a:prstGeom>
+                  </pic:spPr>
+                </pic:pic>
+              </a:graphicData>
+            </a:graphic>
+          </wp:inline>
+        </w:drawing>
+      </w:r>
+    </w:p>
+    <w:p>
+      <w:pPr>
+        <w:pStyle w:val="a4"/>
+        <w:spacing w:after="0" w:line="360" w:lineRule="auto"/>
+        <w:ind w:left="709"/>
+        <w:contextualSpacing w:val="0"/>
+        <w:jc w:val="both"/>
+        <w:rPr>
+          <w:rFonts w:ascii="Times New Roman" w:hAnsi="Times New Roman" w:cs="Times New Roman"/>
+          <w:sz w:val="28"/>
+          <w:szCs w:val="28"/>
+        </w:rPr>
+      </w:pPr>
+      <w:r>
+        <w:rPr>
+          <w:rFonts w:ascii="Times New Roman" w:hAnsi="Times New Roman" w:cs="Times New Roman"/>
+          <w:sz w:val="28"/>
+          <w:szCs w:val="28"/>
+        </w:rPr>
+        <w:t xml:space="preserve">Рисунок 2 </w:t>
+      </w:r>
+      <w:r>
+        <w:rPr>
+          <w:rFonts w:ascii="Times New Roman" w:hAnsi="Times New Roman" w:cs="Times New Roman"/>
+          <w:sz w:val="28"/>
+          <w:szCs w:val="28"/>
+        </w:rPr>
+        <w:t>–</w:t>
+      </w:r>
+      <w:r>
+        <w:rPr>
+          <w:rFonts w:ascii="Times New Roman" w:hAnsi="Times New Roman" w:cs="Times New Roman"/>
+          <w:sz w:val="28"/>
+          <w:szCs w:val="28"/>
+        </w:rPr>
+        <w:t xml:space="preserve"> Пример кассового чека</w:t>
+      </w:r>
+      <w:r>
+        <w:rPr>
+          <w:rFonts w:ascii="Times New Roman" w:hAnsi="Times New Roman" w:cs="Times New Roman"/>
+          <w:sz w:val="28"/>
+          <w:szCs w:val="28"/>
+        </w:rPr>
+        <w:t>.</w:t>
+      </w:r>
+    </w:p>
+    <w:p>
+      <w:pPr>
+        <w:pStyle w:val="a4"/>
+        <w:spacing w:after="0" w:line="360" w:lineRule="auto"/>
+        <w:ind w:left="0" w:firstLine="709"/>
+        <w:contextualSpacing w:val="0"/>
+        <w:jc w:val="both"/>
+        <w:rPr>
+          <w:rFonts w:ascii="Times New Roman" w:hAnsi="Times New Roman" w:cs="Times New Roman"/>
+          <w:sz w:val="28"/>
+          <w:szCs w:val="28"/>
+        </w:rPr>
+      </w:pPr>
+      <w:r>
+        <w:rPr>
+          <w:rFonts w:ascii="Times New Roman" w:hAnsi="Times New Roman" w:cs="Times New Roman"/>
+          <w:sz w:val="28"/>
+          <w:szCs w:val="28"/>
+        </w:rPr>
+        <w:lastRenderedPageBreak/>
+        <w:t>3</w:t>
+      </w:r>
+      <w:r>
+        <w:rPr>
+          <w:rFonts w:ascii="Times New Roman" w:hAnsi="Times New Roman" w:cs="Times New Roman"/>
+          <w:sz w:val="28"/>
+          <w:szCs w:val="28"/>
+        </w:rPr>
+        <w:t>. Накладная – документ, сопровождающий движение товарно-материальных ценностей.</w:t>
+      </w:r>
+      <w:r>
+        <w:rPr>
+          <w:rFonts w:ascii="Times New Roman" w:hAnsi="Times New Roman" w:cs="Times New Roman"/>
+          <w:sz w:val="28"/>
+          <w:szCs w:val="28"/>
+        </w:rPr>
+        <w:t xml:space="preserve"> Документ накладной представлен на рисунке 3:</w:t>
+      </w:r>
+    </w:p>
+    <w:p>
+      <w:pPr>
+        <w:pStyle w:val="a4"/>
+        <w:spacing w:after="0" w:line="360" w:lineRule="auto"/>
+        <w:ind w:left="709"/>
+        <w:contextualSpacing w:val="0"/>
+        <w:jc w:val="both"/>
+        <w:rPr>
+          <w:rFonts w:ascii="Times New Roman" w:hAnsi="Times New Roman" w:cs="Times New Roman"/>
+          <w:sz w:val="28"/>
+          <w:szCs w:val="28"/>
+        </w:rPr>
+      </w:pPr>
+      <w:r>
+        <w:rPr>
+          <w:noProof/>
+          <w:lang w:val="en-US"/>
+        </w:rPr>
+        <w:drawing>
+          <wp:inline distT="0" distB="0" distL="0" distR="0" wp14:anchorId="6AC41BFF" wp14:editId="2E1D546D">
+            <wp:extent cx="3196425" cy="4133818"/>
+            <wp:effectExtent l="0" t="0" r="4445" b="635"/>
+            <wp:docPr id="3" name="Рисунок 3" descr="Picture background"/>
+            <wp:cNvGraphicFramePr>
+              <a:graphicFrameLocks xmlns:a="http://schemas.openxmlformats.org/drawingml/2006/main" noChangeAspect="1"/>
+            </wp:cNvGraphicFramePr>
+            <a:graphic xmlns:a="http://schemas.openxmlformats.org/drawingml/2006/main">
+              <a:graphicData uri="http://schemas.openxmlformats.org/drawingml/2006/picture">
+                <pic:pic xmlns:pic="http://schemas.openxmlformats.org/drawingml/2006/picture">
+                  <pic:nvPicPr>
+                    <pic:cNvPr id="0" name="Picture 3" descr="Picture background"/>
+                    <pic:cNvPicPr>
+                      <a:picLocks noChangeAspect="1" noChangeArrowheads="1"/>
+                    </pic:cNvPicPr>
+                  </pic:nvPicPr>
+                  <pic:blipFill>
+                    <a:blip r:embed="rId7">
+                      <a:extLst>
+                        <a:ext uri="{28A0092B-C50C-407E-A947-70E740481C1C}">
+                          <a14:useLocalDpi xmlns:a14="http://schemas.microsoft.com/office/drawing/2010/main" val="0"/>
+                        </a:ext>
+                      </a:extLst>
+                    </a:blip>
+                    <a:srcRect/>
+                    <a:stretch>
+                      <a:fillRect/>
+                    </a:stretch>
+                  </pic:blipFill>
+                  <pic:spPr bwMode="auto">
+                    <a:xfrm>
+                      <a:off x="0" y="0"/>
+                      <a:ext cx="3218078" cy="4161821"/>
+                    </a:xfrm>
+                    <a:prstGeom prst="rect">
+                      <a:avLst/>
+                    </a:prstGeom>
+                    <a:noFill/>
+                    <a:ln>
+                      <a:noFill/>
+                    </a:ln>
+                  </pic:spPr>
+                </pic:pic>
+              </a:graphicData>
+            </a:graphic>
+          </wp:inline>
+        </w:drawing>
+      </w:r>
+    </w:p>
+    <w:p>
+      <w:pPr>
+        <w:pStyle w:val="a4"/>
+        <w:spacing w:after="0" w:line="360" w:lineRule="auto"/>
+        <w:ind w:left="709"/>
+        <w:contextualSpacing w:val="0"/>
+        <w:jc w:val="both"/>
+        <w:rPr>
+          <w:rFonts w:ascii="Times New Roman" w:hAnsi="Times New Roman" w:cs="Times New Roman"/>
+          <w:sz w:val="28"/>
+          <w:szCs w:val="28"/>
+        </w:rPr>
+      </w:pPr>
+      <w:r>
+        <w:rPr>
+          <w:rFonts w:ascii="Times New Roman" w:hAnsi="Times New Roman" w:cs="Times New Roman"/>
+          <w:sz w:val="28"/>
+          <w:szCs w:val="28"/>
+        </w:rPr>
+        <w:t xml:space="preserve">Рисунок 3 </w:t>
+      </w:r>
+      <w:r>
+        <w:rPr>
+          <w:rFonts w:ascii="Times New Roman" w:hAnsi="Times New Roman" w:cs="Times New Roman"/>
+          <w:sz w:val="28"/>
+          <w:szCs w:val="28"/>
+        </w:rPr>
+        <w:t>–</w:t>
+      </w:r>
+      <w:r>
+        <w:rPr>
+          <w:rFonts w:ascii="Times New Roman" w:hAnsi="Times New Roman" w:cs="Times New Roman"/>
+          <w:sz w:val="28"/>
+          <w:szCs w:val="28"/>
+        </w:rPr>
+        <w:t xml:space="preserve"> Документ накладной</w:t>
+      </w:r>
+      <w:r>
+        <w:rPr>
+          <w:rFonts w:ascii="Times New Roman" w:hAnsi="Times New Roman" w:cs="Times New Roman"/>
+          <w:sz w:val="28"/>
+          <w:szCs w:val="28"/>
+        </w:rPr>
+        <w:t>.</w:t>
+      </w:r>
+    </w:p>
+    <w:p>
+      <w:pPr>
+        <w:pStyle w:val="a4"/>
+        <w:spacing w:after="0" w:line="360" w:lineRule="auto"/>
+        <w:ind w:left="0" w:firstLine="709"/>
+        <w:contextualSpacing w:val="0"/>
+        <w:jc w:val="both"/>
+        <w:rPr>
+          <w:rFonts w:ascii="Times New Roman" w:hAnsi="Times New Roman" w:cs="Times New Roman"/>
+          <w:sz w:val="28"/>
+          <w:szCs w:val="28"/>
+        </w:rPr>
+      </w:pPr>
+      <w:r>
+        <w:rPr>
+          <w:rFonts w:ascii="Times New Roman" w:hAnsi="Times New Roman" w:cs="Times New Roman"/>
+          <w:sz w:val="28"/>
+          <w:szCs w:val="28"/>
+        </w:rPr>
+        <w:t xml:space="preserve">4. </w:t>
+      </w:r>
+      <w:r>
+        <w:rPr>
+          <w:rFonts w:ascii="Times New Roman" w:hAnsi="Times New Roman" w:cs="Times New Roman"/>
+          <w:sz w:val="28"/>
+          <w:szCs w:val="28"/>
+        </w:rPr>
+        <w:t>Акт инвентаризации</w:t>
+      </w:r>
+      <w:r>
+        <w:rPr>
+          <w:rFonts w:ascii="Times New Roman" w:hAnsi="Times New Roman" w:cs="Times New Roman"/>
+          <w:sz w:val="28"/>
+          <w:szCs w:val="28"/>
+        </w:rPr>
+        <w:t xml:space="preserve"> </w:t>
+      </w:r>
+      <w:r>
+        <w:rPr>
+          <w:rFonts w:ascii="Times New Roman" w:hAnsi="Times New Roman" w:cs="Times New Roman"/>
+          <w:sz w:val="28"/>
+          <w:szCs w:val="28"/>
+        </w:rPr>
+        <w:t>–</w:t>
+      </w:r>
+      <w:r>
+        <w:rPr>
+          <w:rFonts w:ascii="Times New Roman" w:hAnsi="Times New Roman" w:cs="Times New Roman"/>
+          <w:sz w:val="28"/>
+          <w:szCs w:val="28"/>
+        </w:rPr>
+        <w:t xml:space="preserve"> </w:t>
+      </w:r>
+      <w:r>
+        <w:rPr>
+          <w:rFonts w:ascii="Times New Roman" w:hAnsi="Times New Roman" w:cs="Times New Roman"/>
+          <w:sz w:val="28"/>
+          <w:szCs w:val="28"/>
+        </w:rPr>
+        <w:t>основной документ, отражающий результаты проверки фактического наличия товарно-материальных ценностей.</w:t>
+      </w:r>
+      <w:r>
+        <w:rPr>
+          <w:rFonts w:ascii="Times New Roman" w:hAnsi="Times New Roman" w:cs="Times New Roman"/>
+          <w:sz w:val="28"/>
+          <w:szCs w:val="28"/>
+        </w:rPr>
+        <w:t xml:space="preserve"> Документ акта инвентаризации представлен на рисунке 4:</w:t>
+      </w:r>
+    </w:p>
+    <w:p>
+      <w:pPr>
+        <w:pStyle w:val="a4"/>
+        <w:spacing w:after="0" w:line="360" w:lineRule="auto"/>
+        <w:ind w:left="709"/>
+        <w:contextualSpacing w:val="0"/>
+        <w:jc w:val="both"/>
+        <w:rPr>
+          <w:rFonts w:ascii="Times New Roman" w:hAnsi="Times New Roman" w:cs="Times New Roman"/>
+          <w:sz w:val="28"/>
+          <w:szCs w:val="28"/>
+        </w:rPr>
+      </w:pPr>
+      <w:r>
+        <w:rPr>
+          <w:noProof/>
+          <w:lang w:val="en-US"/>
+        </w:rPr>
+        <w:drawing>
+          <wp:inline distT="0" distB="0" distL="0" distR="0" wp14:anchorId="24683659" wp14:editId="3461DB39">
+            <wp:extent cx="5303935" cy="2568271"/>
+            <wp:effectExtent l="0" t="0" r="0" b="3810"/>
+            <wp:docPr id="4" name="Рисунок 4" descr="Picture background"/>
+            <wp:cNvGraphicFramePr>
+              <a:graphicFrameLocks xmlns:a="http://schemas.openxmlformats.org/drawingml/2006/main" noChangeAspect="1"/>
+            </wp:cNvGraphicFramePr>
+            <a:graphic xmlns:a="http://schemas.openxmlformats.org/drawingml/2006/main">
+              <a:graphicData uri="http://schemas.openxmlformats.org/drawingml/2006/picture">
+                <pic:pic xmlns:pic="http://schemas.openxmlformats.org/drawingml/2006/picture">
+                  <pic:nvPicPr>
+                    <pic:cNvPr id="0" name="Picture 5" descr="Picture background"/>
+                    <pic:cNvPicPr>
+                      <a:picLocks noChangeAspect="1" noChangeArrowheads="1"/>
+                    </pic:cNvPicPr>
+                  </pic:nvPicPr>
+                  <pic:blipFill>
+                    <a:blip r:embed="rId8">
+                      <a:extLst>
+                        <a:ext uri="{28A0092B-C50C-407E-A947-70E740481C1C}">
+                          <a14:useLocalDpi xmlns:a14="http://schemas.microsoft.com/office/drawing/2010/main" val="0"/>
+                        </a:ext>
+                      </a:extLst>
+                    </a:blip>
+                    <a:srcRect/>
+                    <a:stretch>
+                      <a:fillRect/>
+                    </a:stretch>
+                  </pic:blipFill>
+                  <pic:spPr bwMode="auto">
+                    <a:xfrm>
+                      <a:off x="0" y="0"/>
+                      <a:ext cx="5367495" cy="2599048"/>
+                    </a:xfrm>
+                    <a:prstGeom prst="rect">
+                      <a:avLst/>
+                    </a:prstGeom>
+                    <a:noFill/>
+                    <a:ln>
+                      <a:noFill/>
+                    </a:ln>
+                  </pic:spPr>
+                </pic:pic>
+              </a:graphicData>
+            </a:graphic>
+          </wp:inline>
+        </w:drawing>
+      </w:r>
+    </w:p>
+    <w:p>
+      <w:pPr>
+        <w:pStyle w:val="a4"/>
+        <w:spacing w:after="0" w:line="360" w:lineRule="auto"/>
+        <w:ind w:left="709"/>
+        <w:contextualSpacing w:val="0"/>
+        <w:jc w:val="both"/>
+        <w:rPr>
+          <w:rFonts w:ascii="Times New Roman" w:hAnsi="Times New Roman" w:cs="Times New Roman"/>
+          <w:sz w:val="28"/>
+          <w:szCs w:val="28"/>
+        </w:rPr>
+      </w:pPr>
+      <w:r>
+        <w:rPr>
+          <w:rFonts w:ascii="Times New Roman" w:hAnsi="Times New Roman" w:cs="Times New Roman"/>
+          <w:sz w:val="28"/>
+          <w:szCs w:val="28"/>
+        </w:rPr>
+        <w:t xml:space="preserve">Рисунок 4 </w:t>
+      </w:r>
+      <w:r>
+        <w:rPr>
+          <w:rFonts w:ascii="Times New Roman" w:hAnsi="Times New Roman" w:cs="Times New Roman"/>
+          <w:sz w:val="28"/>
+          <w:szCs w:val="28"/>
+        </w:rPr>
+        <w:t>–</w:t>
+      </w:r>
+      <w:r>
+        <w:rPr>
+          <w:rFonts w:ascii="Times New Roman" w:hAnsi="Times New Roman" w:cs="Times New Roman"/>
+          <w:sz w:val="28"/>
+          <w:szCs w:val="28"/>
+        </w:rPr>
+        <w:t xml:space="preserve"> Документ акта инвентаризации</w:t>
+      </w:r>
+      <w:r>
+        <w:rPr>
+          <w:rFonts w:ascii="Times New Roman" w:hAnsi="Times New Roman" w:cs="Times New Roman"/>
+          <w:sz w:val="28"/>
+          <w:szCs w:val="28"/>
+        </w:rPr>
+        <w:t>.</w:t>
+      </w:r>
+    </w:p>
+    <w:p>
+      <w:pPr>
+        <w:pStyle w:val="a4"/>
+        <w:spacing w:after="0" w:line="360" w:lineRule="auto"/>
+        <w:ind w:left="0" w:firstLine="709"/>
+        <w:contextualSpacing w:val="0"/>
+        <w:jc w:val="both"/>
+        <w:rPr>
+          <w:rFonts w:ascii="Times New Roman" w:hAnsi="Times New Roman" w:cs="Times New Roman"/>
+          <w:sz w:val="28"/>
+          <w:szCs w:val="28"/>
+        </w:rPr>
+      </w:pPr>
+      <w:r>
+        <w:rPr>
+          <w:rFonts w:ascii="Times New Roman" w:hAnsi="Times New Roman" w:cs="Times New Roman"/>
+          <w:sz w:val="28"/>
+          <w:szCs w:val="28"/>
+        </w:rPr>
+        <w:lastRenderedPageBreak/>
+        <w:t>5</w:t>
+      </w:r>
+      <w:r>
+        <w:rPr>
+          <w:rFonts w:ascii="Times New Roman" w:hAnsi="Times New Roman" w:cs="Times New Roman"/>
+          <w:sz w:val="28"/>
+          <w:szCs w:val="28"/>
+        </w:rPr>
+        <w:t xml:space="preserve">. Финансовый отчёт/Ведомость </w:t>
+      </w:r>
+      <w:r>
+        <w:rPr>
+          <w:rFonts w:ascii="Times New Roman" w:hAnsi="Times New Roman" w:cs="Times New Roman"/>
+          <w:sz w:val="28"/>
+          <w:szCs w:val="28"/>
+        </w:rPr>
+        <w:t>–</w:t>
+      </w:r>
+      <w:r>
+        <w:rPr>
+          <w:rFonts w:ascii="Times New Roman" w:hAnsi="Times New Roman" w:cs="Times New Roman"/>
+          <w:sz w:val="28"/>
+          <w:szCs w:val="28"/>
+        </w:rPr>
+        <w:t xml:space="preserve"> обобщающий документ, отражающий финансовые результаты деятельности аптеки за определённый период. </w:t>
+      </w:r>
+      <w:r>
+        <w:rPr>
+          <w:rFonts w:ascii="Times New Roman" w:hAnsi="Times New Roman" w:cs="Times New Roman"/>
+          <w:sz w:val="28"/>
+          <w:szCs w:val="28"/>
+        </w:rPr>
+        <w:t>Финансовый отчёт представлен на рисунке 5:</w:t>
+      </w:r>
+    </w:p>
+    <w:p>
+      <w:pPr>
+        <w:pStyle w:val="a4"/>
+        <w:spacing w:after="0" w:line="360" w:lineRule="auto"/>
+        <w:ind w:left="709"/>
+        <w:contextualSpacing w:val="0"/>
+        <w:jc w:val="both"/>
+        <w:rPr>
+          <w:rFonts w:ascii="Times New Roman" w:hAnsi="Times New Roman" w:cs="Times New Roman"/>
+          <w:sz w:val="28"/>
+          <w:szCs w:val="28"/>
+        </w:rPr>
+      </w:pPr>
+      <w:r>
+        <w:rPr>
+          <w:noProof/>
+          <w:lang w:val="en-US"/>
+        </w:rPr>
+        <w:drawing>
+          <wp:inline distT="0" distB="0" distL="0" distR="0" wp14:anchorId="542AFC14" wp14:editId="37EAAA53">
+            <wp:extent cx="3116024" cy="4389120"/>
+            <wp:effectExtent l="0" t="0" r="8255" b="0"/>
+            <wp:docPr id="5" name="Рисунок 5" descr="Picture background"/>
+            <wp:cNvGraphicFramePr>
+              <a:graphicFrameLocks xmlns:a="http://schemas.openxmlformats.org/drawingml/2006/main" noChangeAspect="1"/>
+            </wp:cNvGraphicFramePr>
+            <a:graphic xmlns:a="http://schemas.openxmlformats.org/drawingml/2006/main">
+              <a:graphicData uri="http://schemas.openxmlformats.org/drawingml/2006/picture">
+                <pic:pic xmlns:pic="http://schemas.openxmlformats.org/drawingml/2006/picture">
+                  <pic:nvPicPr>
+                    <pic:cNvPr id="0" name="Picture 7" descr="Picture background"/>
+                    <pic:cNvPicPr>
+                      <a:picLocks noChangeAspect="1" noChangeArrowheads="1"/>
+                    </pic:cNvPicPr>
+                  </pic:nvPicPr>
+                  <pic:blipFill>
+                    <a:blip r:embed="rId9" cstate="print">
+                      <a:extLst>
+                        <a:ext uri="{28A0092B-C50C-407E-A947-70E740481C1C}">
+                          <a14:useLocalDpi xmlns:a14="http://schemas.microsoft.com/office/drawing/2010/main" val="0"/>
+                        </a:ext>
+                      </a:extLst>
+                    </a:blip>
+                    <a:srcRect/>
+                    <a:stretch>
+                      <a:fillRect/>
+                    </a:stretch>
+                  </pic:blipFill>
+                  <pic:spPr bwMode="auto">
+                    <a:xfrm>
+                      <a:off x="0" y="0"/>
+                      <a:ext cx="3123627" cy="4399830"/>
+                    </a:xfrm>
+                    <a:prstGeom prst="rect">
+                      <a:avLst/>
+                    </a:prstGeom>
+                    <a:noFill/>
+                    <a:ln>
+                      <a:noFill/>
+                    </a:ln>
+                  </pic:spPr>
+                </pic:pic>
+              </a:graphicData>
+            </a:graphic>
+          </wp:inline>
+        </w:drawing>
+      </w:r>
+    </w:p>
+    <w:p>
+      <w:pPr>
+        <w:pStyle w:val="a4"/>
+        <w:spacing w:after="0" w:line="360" w:lineRule="auto"/>
+        <w:ind w:left="709"/>
+        <w:contextualSpacing w:val="0"/>
+        <w:jc w:val="both"/>
+        <w:rPr>
+          <w:rFonts w:ascii="Times New Roman" w:hAnsi="Times New Roman" w:cs="Times New Roman"/>
+          <w:sz w:val="28"/>
+          <w:szCs w:val="28"/>
+        </w:rPr>
+      </w:pPr>
+      <w:r>
+        <w:rPr>
+          <w:rFonts w:ascii="Times New Roman" w:hAnsi="Times New Roman" w:cs="Times New Roman"/>
+          <w:sz w:val="28"/>
+          <w:szCs w:val="28"/>
+        </w:rPr>
+        <w:t xml:space="preserve">Рисунок 5 </w:t>
+      </w:r>
+      <w:r>
+        <w:rPr>
+          <w:rFonts w:ascii="Times New Roman" w:hAnsi="Times New Roman" w:cs="Times New Roman"/>
+          <w:sz w:val="28"/>
+          <w:szCs w:val="28"/>
+        </w:rPr>
+        <w:t>–</w:t>
+      </w:r>
+      <w:r>
+        <w:rPr>
+          <w:rFonts w:ascii="Times New Roman" w:hAnsi="Times New Roman" w:cs="Times New Roman"/>
+          <w:sz w:val="28"/>
+          <w:szCs w:val="28"/>
+        </w:rPr>
+        <w:t xml:space="preserve"> Финансовый (товарный) отчёт</w:t>
+      </w:r>
+      <w:r>
+        <w:rPr>
+          <w:rFonts w:ascii="Times New Roman" w:hAnsi="Times New Roman" w:cs="Times New Roman"/>
+          <w:sz w:val="28"/>
+          <w:szCs w:val="28"/>
+        </w:rPr>
+        <w:t>.</w:t>
+      </w:r>
+    </w:p>
+    <w:p>
+      <w:pPr>
         <w:spacing w:before="240" w:after="120" w:line="360" w:lineRule="auto"/>
         <w:ind w:firstLine="709"/>
         <w:jc w:val="both"/>
@@ -855,18 +1679,6 @@
     </w:p>
     <w:p>
       <w:pPr>
-        <w:spacing w:after="0" w:line="360" w:lineRule="auto"/>
-        <w:ind w:firstLine="709"/>
-        <w:jc w:val="both"/>
-        <w:rPr>
-          <w:rFonts w:ascii="Times New Roman" w:hAnsi="Times New Roman" w:cs="Times New Roman"/>
-          <w:sz w:val="28"/>
-          <w:szCs w:val="28"/>
-        </w:rPr>
-      </w:pPr>
-    </w:p>
-    <w:p>
-      <w:pPr>
         <w:pStyle w:val="a4"/>
         <w:numPr>
           <w:ilvl w:val="0"/>
@@ -1073,25 +1885,7 @@
           <w:sz w:val="28"/>
           <w:szCs w:val="28"/>
         </w:rPr>
-        <w:t xml:space="preserve">ерациональное управление запасами приводит к замораживанию средств в </w:t>
-      </w:r>
-      <w:proofErr w:type="spellStart"/>
-      <w:r>
-        <w:rPr>
-          <w:rFonts w:ascii="Times New Roman" w:hAnsi="Times New Roman" w:cs="Times New Roman"/>
-          <w:sz w:val="28"/>
-          <w:szCs w:val="28"/>
-        </w:rPr>
-        <w:t>необорачиваемых</w:t>
-      </w:r>
-      <w:proofErr w:type="spellEnd"/>
-      <w:r>
-        <w:rPr>
-          <w:rFonts w:ascii="Times New Roman" w:hAnsi="Times New Roman" w:cs="Times New Roman"/>
-          <w:sz w:val="28"/>
-          <w:szCs w:val="28"/>
-        </w:rPr>
-        <w:t xml:space="preserve"> товарах или, наоборот, к упущенной выгоде и</w:t>
+        <w:t>ерациональное управление запасами приводит к замораживанию средств в необорачиваемых товарах или, наоборот, к упущенной выгоде и</w:t>
       </w:r>
       <w:r>
         <w:rPr>
@@ -1325,15 +2119,39 @@
           <w:sz w:val="28"/>
           <w:szCs w:val="28"/>
         </w:rPr>
-        <w:t>Централизованное управление данными. Создание единой актуальной базы данных по всем товарам (наименование, цена, срок</w:t>
-      </w:r>
-      <w:r>
-        <w:rPr>
-          <w:rFonts w:ascii="Times New Roman" w:hAnsi="Times New Roman" w:cs="Times New Roman"/>
-          <w:sz w:val="28"/>
-          <w:szCs w:val="28"/>
-        </w:rPr>
-        <w:t xml:space="preserve"> годности, остаток, поставщик).</w:t>
+        <w:t>Централизованное управление данными.</w:t>
+      </w:r>
+      <w:r>
+        <w:rPr>
+          <w:rFonts w:ascii="Times New Roman" w:hAnsi="Times New Roman" w:cs="Times New Roman"/>
+          <w:sz w:val="28"/>
+          <w:szCs w:val="28"/>
+        </w:rPr>
+        <w:t xml:space="preserve"> </w:t>
+      </w:r>
+      <w:r>
+        <w:rPr>
+          <w:rFonts w:ascii="Times New Roman" w:hAnsi="Times New Roman" w:cs="Times New Roman"/>
+          <w:sz w:val="28"/>
+          <w:szCs w:val="28"/>
+        </w:rPr>
+        <w:t>Подразумевает создание единой реляционной базы данных, аккумулирующей всю информацию о товарных позициях.</w:t>
+      </w:r>
+      <w:r>
+        <w:rPr>
+          <w:rFonts w:ascii="Times New Roman" w:hAnsi="Times New Roman" w:cs="Times New Roman"/>
+          <w:sz w:val="28"/>
+          <w:szCs w:val="28"/>
+        </w:rPr>
+        <w:t xml:space="preserve"> </w:t>
+      </w:r>
+      <w:r>
+        <w:rPr>
+          <w:rFonts w:ascii="Times New Roman" w:hAnsi="Times New Roman" w:cs="Times New Roman"/>
+          <w:sz w:val="28"/>
+          <w:szCs w:val="28"/>
+        </w:rPr>
+        <w:t>Данный подход обеспечивает целостность, непротиворечивость и актуальность информации на всех участках работы.</w:t>
       </w:r>
     </w:p>
     <w:p>
@@ -1358,7 +2176,50 @@
           <w:sz w:val="28"/>
           <w:szCs w:val="28"/>
         </w:rPr>
-        <w:t>Оптимизация процесса продаж. Мгновенный доступ к информации о товаре для консультации покупателя, автоматический расчёт стоимости, быстрое закрытие кассовой смены с формированием Z-отчёта.</w:t>
+        <w:t>Оптимизация процесса продаж.</w:t>
+      </w:r>
+      <w:r>
+        <w:rPr>
+          <w:rFonts w:ascii="Times New Roman" w:hAnsi="Times New Roman" w:cs="Times New Roman"/>
+          <w:b/>
+          <w:bCs/>
+          <w:sz w:val="28"/>
+          <w:szCs w:val="28"/>
+        </w:rPr>
+        <w:t xml:space="preserve"> </w:t>
+      </w:r>
+      <w:r>
+        <w:rPr>
+          <w:rFonts w:ascii="Times New Roman" w:hAnsi="Times New Roman" w:cs="Times New Roman"/>
+          <w:sz w:val="28"/>
+          <w:szCs w:val="28"/>
+        </w:rPr>
+        <w:t>Р</w:t>
+      </w:r>
+      <w:r>
+        <w:rPr>
+          <w:rFonts w:ascii="Times New Roman" w:hAnsi="Times New Roman" w:cs="Times New Roman"/>
+          <w:sz w:val="28"/>
+          <w:szCs w:val="28"/>
+        </w:rPr>
+        <w:t xml:space="preserve">еализация интуитивного графического интерфейса для оперативного обслуживания покупателей. Ключевые функции: мгновенный поиск товара по штрихкоду или названию с </w:t>
+      </w:r>
+      <w:r>
+        <w:rPr>
+          <w:rFonts w:ascii="Times New Roman" w:hAnsi="Times New Roman" w:cs="Times New Roman"/>
+          <w:sz w:val="28"/>
+          <w:szCs w:val="28"/>
+        </w:rPr>
+        <w:lastRenderedPageBreak/>
+        <w:t>отображением актуальной цены и остатка, автоматический расчёт общей суммы чека, фиксация факта продажи с одновременным списанием проданного количества товара с остатка в базе данных</w:t>
+      </w:r>
+      <w:r>
+        <w:rPr>
+          <w:rFonts w:ascii="Times New Roman" w:hAnsi="Times New Roman" w:cs="Times New Roman"/>
+          <w:sz w:val="28"/>
+          <w:szCs w:val="28"/>
+        </w:rPr>
+        <w:t>.</w:t>
       </w:r>
     </w:p>
     <w:p>
@@ -1383,16 +2244,7 @@
           <w:sz w:val="28"/>
           <w:szCs w:val="28"/>
         </w:rPr>
-        <w:lastRenderedPageBreak/>
-        <w:t xml:space="preserve">Автоматизация учётных процедур. Упрощение процессов приёмки товара, инвентаризации, контроля сроков годности (с формированием </w:t>
-      </w:r>
-      <w:r>
-        <w:rPr>
-          <w:rFonts w:ascii="Times New Roman" w:hAnsi="Times New Roman" w:cs="Times New Roman"/>
-          <w:sz w:val="28"/>
-          <w:szCs w:val="28"/>
-        </w:rPr>
-        <w:t>автоматических предупреждений).</w:t>
+        <w:t>Автоматизация учётных процедур. Разработка механизмов для упрощения операций складского учёта. Функционал включает: внесение данных о новых партиях товара с привязкой к номенклатуре и поставщику, проведение инвентаризации остатков.</w:t>
       </w:r>
     </w:p>
     <w:p>
@@ -1417,40 +2269,35 @@
           <w:sz w:val="28"/>
           <w:szCs w:val="28"/>
         </w:rPr>
-        <w:t>Аналитика и отчётность. Автоматическое формирование отчётов по продажам, оборачиваемости, рентабельности, движению товаров. Визуализация данных для п</w:t>
-      </w:r>
-      <w:r>
-        <w:rPr>
-          <w:rFonts w:ascii="Times New Roman" w:hAnsi="Times New Roman" w:cs="Times New Roman"/>
-          <w:sz w:val="28"/>
-          <w:szCs w:val="28"/>
-        </w:rPr>
-        <w:t>ринятия управленческих решений.</w:t>
-      </w:r>
-    </w:p>
-    <w:p>
-      <w:pPr>
-        <w:pStyle w:val="a4"/>
-        <w:numPr>
-          <w:ilvl w:val="0"/>
-          <w:numId w:val="12"/>
-        </w:numPr>
-        <w:spacing w:after="0" w:line="360" w:lineRule="auto"/>
-        <w:ind w:left="0" w:firstLine="709"/>
-        <w:jc w:val="both"/>
-        <w:rPr>
-          <w:rFonts w:ascii="Times New Roman" w:hAnsi="Times New Roman" w:cs="Times New Roman"/>
-          <w:sz w:val="28"/>
-          <w:szCs w:val="28"/>
-        </w:rPr>
-      </w:pPr>
-      <w:r>
-        <w:rPr>
-          <w:rFonts w:ascii="Times New Roman" w:hAnsi="Times New Roman" w:cs="Times New Roman"/>
-          <w:sz w:val="28"/>
-          <w:szCs w:val="28"/>
-        </w:rPr>
-        <w:t>Соблюдение законодательства. Встроенные механизмы для ведения журналов ПКУ, учёта рецептов, что минимизирует риски при проверках.</w:t>
+        <w:t>Базовый аналитический функционал</w:t>
+      </w:r>
+      <w:r>
+        <w:rPr>
+          <w:rFonts w:ascii="Times New Roman" w:hAnsi="Times New Roman" w:cs="Times New Roman"/>
+          <w:b/>
+          <w:bCs/>
+          <w:sz w:val="28"/>
+          <w:szCs w:val="28"/>
+        </w:rPr>
+        <w:t>.</w:t>
+      </w:r>
+      <w:r>
+        <w:rPr>
+          <w:rFonts w:ascii="Times New Roman" w:hAnsi="Times New Roman" w:cs="Times New Roman"/>
+          <w:b/>
+          <w:bCs/>
+          <w:sz w:val="28"/>
+          <w:szCs w:val="28"/>
+        </w:rPr>
+        <w:t xml:space="preserve"> </w:t>
+      </w:r>
+      <w:r>
+        <w:rPr>
+          <w:rFonts w:ascii="Times New Roman" w:hAnsi="Times New Roman" w:cs="Times New Roman"/>
+          <w:sz w:val="28"/>
+          <w:szCs w:val="28"/>
+        </w:rPr>
+        <w:t>Внедрение инструментов для первичного анализа операционных данных. Система предоставляет возможность просмотра истории продаж по конкретным позициям за выбранный временной интервал, а также формирования данных об объёме выручки за период. Визуализация ограничивается табличным представлением данных, достаточным для оценки текущей ситуации.</w:t>
       </w:r>
     </w:p>
     <w:p>
@@ -1472,7 +2319,2414 @@
         </w:rPr>
         <w:t>Проведённый анализ демонстрирует высокую потребность в специализированном программном обеспечении для аптеки. Внедрение системы, включающей графический интерфейс, реляционную базу данных и модули для учёта, продаж и аналитики, позволит существенно снизить трудозатраты по всем ресурсам, минимизировать ошибки, повысить скорость обслуживания клиентов и обеспечить основу для эффективного управленческого контроля.</w:t>
       </w:r>
-      <w:bookmarkEnd w:id="0"/>
+    </w:p>
+    <w:p>
+      <w:pPr>
+        <w:spacing w:before="120" w:after="0" w:line="360" w:lineRule="auto"/>
+        <w:ind w:firstLine="709"/>
+        <w:jc w:val="both"/>
+        <w:rPr>
+          <w:rFonts w:ascii="Times New Roman" w:hAnsi="Times New Roman" w:cs="Times New Roman"/>
+          <w:sz w:val="28"/>
+          <w:szCs w:val="28"/>
+        </w:rPr>
+      </w:pPr>
+      <w:r>
+        <w:rPr>
+          <w:rFonts w:ascii="Times New Roman" w:hAnsi="Times New Roman" w:cs="Times New Roman"/>
+          <w:sz w:val="28"/>
+          <w:szCs w:val="28"/>
+        </w:rPr>
+        <w:br w:type="page"/>
+      </w:r>
+    </w:p>
+    <w:p>
+      <w:pPr>
+        <w:spacing w:after="0" w:line="360" w:lineRule="auto"/>
+        <w:ind w:firstLine="709"/>
+        <w:jc w:val="both"/>
+        <w:rPr>
+          <w:rFonts w:ascii="Times New Roman" w:hAnsi="Times New Roman" w:cs="Times New Roman"/>
+          <w:b/>
+          <w:sz w:val="28"/>
+          <w:szCs w:val="28"/>
+        </w:rPr>
+      </w:pPr>
+      <w:r>
+        <w:rPr>
+          <w:rFonts w:ascii="Times New Roman" w:hAnsi="Times New Roman" w:cs="Times New Roman"/>
+          <w:b/>
+          <w:sz w:val="28"/>
+          <w:szCs w:val="28"/>
+        </w:rPr>
+        <w:lastRenderedPageBreak/>
+        <w:t>ПРОЕКТИРОВАНИЕ БАЗЫ ДАННЫХ</w:t>
+      </w:r>
+    </w:p>
+    <w:p>
+      <w:pPr>
+        <w:spacing w:before="120" w:after="0" w:line="360" w:lineRule="auto"/>
+        <w:ind w:firstLine="709"/>
+        <w:jc w:val="both"/>
+        <w:rPr>
+          <w:rFonts w:ascii="Times New Roman" w:hAnsi="Times New Roman" w:cs="Times New Roman"/>
+          <w:sz w:val="28"/>
+          <w:szCs w:val="28"/>
+        </w:rPr>
+      </w:pPr>
+      <w:r>
+        <w:rPr>
+          <w:rFonts w:ascii="Times New Roman" w:hAnsi="Times New Roman" w:cs="Times New Roman"/>
+          <w:sz w:val="28"/>
+          <w:szCs w:val="28"/>
+        </w:rPr>
+        <w:t>Спроектированная база данных предназначена для централизованного хранения и управления всей информацией, необходимой для функционирования автоматизированной системы аптеки. Структура</w:t>
+      </w:r>
+      <w:r>
+        <w:rPr>
+          <w:rFonts w:ascii="Times New Roman" w:hAnsi="Times New Roman" w:cs="Times New Roman"/>
+          <w:sz w:val="28"/>
+          <w:szCs w:val="28"/>
+        </w:rPr>
+        <w:t xml:space="preserve"> БД включает следующие сущности</w:t>
+      </w:r>
+      <w:r>
+        <w:rPr>
+          <w:rFonts w:ascii="Times New Roman" w:hAnsi="Times New Roman" w:cs="Times New Roman"/>
+          <w:sz w:val="28"/>
+          <w:szCs w:val="28"/>
+        </w:rPr>
+        <w:t>:</w:t>
+      </w:r>
+    </w:p>
+    <w:p>
+      <w:pPr>
+        <w:spacing w:after="0" w:line="360" w:lineRule="auto"/>
+        <w:ind w:firstLine="709"/>
+        <w:jc w:val="both"/>
+        <w:rPr>
+          <w:rFonts w:ascii="Times New Roman" w:hAnsi="Times New Roman" w:cs="Times New Roman"/>
+          <w:sz w:val="28"/>
+          <w:szCs w:val="28"/>
+        </w:rPr>
+      </w:pPr>
+      <w:r>
+        <w:rPr>
+          <w:rFonts w:ascii="Times New Roman" w:hAnsi="Times New Roman" w:cs="Times New Roman"/>
+          <w:sz w:val="28"/>
+          <w:szCs w:val="28"/>
+        </w:rPr>
+        <w:t xml:space="preserve">1. </w:t>
+      </w:r>
+      <w:r>
+        <w:rPr>
+          <w:rFonts w:ascii="Times New Roman" w:hAnsi="Times New Roman" w:cs="Times New Roman"/>
+          <w:sz w:val="28"/>
+          <w:szCs w:val="28"/>
+          <w:lang w:val="en-US"/>
+        </w:rPr>
+        <w:t>Suppliers</w:t>
+      </w:r>
+      <w:r>
+        <w:rPr>
+          <w:rFonts w:ascii="Times New Roman" w:hAnsi="Times New Roman" w:cs="Times New Roman"/>
+          <w:sz w:val="28"/>
+          <w:szCs w:val="28"/>
+        </w:rPr>
+        <w:t xml:space="preserve"> </w:t>
+      </w:r>
+      <w:r>
+        <w:rPr>
+          <w:rFonts w:ascii="Times New Roman" w:hAnsi="Times New Roman" w:cs="Times New Roman"/>
+          <w:sz w:val="28"/>
+          <w:szCs w:val="28"/>
+        </w:rPr>
+        <w:t>–</w:t>
+      </w:r>
+      <w:r>
+        <w:rPr>
+          <w:rFonts w:ascii="Times New Roman" w:hAnsi="Times New Roman" w:cs="Times New Roman"/>
+          <w:sz w:val="28"/>
+          <w:szCs w:val="28"/>
+        </w:rPr>
+        <w:t xml:space="preserve"> х</w:t>
+      </w:r>
+      <w:r>
+        <w:rPr>
+          <w:rFonts w:ascii="Times New Roman" w:hAnsi="Times New Roman" w:cs="Times New Roman"/>
+          <w:sz w:val="28"/>
+          <w:szCs w:val="28"/>
+        </w:rPr>
+        <w:t>ранит информацию о компаниях-поставщиках фармацевтической продукции.</w:t>
+      </w:r>
+    </w:p>
+    <w:p>
+      <w:pPr>
+        <w:spacing w:after="0" w:line="360" w:lineRule="auto"/>
+        <w:ind w:firstLine="709"/>
+        <w:jc w:val="both"/>
+        <w:rPr>
+          <w:rFonts w:ascii="Times New Roman" w:hAnsi="Times New Roman" w:cs="Times New Roman"/>
+          <w:sz w:val="28"/>
+          <w:szCs w:val="28"/>
+          <w:lang w:val="en-US"/>
+        </w:rPr>
+      </w:pPr>
+      <w:r>
+        <w:rPr>
+          <w:rFonts w:ascii="Times New Roman" w:hAnsi="Times New Roman" w:cs="Times New Roman"/>
+          <w:sz w:val="28"/>
+          <w:szCs w:val="28"/>
+        </w:rPr>
+        <w:t xml:space="preserve">Таблица 1 </w:t>
+      </w:r>
+      <w:r>
+        <w:rPr>
+          <w:rFonts w:ascii="Times New Roman" w:hAnsi="Times New Roman" w:cs="Times New Roman"/>
+          <w:sz w:val="28"/>
+          <w:szCs w:val="28"/>
+        </w:rPr>
+        <w:t>–</w:t>
+      </w:r>
+      <w:r>
+        <w:rPr>
+          <w:rFonts w:ascii="Times New Roman" w:hAnsi="Times New Roman" w:cs="Times New Roman"/>
+          <w:sz w:val="28"/>
+          <w:szCs w:val="28"/>
+        </w:rPr>
+        <w:t xml:space="preserve"> Сущность </w:t>
+      </w:r>
+      <w:r>
+        <w:rPr>
+          <w:rFonts w:ascii="Times New Roman" w:hAnsi="Times New Roman" w:cs="Times New Roman"/>
+          <w:sz w:val="28"/>
+          <w:szCs w:val="28"/>
+        </w:rPr>
+        <w:t>Suppliers (Поставщики)</w:t>
+      </w:r>
+      <w:r>
+        <w:rPr>
+          <w:rFonts w:ascii="Times New Roman" w:hAnsi="Times New Roman" w:cs="Times New Roman"/>
+          <w:sz w:val="28"/>
+          <w:szCs w:val="28"/>
+          <w:lang w:val="en-US"/>
+        </w:rPr>
+        <w:t>.</w:t>
+      </w:r>
+    </w:p>
+    <w:tbl>
+      <w:tblPr>
+        <w:tblW w:w="0" w:type="auto"/>
+        <w:tblBorders>
+          <w:top w:val="single" w:sz="4" w:space="0" w:color="auto"/>
+          <w:left w:val="single" w:sz="4" w:space="0" w:color="auto"/>
+          <w:bottom w:val="single" w:sz="4" w:space="0" w:color="auto"/>
+          <w:right w:val="single" w:sz="4" w:space="0" w:color="auto"/>
+          <w:insideH w:val="single" w:sz="4" w:space="0" w:color="auto"/>
+          <w:insideV w:val="single" w:sz="4" w:space="0" w:color="auto"/>
+        </w:tblBorders>
+        <w:shd w:val="clear" w:color="auto" w:fill="FFFFFF"/>
+        <w:tblCellMar>
+          <w:top w:w="15" w:type="dxa"/>
+          <w:left w:w="15" w:type="dxa"/>
+          <w:bottom w:w="15" w:type="dxa"/>
+          <w:right w:w="15" w:type="dxa"/>
+        </w:tblCellMar>
+        <w:tblLook w:val="04A0" w:firstRow="1" w:lastRow="0" w:firstColumn="1" w:lastColumn="0" w:noHBand="0" w:noVBand="1"/>
+      </w:tblPr>
+      <w:tblGrid>
+        <w:gridCol w:w="2122"/>
+        <w:gridCol w:w="2174"/>
+        <w:gridCol w:w="5049"/>
+      </w:tblGrid>
+      <w:tr>
+        <w:trPr>
+          <w:trHeight w:val="227"/>
+        </w:trPr>
+        <w:tc>
+          <w:tcPr>
+            <w:tcW w:w="2122" w:type="dxa"/>
+            <w:shd w:val="clear" w:color="auto" w:fill="FFFFFF"/>
+            <w:tcMar>
+              <w:top w:w="150" w:type="dxa"/>
+              <w:left w:w="0" w:type="dxa"/>
+              <w:bottom w:w="150" w:type="dxa"/>
+              <w:right w:w="240" w:type="dxa"/>
+            </w:tcMar>
+            <w:vAlign w:val="center"/>
+            <w:hideMark/>
+          </w:tcPr>
+          <w:p>
+            <w:pPr>
+              <w:spacing w:after="0" w:line="240" w:lineRule="auto"/>
+              <w:jc w:val="center"/>
+              <w:rPr>
+                <w:rFonts w:ascii="Times New Roman" w:eastAsia="Times New Roman" w:hAnsi="Times New Roman" w:cs="Times New Roman"/>
+                <w:color w:val="0F1115"/>
+                <w:sz w:val="24"/>
+                <w:szCs w:val="24"/>
+                <w:lang w:val="en-US"/>
+              </w:rPr>
+            </w:pPr>
+            <w:r>
+              <w:rPr>
+                <w:rFonts w:ascii="Times New Roman" w:eastAsia="Times New Roman" w:hAnsi="Times New Roman" w:cs="Times New Roman"/>
+                <w:color w:val="0F1115"/>
+                <w:sz w:val="24"/>
+                <w:szCs w:val="24"/>
+                <w:lang w:val="en-US"/>
+              </w:rPr>
+              <w:t>Название</w:t>
+            </w:r>
+          </w:p>
+        </w:tc>
+        <w:tc>
+          <w:tcPr>
+            <w:tcW w:w="2133" w:type="dxa"/>
+            <w:shd w:val="clear" w:color="auto" w:fill="FFFFFF"/>
+            <w:tcMar>
+              <w:top w:w="150" w:type="dxa"/>
+              <w:left w:w="240" w:type="dxa"/>
+              <w:bottom w:w="150" w:type="dxa"/>
+              <w:right w:w="240" w:type="dxa"/>
+            </w:tcMar>
+            <w:vAlign w:val="center"/>
+            <w:hideMark/>
+          </w:tcPr>
+          <w:p>
+            <w:pPr>
+              <w:spacing w:after="0" w:line="240" w:lineRule="auto"/>
+              <w:jc w:val="center"/>
+              <w:rPr>
+                <w:rFonts w:ascii="Times New Roman" w:eastAsia="Times New Roman" w:hAnsi="Times New Roman" w:cs="Times New Roman"/>
+                <w:color w:val="0F1115"/>
+                <w:sz w:val="24"/>
+                <w:szCs w:val="24"/>
+                <w:lang w:val="en-US"/>
+              </w:rPr>
+            </w:pPr>
+            <w:r>
+              <w:rPr>
+                <w:rFonts w:ascii="Times New Roman" w:eastAsia="Times New Roman" w:hAnsi="Times New Roman" w:cs="Times New Roman"/>
+                <w:color w:val="0F1115"/>
+                <w:sz w:val="24"/>
+                <w:szCs w:val="24"/>
+                <w:lang w:val="en-US"/>
+              </w:rPr>
+              <w:t>Тип данных</w:t>
+            </w:r>
+          </w:p>
+        </w:tc>
+        <w:tc>
+          <w:tcPr>
+            <w:tcW w:w="0" w:type="auto"/>
+            <w:shd w:val="clear" w:color="auto" w:fill="FFFFFF"/>
+            <w:tcMar>
+              <w:top w:w="150" w:type="dxa"/>
+              <w:left w:w="240" w:type="dxa"/>
+              <w:bottom w:w="150" w:type="dxa"/>
+              <w:right w:w="240" w:type="dxa"/>
+            </w:tcMar>
+            <w:vAlign w:val="center"/>
+            <w:hideMark/>
+          </w:tcPr>
+          <w:p>
+            <w:pPr>
+              <w:spacing w:after="0" w:line="240" w:lineRule="auto"/>
+              <w:rPr>
+                <w:rFonts w:ascii="Times New Roman" w:eastAsia="Times New Roman" w:hAnsi="Times New Roman" w:cs="Times New Roman"/>
+                <w:color w:val="0F1115"/>
+                <w:sz w:val="24"/>
+                <w:szCs w:val="24"/>
+              </w:rPr>
+            </w:pPr>
+            <w:r>
+              <w:rPr>
+                <w:rFonts w:ascii="Times New Roman" w:eastAsia="Times New Roman" w:hAnsi="Times New Roman" w:cs="Times New Roman"/>
+                <w:color w:val="0F1115"/>
+                <w:sz w:val="24"/>
+                <w:szCs w:val="24"/>
+              </w:rPr>
+              <w:t>Описание</w:t>
+            </w:r>
+          </w:p>
+        </w:tc>
+      </w:tr>
+      <w:tr>
+        <w:tc>
+          <w:tcPr>
+            <w:tcW w:w="2122" w:type="dxa"/>
+            <w:shd w:val="clear" w:color="auto" w:fill="FFFFFF"/>
+            <w:tcMar>
+              <w:top w:w="150" w:type="dxa"/>
+              <w:left w:w="0" w:type="dxa"/>
+              <w:bottom w:w="150" w:type="dxa"/>
+              <w:right w:w="240" w:type="dxa"/>
+            </w:tcMar>
+            <w:vAlign w:val="center"/>
+            <w:hideMark/>
+          </w:tcPr>
+          <w:p>
+            <w:pPr>
+              <w:spacing w:after="0" w:line="240" w:lineRule="auto"/>
+              <w:jc w:val="center"/>
+              <w:rPr>
+                <w:rFonts w:ascii="Times New Roman" w:eastAsia="Times New Roman" w:hAnsi="Times New Roman" w:cs="Times New Roman"/>
+                <w:color w:val="0F1115"/>
+                <w:sz w:val="24"/>
+                <w:szCs w:val="24"/>
+                <w:lang w:val="en-US"/>
+              </w:rPr>
+            </w:pPr>
+            <w:r>
+              <w:rPr>
+                <w:rFonts w:ascii="Times New Roman" w:eastAsia="Times New Roman" w:hAnsi="Times New Roman" w:cs="Times New Roman"/>
+                <w:color w:val="0F1115"/>
+                <w:sz w:val="24"/>
+                <w:szCs w:val="24"/>
+                <w:lang w:val="en-US"/>
+              </w:rPr>
+              <w:t>supplier_id</w:t>
+            </w:r>
+          </w:p>
+        </w:tc>
+        <w:tc>
+          <w:tcPr>
+            <w:tcW w:w="2133" w:type="dxa"/>
+            <w:shd w:val="clear" w:color="auto" w:fill="FFFFFF"/>
+            <w:tcMar>
+              <w:top w:w="150" w:type="dxa"/>
+              <w:left w:w="240" w:type="dxa"/>
+              <w:bottom w:w="150" w:type="dxa"/>
+              <w:right w:w="240" w:type="dxa"/>
+            </w:tcMar>
+            <w:vAlign w:val="center"/>
+            <w:hideMark/>
+          </w:tcPr>
+          <w:p>
+            <w:pPr>
+              <w:spacing w:after="0" w:line="240" w:lineRule="auto"/>
+              <w:rPr>
+                <w:rFonts w:ascii="Times New Roman" w:eastAsia="Times New Roman" w:hAnsi="Times New Roman" w:cs="Times New Roman"/>
+                <w:color w:val="0F1115"/>
+                <w:sz w:val="24"/>
+                <w:szCs w:val="24"/>
+                <w:lang w:val="en-US"/>
+              </w:rPr>
+            </w:pPr>
+            <w:r>
+              <w:rPr>
+                <w:rFonts w:ascii="Times New Roman" w:eastAsia="Times New Roman" w:hAnsi="Times New Roman" w:cs="Times New Roman"/>
+                <w:color w:val="0F1115"/>
+                <w:sz w:val="24"/>
+                <w:szCs w:val="24"/>
+                <w:lang w:val="en-US"/>
+              </w:rPr>
+              <w:t xml:space="preserve">INT </w:t>
+            </w:r>
+            <w:r>
+              <w:rPr>
+                <w:rFonts w:ascii="Times New Roman" w:eastAsia="Times New Roman" w:hAnsi="Times New Roman" w:cs="Times New Roman"/>
+                <w:color w:val="0F1115"/>
+                <w:sz w:val="24"/>
+                <w:szCs w:val="24"/>
+                <w:lang w:val="en-US"/>
+              </w:rPr>
+              <w:t>(</w:t>
+            </w:r>
+            <w:r>
+              <w:rPr>
+                <w:rFonts w:ascii="Times New Roman" w:eastAsia="Times New Roman" w:hAnsi="Times New Roman" w:cs="Times New Roman"/>
+                <w:color w:val="0F1115"/>
+                <w:sz w:val="24"/>
+                <w:szCs w:val="24"/>
+                <w:lang w:val="en-US"/>
+              </w:rPr>
+              <w:t>PRIMARY KEY</w:t>
+            </w:r>
+            <w:r>
+              <w:rPr>
+                <w:rFonts w:ascii="Times New Roman" w:eastAsia="Times New Roman" w:hAnsi="Times New Roman" w:cs="Times New Roman"/>
+                <w:color w:val="0F1115"/>
+                <w:sz w:val="24"/>
+                <w:szCs w:val="24"/>
+                <w:lang w:val="en-US"/>
+              </w:rPr>
+              <w:t>)</w:t>
+            </w:r>
+          </w:p>
+        </w:tc>
+        <w:tc>
+          <w:tcPr>
+            <w:tcW w:w="0" w:type="auto"/>
+            <w:shd w:val="clear" w:color="auto" w:fill="FFFFFF"/>
+            <w:tcMar>
+              <w:top w:w="150" w:type="dxa"/>
+              <w:left w:w="240" w:type="dxa"/>
+              <w:bottom w:w="150" w:type="dxa"/>
+              <w:right w:w="240" w:type="dxa"/>
+            </w:tcMar>
+            <w:vAlign w:val="center"/>
+            <w:hideMark/>
+          </w:tcPr>
+          <w:p>
+            <w:pPr>
+              <w:spacing w:after="0" w:line="240" w:lineRule="auto"/>
+              <w:rPr>
+                <w:rFonts w:ascii="Times New Roman" w:eastAsia="Times New Roman" w:hAnsi="Times New Roman" w:cs="Times New Roman"/>
+                <w:color w:val="0F1115"/>
+                <w:sz w:val="24"/>
+                <w:szCs w:val="24"/>
+                <w:lang w:val="en-US"/>
+              </w:rPr>
+            </w:pPr>
+            <w:r>
+              <w:rPr>
+                <w:rFonts w:ascii="Times New Roman" w:eastAsia="Times New Roman" w:hAnsi="Times New Roman" w:cs="Times New Roman"/>
+                <w:color w:val="0F1115"/>
+                <w:sz w:val="24"/>
+                <w:szCs w:val="24"/>
+                <w:lang w:val="en-US"/>
+              </w:rPr>
+              <w:t xml:space="preserve">Уникальный </w:t>
+            </w:r>
+            <w:r>
+              <w:rPr>
+                <w:rFonts w:ascii="Times New Roman" w:eastAsia="Times New Roman" w:hAnsi="Times New Roman" w:cs="Times New Roman"/>
+                <w:color w:val="0F1115"/>
+                <w:sz w:val="24"/>
+                <w:szCs w:val="24"/>
+                <w:lang w:val="en-US"/>
+              </w:rPr>
+              <w:t>идентификатор поставщика (автоинкремент).</w:t>
+            </w:r>
+          </w:p>
+        </w:tc>
+      </w:tr>
+      <w:tr>
+        <w:tc>
+          <w:tcPr>
+            <w:tcW w:w="2122" w:type="dxa"/>
+            <w:shd w:val="clear" w:color="auto" w:fill="FFFFFF"/>
+            <w:tcMar>
+              <w:top w:w="150" w:type="dxa"/>
+              <w:left w:w="0" w:type="dxa"/>
+              <w:bottom w:w="150" w:type="dxa"/>
+              <w:right w:w="240" w:type="dxa"/>
+            </w:tcMar>
+            <w:vAlign w:val="center"/>
+            <w:hideMark/>
+          </w:tcPr>
+          <w:p>
+            <w:pPr>
+              <w:spacing w:after="0" w:line="240" w:lineRule="auto"/>
+              <w:jc w:val="center"/>
+              <w:rPr>
+                <w:rFonts w:ascii="Times New Roman" w:eastAsia="Times New Roman" w:hAnsi="Times New Roman" w:cs="Times New Roman"/>
+                <w:color w:val="0F1115"/>
+                <w:sz w:val="24"/>
+                <w:szCs w:val="24"/>
+                <w:lang w:val="en-US"/>
+              </w:rPr>
+            </w:pPr>
+            <w:r>
+              <w:rPr>
+                <w:rFonts w:ascii="Times New Roman" w:eastAsia="Times New Roman" w:hAnsi="Times New Roman" w:cs="Times New Roman"/>
+                <w:color w:val="0F1115"/>
+                <w:sz w:val="24"/>
+                <w:szCs w:val="24"/>
+                <w:lang w:val="en-US"/>
+              </w:rPr>
+              <w:t>n</w:t>
+            </w:r>
+            <w:r>
+              <w:rPr>
+                <w:rFonts w:ascii="Times New Roman" w:eastAsia="Times New Roman" w:hAnsi="Times New Roman" w:cs="Times New Roman"/>
+                <w:color w:val="0F1115"/>
+                <w:sz w:val="24"/>
+                <w:szCs w:val="24"/>
+                <w:lang w:val="en-US"/>
+              </w:rPr>
+              <w:t>ame</w:t>
+            </w:r>
+          </w:p>
+        </w:tc>
+        <w:tc>
+          <w:tcPr>
+            <w:tcW w:w="2133" w:type="dxa"/>
+            <w:shd w:val="clear" w:color="auto" w:fill="FFFFFF"/>
+            <w:tcMar>
+              <w:top w:w="150" w:type="dxa"/>
+              <w:left w:w="240" w:type="dxa"/>
+              <w:bottom w:w="150" w:type="dxa"/>
+              <w:right w:w="240" w:type="dxa"/>
+            </w:tcMar>
+            <w:vAlign w:val="center"/>
+            <w:hideMark/>
+          </w:tcPr>
+          <w:p>
+            <w:pPr>
+              <w:spacing w:after="0" w:line="240" w:lineRule="auto"/>
+              <w:jc w:val="center"/>
+              <w:rPr>
+                <w:rFonts w:ascii="Times New Roman" w:eastAsia="Times New Roman" w:hAnsi="Times New Roman" w:cs="Times New Roman"/>
+                <w:color w:val="0F1115"/>
+                <w:sz w:val="24"/>
+                <w:szCs w:val="24"/>
+                <w:lang w:val="en-US"/>
+              </w:rPr>
+            </w:pPr>
+            <w:r>
+              <w:rPr>
+                <w:rFonts w:ascii="Times New Roman" w:eastAsia="Times New Roman" w:hAnsi="Times New Roman" w:cs="Times New Roman"/>
+                <w:color w:val="0F1115"/>
+                <w:sz w:val="24"/>
+                <w:szCs w:val="24"/>
+                <w:lang w:val="en-US"/>
+              </w:rPr>
+              <w:t>VARCHAR(100)</w:t>
+            </w:r>
+          </w:p>
+        </w:tc>
+        <w:tc>
+          <w:tcPr>
+            <w:tcW w:w="0" w:type="auto"/>
+            <w:shd w:val="clear" w:color="auto" w:fill="FFFFFF"/>
+            <w:tcMar>
+              <w:top w:w="150" w:type="dxa"/>
+              <w:left w:w="240" w:type="dxa"/>
+              <w:bottom w:w="150" w:type="dxa"/>
+              <w:right w:w="240" w:type="dxa"/>
+            </w:tcMar>
+            <w:vAlign w:val="center"/>
+            <w:hideMark/>
+          </w:tcPr>
+          <w:p>
+            <w:pPr>
+              <w:spacing w:after="0" w:line="240" w:lineRule="auto"/>
+              <w:rPr>
+                <w:rFonts w:ascii="Times New Roman" w:eastAsia="Times New Roman" w:hAnsi="Times New Roman" w:cs="Times New Roman"/>
+                <w:color w:val="0F1115"/>
+                <w:sz w:val="24"/>
+                <w:szCs w:val="24"/>
+                <w:lang w:val="en-US"/>
+              </w:rPr>
+            </w:pPr>
+            <w:r>
+              <w:rPr>
+                <w:rFonts w:ascii="Times New Roman" w:eastAsia="Times New Roman" w:hAnsi="Times New Roman" w:cs="Times New Roman"/>
+                <w:color w:val="0F1115"/>
+                <w:sz w:val="24"/>
+                <w:szCs w:val="24"/>
+                <w:lang w:val="en-US"/>
+              </w:rPr>
+              <w:t>Наименование поставщика.</w:t>
+            </w:r>
+          </w:p>
+        </w:tc>
+      </w:tr>
+      <w:tr>
+        <w:tc>
+          <w:tcPr>
+            <w:tcW w:w="2122" w:type="dxa"/>
+            <w:shd w:val="clear" w:color="auto" w:fill="FFFFFF"/>
+            <w:tcMar>
+              <w:top w:w="150" w:type="dxa"/>
+              <w:left w:w="0" w:type="dxa"/>
+              <w:bottom w:w="150" w:type="dxa"/>
+              <w:right w:w="240" w:type="dxa"/>
+            </w:tcMar>
+            <w:vAlign w:val="center"/>
+            <w:hideMark/>
+          </w:tcPr>
+          <w:p>
+            <w:pPr>
+              <w:spacing w:after="0" w:line="240" w:lineRule="auto"/>
+              <w:jc w:val="center"/>
+              <w:rPr>
+                <w:rFonts w:ascii="Times New Roman" w:eastAsia="Times New Roman" w:hAnsi="Times New Roman" w:cs="Times New Roman"/>
+                <w:color w:val="0F1115"/>
+                <w:sz w:val="24"/>
+                <w:szCs w:val="24"/>
+                <w:lang w:val="en-US"/>
+              </w:rPr>
+            </w:pPr>
+            <w:r>
+              <w:rPr>
+                <w:rFonts w:ascii="Times New Roman" w:eastAsia="Times New Roman" w:hAnsi="Times New Roman" w:cs="Times New Roman"/>
+                <w:color w:val="0F1115"/>
+                <w:sz w:val="24"/>
+                <w:szCs w:val="24"/>
+                <w:lang w:val="en-US"/>
+              </w:rPr>
+              <w:t>contact_p</w:t>
+            </w:r>
+            <w:r>
+              <w:rPr>
+                <w:rFonts w:ascii="Times New Roman" w:eastAsia="Times New Roman" w:hAnsi="Times New Roman" w:cs="Times New Roman"/>
+                <w:color w:val="0F1115"/>
+                <w:sz w:val="24"/>
+                <w:szCs w:val="24"/>
+                <w:lang w:val="en-US"/>
+              </w:rPr>
+              <w:t>erson</w:t>
+            </w:r>
+          </w:p>
+        </w:tc>
+        <w:tc>
+          <w:tcPr>
+            <w:tcW w:w="2133" w:type="dxa"/>
+            <w:shd w:val="clear" w:color="auto" w:fill="FFFFFF"/>
+            <w:tcMar>
+              <w:top w:w="150" w:type="dxa"/>
+              <w:left w:w="240" w:type="dxa"/>
+              <w:bottom w:w="150" w:type="dxa"/>
+              <w:right w:w="240" w:type="dxa"/>
+            </w:tcMar>
+            <w:vAlign w:val="center"/>
+            <w:hideMark/>
+          </w:tcPr>
+          <w:p>
+            <w:pPr>
+              <w:spacing w:after="0" w:line="240" w:lineRule="auto"/>
+              <w:jc w:val="center"/>
+              <w:rPr>
+                <w:rFonts w:ascii="Times New Roman" w:eastAsia="Times New Roman" w:hAnsi="Times New Roman" w:cs="Times New Roman"/>
+                <w:color w:val="0F1115"/>
+                <w:sz w:val="24"/>
+                <w:szCs w:val="24"/>
+                <w:lang w:val="en-US"/>
+              </w:rPr>
+            </w:pPr>
+            <w:r>
+              <w:rPr>
+                <w:rFonts w:ascii="Times New Roman" w:eastAsia="Times New Roman" w:hAnsi="Times New Roman" w:cs="Times New Roman"/>
+                <w:color w:val="0F1115"/>
+                <w:sz w:val="24"/>
+                <w:szCs w:val="24"/>
+                <w:lang w:val="en-US"/>
+              </w:rPr>
+              <w:t>VARCHAR(100)</w:t>
+            </w:r>
+          </w:p>
+        </w:tc>
+        <w:tc>
+          <w:tcPr>
+            <w:tcW w:w="0" w:type="auto"/>
+            <w:shd w:val="clear" w:color="auto" w:fill="FFFFFF"/>
+            <w:tcMar>
+              <w:top w:w="150" w:type="dxa"/>
+              <w:left w:w="240" w:type="dxa"/>
+              <w:bottom w:w="150" w:type="dxa"/>
+              <w:right w:w="240" w:type="dxa"/>
+            </w:tcMar>
+            <w:vAlign w:val="center"/>
+            <w:hideMark/>
+          </w:tcPr>
+          <w:p>
+            <w:pPr>
+              <w:spacing w:after="0" w:line="240" w:lineRule="auto"/>
+              <w:rPr>
+                <w:rFonts w:ascii="Times New Roman" w:eastAsia="Times New Roman" w:hAnsi="Times New Roman" w:cs="Times New Roman"/>
+                <w:color w:val="0F1115"/>
+                <w:sz w:val="24"/>
+                <w:szCs w:val="24"/>
+                <w:lang w:val="en-US"/>
+              </w:rPr>
+            </w:pPr>
+            <w:r>
+              <w:rPr>
+                <w:rFonts w:ascii="Times New Roman" w:eastAsia="Times New Roman" w:hAnsi="Times New Roman" w:cs="Times New Roman"/>
+                <w:color w:val="0F1115"/>
+                <w:sz w:val="24"/>
+                <w:szCs w:val="24"/>
+                <w:lang w:val="en-US"/>
+              </w:rPr>
+              <w:t>ФИО контактного лица.</w:t>
+            </w:r>
+          </w:p>
+        </w:tc>
+      </w:tr>
+      <w:tr>
+        <w:tc>
+          <w:tcPr>
+            <w:tcW w:w="2122" w:type="dxa"/>
+            <w:shd w:val="clear" w:color="auto" w:fill="FFFFFF"/>
+            <w:tcMar>
+              <w:top w:w="150" w:type="dxa"/>
+              <w:left w:w="0" w:type="dxa"/>
+              <w:bottom w:w="150" w:type="dxa"/>
+              <w:right w:w="240" w:type="dxa"/>
+            </w:tcMar>
+            <w:vAlign w:val="center"/>
+            <w:hideMark/>
+          </w:tcPr>
+          <w:p>
+            <w:pPr>
+              <w:spacing w:after="0" w:line="240" w:lineRule="auto"/>
+              <w:jc w:val="center"/>
+              <w:rPr>
+                <w:rFonts w:ascii="Times New Roman" w:eastAsia="Times New Roman" w:hAnsi="Times New Roman" w:cs="Times New Roman"/>
+                <w:color w:val="0F1115"/>
+                <w:sz w:val="24"/>
+                <w:szCs w:val="24"/>
+                <w:lang w:val="en-US"/>
+              </w:rPr>
+            </w:pPr>
+            <w:r>
+              <w:rPr>
+                <w:rFonts w:ascii="Times New Roman" w:eastAsia="Times New Roman" w:hAnsi="Times New Roman" w:cs="Times New Roman"/>
+                <w:color w:val="0F1115"/>
+                <w:sz w:val="24"/>
+                <w:szCs w:val="24"/>
+                <w:lang w:val="en-US"/>
+              </w:rPr>
+              <w:t>p</w:t>
+            </w:r>
+            <w:r>
+              <w:rPr>
+                <w:rFonts w:ascii="Times New Roman" w:eastAsia="Times New Roman" w:hAnsi="Times New Roman" w:cs="Times New Roman"/>
+                <w:color w:val="0F1115"/>
+                <w:sz w:val="24"/>
+                <w:szCs w:val="24"/>
+                <w:lang w:val="en-US"/>
+              </w:rPr>
+              <w:t>hone</w:t>
+            </w:r>
+          </w:p>
+        </w:tc>
+        <w:tc>
+          <w:tcPr>
+            <w:tcW w:w="2133" w:type="dxa"/>
+            <w:shd w:val="clear" w:color="auto" w:fill="FFFFFF"/>
+            <w:tcMar>
+              <w:top w:w="150" w:type="dxa"/>
+              <w:left w:w="240" w:type="dxa"/>
+              <w:bottom w:w="150" w:type="dxa"/>
+              <w:right w:w="240" w:type="dxa"/>
+            </w:tcMar>
+            <w:vAlign w:val="center"/>
+            <w:hideMark/>
+          </w:tcPr>
+          <w:p>
+            <w:pPr>
+              <w:spacing w:after="0" w:line="240" w:lineRule="auto"/>
+              <w:jc w:val="center"/>
+              <w:rPr>
+                <w:rFonts w:ascii="Times New Roman" w:eastAsia="Times New Roman" w:hAnsi="Times New Roman" w:cs="Times New Roman"/>
+                <w:color w:val="0F1115"/>
+                <w:sz w:val="24"/>
+                <w:szCs w:val="24"/>
+                <w:lang w:val="en-US"/>
+              </w:rPr>
+            </w:pPr>
+            <w:r>
+              <w:rPr>
+                <w:rFonts w:ascii="Times New Roman" w:eastAsia="Times New Roman" w:hAnsi="Times New Roman" w:cs="Times New Roman"/>
+                <w:color w:val="0F1115"/>
+                <w:sz w:val="24"/>
+                <w:szCs w:val="24"/>
+                <w:lang w:val="en-US"/>
+              </w:rPr>
+              <w:t>VARCHAR(20)</w:t>
+            </w:r>
+          </w:p>
+        </w:tc>
+        <w:tc>
+          <w:tcPr>
+            <w:tcW w:w="0" w:type="auto"/>
+            <w:shd w:val="clear" w:color="auto" w:fill="FFFFFF"/>
+            <w:tcMar>
+              <w:top w:w="150" w:type="dxa"/>
+              <w:left w:w="240" w:type="dxa"/>
+              <w:bottom w:w="150" w:type="dxa"/>
+              <w:right w:w="240" w:type="dxa"/>
+            </w:tcMar>
+            <w:vAlign w:val="center"/>
+            <w:hideMark/>
+          </w:tcPr>
+          <w:p>
+            <w:pPr>
+              <w:spacing w:after="0" w:line="240" w:lineRule="auto"/>
+              <w:rPr>
+                <w:rFonts w:ascii="Times New Roman" w:eastAsia="Times New Roman" w:hAnsi="Times New Roman" w:cs="Times New Roman"/>
+                <w:color w:val="0F1115"/>
+                <w:sz w:val="24"/>
+                <w:szCs w:val="24"/>
+                <w:lang w:val="en-US"/>
+              </w:rPr>
+            </w:pPr>
+            <w:r>
+              <w:rPr>
+                <w:rFonts w:ascii="Times New Roman" w:eastAsia="Times New Roman" w:hAnsi="Times New Roman" w:cs="Times New Roman"/>
+                <w:color w:val="0F1115"/>
+                <w:sz w:val="24"/>
+                <w:szCs w:val="24"/>
+                <w:lang w:val="en-US"/>
+              </w:rPr>
+              <w:t>Контактный телефон.</w:t>
+            </w:r>
+          </w:p>
+        </w:tc>
+      </w:tr>
+      <w:tr>
+        <w:tc>
+          <w:tcPr>
+            <w:tcW w:w="2122" w:type="dxa"/>
+            <w:shd w:val="clear" w:color="auto" w:fill="FFFFFF"/>
+            <w:tcMar>
+              <w:top w:w="150" w:type="dxa"/>
+              <w:left w:w="0" w:type="dxa"/>
+              <w:bottom w:w="150" w:type="dxa"/>
+              <w:right w:w="240" w:type="dxa"/>
+            </w:tcMar>
+            <w:vAlign w:val="center"/>
+            <w:hideMark/>
+          </w:tcPr>
+          <w:p>
+            <w:pPr>
+              <w:spacing w:after="0" w:line="240" w:lineRule="auto"/>
+              <w:jc w:val="center"/>
+              <w:rPr>
+                <w:rFonts w:ascii="Times New Roman" w:eastAsia="Times New Roman" w:hAnsi="Times New Roman" w:cs="Times New Roman"/>
+                <w:color w:val="0F1115"/>
+                <w:sz w:val="24"/>
+                <w:szCs w:val="24"/>
+                <w:lang w:val="en-US"/>
+              </w:rPr>
+            </w:pPr>
+            <w:r>
+              <w:rPr>
+                <w:rFonts w:ascii="Times New Roman" w:eastAsia="Times New Roman" w:hAnsi="Times New Roman" w:cs="Times New Roman"/>
+                <w:color w:val="0F1115"/>
+                <w:sz w:val="24"/>
+                <w:szCs w:val="24"/>
+                <w:lang w:val="en-US"/>
+              </w:rPr>
+              <w:t>a</w:t>
+            </w:r>
+            <w:r>
+              <w:rPr>
+                <w:rFonts w:ascii="Times New Roman" w:eastAsia="Times New Roman" w:hAnsi="Times New Roman" w:cs="Times New Roman"/>
+                <w:color w:val="0F1115"/>
+                <w:sz w:val="24"/>
+                <w:szCs w:val="24"/>
+                <w:lang w:val="en-US"/>
+              </w:rPr>
+              <w:t>ddress</w:t>
+            </w:r>
+          </w:p>
+        </w:tc>
+        <w:tc>
+          <w:tcPr>
+            <w:tcW w:w="2133" w:type="dxa"/>
+            <w:shd w:val="clear" w:color="auto" w:fill="FFFFFF"/>
+            <w:tcMar>
+              <w:top w:w="150" w:type="dxa"/>
+              <w:left w:w="240" w:type="dxa"/>
+              <w:bottom w:w="150" w:type="dxa"/>
+              <w:right w:w="240" w:type="dxa"/>
+            </w:tcMar>
+            <w:vAlign w:val="center"/>
+            <w:hideMark/>
+          </w:tcPr>
+          <w:p>
+            <w:pPr>
+              <w:spacing w:after="0" w:line="240" w:lineRule="auto"/>
+              <w:jc w:val="center"/>
+              <w:rPr>
+                <w:rFonts w:ascii="Times New Roman" w:eastAsia="Times New Roman" w:hAnsi="Times New Roman" w:cs="Times New Roman"/>
+                <w:color w:val="0F1115"/>
+                <w:sz w:val="24"/>
+                <w:szCs w:val="24"/>
+                <w:lang w:val="en-US"/>
+              </w:rPr>
+            </w:pPr>
+            <w:r>
+              <w:rPr>
+                <w:rFonts w:ascii="Times New Roman" w:eastAsia="Times New Roman" w:hAnsi="Times New Roman" w:cs="Times New Roman"/>
+                <w:color w:val="0F1115"/>
+                <w:sz w:val="24"/>
+                <w:szCs w:val="24"/>
+                <w:lang w:val="en-US"/>
+              </w:rPr>
+              <w:t>VARCHAR(200)</w:t>
+            </w:r>
+          </w:p>
+        </w:tc>
+        <w:tc>
+          <w:tcPr>
+            <w:tcW w:w="0" w:type="auto"/>
+            <w:shd w:val="clear" w:color="auto" w:fill="FFFFFF"/>
+            <w:tcMar>
+              <w:top w:w="150" w:type="dxa"/>
+              <w:left w:w="240" w:type="dxa"/>
+              <w:bottom w:w="150" w:type="dxa"/>
+              <w:right w:w="240" w:type="dxa"/>
+            </w:tcMar>
+            <w:vAlign w:val="center"/>
+            <w:hideMark/>
+          </w:tcPr>
+          <w:p>
+            <w:pPr>
+              <w:spacing w:after="0" w:line="240" w:lineRule="auto"/>
+              <w:rPr>
+                <w:rFonts w:ascii="Times New Roman" w:eastAsia="Times New Roman" w:hAnsi="Times New Roman" w:cs="Times New Roman"/>
+                <w:color w:val="0F1115"/>
+                <w:sz w:val="24"/>
+                <w:szCs w:val="24"/>
+                <w:lang w:val="en-US"/>
+              </w:rPr>
+            </w:pPr>
+            <w:r>
+              <w:rPr>
+                <w:rFonts w:ascii="Times New Roman" w:eastAsia="Times New Roman" w:hAnsi="Times New Roman" w:cs="Times New Roman"/>
+                <w:color w:val="0F1115"/>
+                <w:sz w:val="24"/>
+                <w:szCs w:val="24"/>
+                <w:lang w:val="en-US"/>
+              </w:rPr>
+              <w:t>Юридический адрес.</w:t>
+            </w:r>
+          </w:p>
+        </w:tc>
+      </w:tr>
+    </w:tbl>
+    <w:p>
+      <w:pPr>
+        <w:spacing w:before="120" w:after="0" w:line="360" w:lineRule="auto"/>
+        <w:ind w:firstLine="709"/>
+        <w:jc w:val="both"/>
+        <w:rPr>
+          <w:rFonts w:ascii="Times New Roman" w:hAnsi="Times New Roman" w:cs="Times New Roman"/>
+          <w:sz w:val="28"/>
+          <w:szCs w:val="28"/>
+        </w:rPr>
+      </w:pPr>
+      <w:r>
+        <w:rPr>
+          <w:rFonts w:ascii="Times New Roman" w:hAnsi="Times New Roman" w:cs="Times New Roman"/>
+          <w:sz w:val="28"/>
+          <w:szCs w:val="28"/>
+        </w:rPr>
+        <w:t xml:space="preserve">2. </w:t>
+      </w:r>
+      <w:r>
+        <w:rPr>
+          <w:rFonts w:ascii="Times New Roman" w:hAnsi="Times New Roman" w:cs="Times New Roman"/>
+          <w:sz w:val="28"/>
+          <w:szCs w:val="28"/>
+          <w:lang w:val="en-US"/>
+        </w:rPr>
+        <w:t>Products</w:t>
+      </w:r>
+      <w:r>
+        <w:rPr>
+          <w:rFonts w:ascii="Times New Roman" w:hAnsi="Times New Roman" w:cs="Times New Roman"/>
+          <w:sz w:val="28"/>
+          <w:szCs w:val="28"/>
+        </w:rPr>
+        <w:t xml:space="preserve"> </w:t>
+      </w:r>
+      <w:r>
+        <w:rPr>
+          <w:rFonts w:ascii="Times New Roman" w:hAnsi="Times New Roman" w:cs="Times New Roman"/>
+          <w:sz w:val="28"/>
+          <w:szCs w:val="28"/>
+        </w:rPr>
+        <w:t>–</w:t>
+      </w:r>
+      <w:r>
+        <w:rPr>
+          <w:rFonts w:ascii="Times New Roman" w:hAnsi="Times New Roman" w:cs="Times New Roman"/>
+          <w:sz w:val="28"/>
+          <w:szCs w:val="28"/>
+        </w:rPr>
+        <w:t xml:space="preserve"> </w:t>
+      </w:r>
+      <w:r>
+        <w:rPr>
+          <w:rFonts w:ascii="Times New Roman" w:hAnsi="Times New Roman" w:cs="Times New Roman"/>
+          <w:sz w:val="28"/>
+          <w:szCs w:val="28"/>
+        </w:rPr>
+        <w:t>ц</w:t>
+      </w:r>
+      <w:r>
+        <w:rPr>
+          <w:rFonts w:ascii="Times New Roman" w:hAnsi="Times New Roman" w:cs="Times New Roman"/>
+          <w:sz w:val="28"/>
+          <w:szCs w:val="28"/>
+        </w:rPr>
+        <w:t>ентральный спра</w:t>
+      </w:r>
+      <w:r>
+        <w:rPr>
+          <w:rFonts w:ascii="Times New Roman" w:hAnsi="Times New Roman" w:cs="Times New Roman"/>
+          <w:sz w:val="28"/>
+          <w:szCs w:val="28"/>
+        </w:rPr>
+        <w:t>вочник всей номенклатуры аптеки, о</w:t>
+      </w:r>
+      <w:r>
+        <w:rPr>
+          <w:rFonts w:ascii="Times New Roman" w:hAnsi="Times New Roman" w:cs="Times New Roman"/>
+          <w:sz w:val="28"/>
+          <w:szCs w:val="28"/>
+        </w:rPr>
+        <w:t>беспечивает целостность данных.</w:t>
+      </w:r>
+    </w:p>
+    <w:p>
+      <w:pPr>
+        <w:spacing w:after="0" w:line="360" w:lineRule="auto"/>
+        <w:ind w:firstLine="709"/>
+        <w:jc w:val="both"/>
+        <w:rPr>
+          <w:rFonts w:ascii="Times New Roman" w:hAnsi="Times New Roman" w:cs="Times New Roman"/>
+          <w:sz w:val="28"/>
+          <w:szCs w:val="28"/>
+          <w:lang w:val="en-US"/>
+        </w:rPr>
+      </w:pPr>
+      <w:r>
+        <w:rPr>
+          <w:rFonts w:ascii="Times New Roman" w:hAnsi="Times New Roman" w:cs="Times New Roman"/>
+          <w:sz w:val="28"/>
+          <w:szCs w:val="28"/>
+        </w:rPr>
+        <w:t>Таблица 2</w:t>
+      </w:r>
+      <w:r>
+        <w:rPr>
+          <w:rFonts w:ascii="Times New Roman" w:hAnsi="Times New Roman" w:cs="Times New Roman"/>
+          <w:sz w:val="28"/>
+          <w:szCs w:val="28"/>
+        </w:rPr>
+        <w:t xml:space="preserve"> </w:t>
+      </w:r>
+      <w:r>
+        <w:rPr>
+          <w:rFonts w:ascii="Times New Roman" w:hAnsi="Times New Roman" w:cs="Times New Roman"/>
+          <w:sz w:val="28"/>
+          <w:szCs w:val="28"/>
+        </w:rPr>
+        <w:t>–</w:t>
+      </w:r>
+      <w:r>
+        <w:rPr>
+          <w:rFonts w:ascii="Times New Roman" w:hAnsi="Times New Roman" w:cs="Times New Roman"/>
+          <w:sz w:val="28"/>
+          <w:szCs w:val="28"/>
+        </w:rPr>
+        <w:t xml:space="preserve"> Сущность </w:t>
+      </w:r>
+      <w:proofErr w:type="spellStart"/>
+      <w:r>
+        <w:rPr>
+          <w:rFonts w:ascii="Times New Roman" w:hAnsi="Times New Roman" w:cs="Times New Roman"/>
+          <w:sz w:val="28"/>
+          <w:szCs w:val="28"/>
+        </w:rPr>
+        <w:t>Products</w:t>
+      </w:r>
+      <w:proofErr w:type="spellEnd"/>
+      <w:r>
+        <w:rPr>
+          <w:rFonts w:ascii="Times New Roman" w:hAnsi="Times New Roman" w:cs="Times New Roman"/>
+          <w:sz w:val="28"/>
+          <w:szCs w:val="28"/>
+        </w:rPr>
+        <w:t xml:space="preserve"> (</w:t>
+      </w:r>
+      <w:r>
+        <w:rPr>
+          <w:rFonts w:ascii="Times New Roman" w:hAnsi="Times New Roman" w:cs="Times New Roman"/>
+          <w:sz w:val="28"/>
+          <w:szCs w:val="28"/>
+        </w:rPr>
+        <w:t>Продукция)</w:t>
+      </w:r>
+      <w:r>
+        <w:rPr>
+          <w:rFonts w:ascii="Times New Roman" w:hAnsi="Times New Roman" w:cs="Times New Roman"/>
+          <w:sz w:val="28"/>
+          <w:szCs w:val="28"/>
+          <w:lang w:val="en-US"/>
+        </w:rPr>
+        <w:t>.</w:t>
+      </w:r>
+    </w:p>
+    <w:tbl>
+      <w:tblPr>
+        <w:tblStyle w:val="a5"/>
+        <w:tblW w:w="0" w:type="auto"/>
+        <w:tblLook w:val="04A0" w:firstRow="1" w:lastRow="0" w:firstColumn="1" w:lastColumn="0" w:noHBand="0" w:noVBand="1"/>
+      </w:tblPr>
+      <w:tblGrid>
+        <w:gridCol w:w="2263"/>
+        <w:gridCol w:w="2410"/>
+        <w:gridCol w:w="4672"/>
+      </w:tblGrid>
+      <w:tr>
+        <w:trPr>
+          <w:trHeight w:val="454"/>
+        </w:trPr>
+        <w:tc>
+          <w:tcPr>
+            <w:tcW w:w="2263" w:type="dxa"/>
+            <w:vAlign w:val="center"/>
+          </w:tcPr>
+          <w:p>
+            <w:pPr>
+              <w:jc w:val="center"/>
+              <w:rPr>
+                <w:rFonts w:ascii="Times New Roman" w:hAnsi="Times New Roman" w:cs="Times New Roman"/>
+                <w:sz w:val="24"/>
+                <w:szCs w:val="24"/>
+                <w:lang w:val="en-US"/>
+              </w:rPr>
+            </w:pPr>
+            <w:proofErr w:type="spellStart"/>
+            <w:r>
+              <w:rPr>
+                <w:rFonts w:ascii="Times New Roman" w:eastAsia="Times New Roman" w:hAnsi="Times New Roman" w:cs="Times New Roman"/>
+                <w:color w:val="0F1115"/>
+                <w:sz w:val="24"/>
+                <w:szCs w:val="24"/>
+                <w:lang w:val="en-US"/>
+              </w:rPr>
+              <w:t>Название</w:t>
+            </w:r>
+            <w:proofErr w:type="spellEnd"/>
+          </w:p>
+        </w:tc>
+        <w:tc>
+          <w:tcPr>
+            <w:tcW w:w="2410" w:type="dxa"/>
+            <w:vAlign w:val="center"/>
+          </w:tcPr>
+          <w:p>
+            <w:pPr>
+              <w:jc w:val="center"/>
+              <w:rPr>
+                <w:rFonts w:ascii="Times New Roman" w:hAnsi="Times New Roman" w:cs="Times New Roman"/>
+                <w:sz w:val="24"/>
+                <w:szCs w:val="24"/>
+                <w:lang w:val="en-US"/>
+              </w:rPr>
+            </w:pPr>
+            <w:proofErr w:type="spellStart"/>
+            <w:r>
+              <w:rPr>
+                <w:rFonts w:ascii="Times New Roman" w:eastAsia="Times New Roman" w:hAnsi="Times New Roman" w:cs="Times New Roman"/>
+                <w:color w:val="0F1115"/>
+                <w:sz w:val="24"/>
+                <w:szCs w:val="24"/>
+                <w:lang w:val="en-US"/>
+              </w:rPr>
+              <w:t>Тип</w:t>
+            </w:r>
+            <w:proofErr w:type="spellEnd"/>
+            <w:r>
+              <w:rPr>
+                <w:rFonts w:ascii="Times New Roman" w:eastAsia="Times New Roman" w:hAnsi="Times New Roman" w:cs="Times New Roman"/>
+                <w:color w:val="0F1115"/>
+                <w:sz w:val="24"/>
+                <w:szCs w:val="24"/>
+                <w:lang w:val="en-US"/>
+              </w:rPr>
+              <w:t xml:space="preserve"> </w:t>
+            </w:r>
+            <w:proofErr w:type="spellStart"/>
+            <w:r>
+              <w:rPr>
+                <w:rFonts w:ascii="Times New Roman" w:eastAsia="Times New Roman" w:hAnsi="Times New Roman" w:cs="Times New Roman"/>
+                <w:color w:val="0F1115"/>
+                <w:sz w:val="24"/>
+                <w:szCs w:val="24"/>
+                <w:lang w:val="en-US"/>
+              </w:rPr>
+              <w:t>данных</w:t>
+            </w:r>
+            <w:proofErr w:type="spellEnd"/>
+          </w:p>
+        </w:tc>
+        <w:tc>
+          <w:tcPr>
+            <w:tcW w:w="4672" w:type="dxa"/>
+            <w:vAlign w:val="center"/>
+          </w:tcPr>
+          <w:p>
+            <w:pPr>
+              <w:rPr>
+                <w:rFonts w:ascii="Times New Roman" w:hAnsi="Times New Roman" w:cs="Times New Roman"/>
+                <w:sz w:val="24"/>
+                <w:szCs w:val="24"/>
+                <w:lang w:val="en-US"/>
+              </w:rPr>
+            </w:pPr>
+            <w:proofErr w:type="spellStart"/>
+            <w:r>
+              <w:rPr>
+                <w:rFonts w:ascii="Times New Roman" w:eastAsia="Times New Roman" w:hAnsi="Times New Roman" w:cs="Times New Roman"/>
+                <w:color w:val="0F1115"/>
+                <w:sz w:val="24"/>
+                <w:szCs w:val="24"/>
+                <w:lang w:val="en-US"/>
+              </w:rPr>
+              <w:t>Описание</w:t>
+            </w:r>
+            <w:proofErr w:type="spellEnd"/>
+          </w:p>
+        </w:tc>
+      </w:tr>
+      <w:tr>
+        <w:tc>
+          <w:tcPr>
+            <w:tcW w:w="2263" w:type="dxa"/>
+            <w:vAlign w:val="center"/>
+          </w:tcPr>
+          <w:p>
+            <w:pPr>
+              <w:jc w:val="center"/>
+              <w:rPr>
+                <w:rFonts w:ascii="Times New Roman" w:hAnsi="Times New Roman" w:cs="Times New Roman"/>
+                <w:sz w:val="24"/>
+                <w:szCs w:val="24"/>
+                <w:lang w:val="en-US"/>
+              </w:rPr>
+            </w:pPr>
+            <w:proofErr w:type="spellStart"/>
+            <w:r>
+              <w:rPr>
+                <w:rFonts w:ascii="Times New Roman" w:eastAsia="Times New Roman" w:hAnsi="Times New Roman" w:cs="Times New Roman"/>
+                <w:color w:val="0F1115"/>
+                <w:sz w:val="24"/>
+                <w:szCs w:val="24"/>
+                <w:lang w:val="en-US"/>
+              </w:rPr>
+              <w:t>ProductID</w:t>
+            </w:r>
+            <w:proofErr w:type="spellEnd"/>
+          </w:p>
+        </w:tc>
+        <w:tc>
+          <w:tcPr>
+            <w:tcW w:w="2410" w:type="dxa"/>
+            <w:vAlign w:val="center"/>
+          </w:tcPr>
+          <w:p>
+            <w:pPr>
+              <w:jc w:val="center"/>
+              <w:rPr>
+                <w:rFonts w:ascii="Times New Roman" w:hAnsi="Times New Roman" w:cs="Times New Roman"/>
+                <w:sz w:val="24"/>
+                <w:szCs w:val="24"/>
+                <w:lang w:val="en-US"/>
+              </w:rPr>
+            </w:pPr>
+            <w:r>
+              <w:rPr>
+                <w:rFonts w:ascii="Times New Roman" w:eastAsia="Times New Roman" w:hAnsi="Times New Roman" w:cs="Times New Roman"/>
+                <w:color w:val="0F1115"/>
+                <w:sz w:val="24"/>
+                <w:szCs w:val="24"/>
+                <w:lang w:val="en-US"/>
+              </w:rPr>
+              <w:t>INT PRIMARY KEY</w:t>
+            </w:r>
+          </w:p>
+        </w:tc>
+        <w:tc>
+          <w:tcPr>
+            <w:tcW w:w="4672" w:type="dxa"/>
+            <w:vAlign w:val="center"/>
+          </w:tcPr>
+          <w:p>
+            <w:pPr>
+              <w:rPr>
+                <w:rFonts w:ascii="Times New Roman" w:hAnsi="Times New Roman" w:cs="Times New Roman"/>
+                <w:sz w:val="24"/>
+                <w:szCs w:val="24"/>
+                <w:lang w:val="en-US"/>
+              </w:rPr>
+            </w:pPr>
+            <w:r>
+              <w:rPr>
+                <w:rFonts w:ascii="Times New Roman" w:eastAsia="Times New Roman" w:hAnsi="Times New Roman" w:cs="Times New Roman"/>
+                <w:color w:val="0F1115"/>
+                <w:sz w:val="24"/>
+                <w:szCs w:val="24"/>
+                <w:lang w:val="en-US"/>
+              </w:rPr>
+              <w:t xml:space="preserve">Уникальный </w:t>
+            </w:r>
+            <w:proofErr w:type="spellStart"/>
+            <w:r>
+              <w:rPr>
+                <w:rFonts w:ascii="Times New Roman" w:eastAsia="Times New Roman" w:hAnsi="Times New Roman" w:cs="Times New Roman"/>
+                <w:color w:val="0F1115"/>
+                <w:sz w:val="24"/>
+                <w:szCs w:val="24"/>
+                <w:lang w:val="en-US"/>
+              </w:rPr>
+              <w:t>идентификатор</w:t>
+            </w:r>
+            <w:proofErr w:type="spellEnd"/>
+            <w:r>
+              <w:rPr>
+                <w:rFonts w:ascii="Times New Roman" w:eastAsia="Times New Roman" w:hAnsi="Times New Roman" w:cs="Times New Roman"/>
+                <w:color w:val="0F1115"/>
+                <w:sz w:val="24"/>
+                <w:szCs w:val="24"/>
+                <w:lang w:val="en-US"/>
+              </w:rPr>
+              <w:t xml:space="preserve"> </w:t>
+            </w:r>
+            <w:proofErr w:type="spellStart"/>
+            <w:r>
+              <w:rPr>
+                <w:rFonts w:ascii="Times New Roman" w:eastAsia="Times New Roman" w:hAnsi="Times New Roman" w:cs="Times New Roman"/>
+                <w:color w:val="0F1115"/>
+                <w:sz w:val="24"/>
+                <w:szCs w:val="24"/>
+                <w:lang w:val="en-US"/>
+              </w:rPr>
+              <w:t>товара</w:t>
+            </w:r>
+            <w:proofErr w:type="spellEnd"/>
+            <w:r>
+              <w:rPr>
+                <w:rFonts w:ascii="Times New Roman" w:eastAsia="Times New Roman" w:hAnsi="Times New Roman" w:cs="Times New Roman"/>
+                <w:color w:val="0F1115"/>
+                <w:sz w:val="24"/>
+                <w:szCs w:val="24"/>
+                <w:lang w:val="en-US"/>
+              </w:rPr>
+              <w:t xml:space="preserve"> (</w:t>
+            </w:r>
+            <w:proofErr w:type="spellStart"/>
+            <w:r>
+              <w:rPr>
+                <w:rFonts w:ascii="Times New Roman" w:eastAsia="Times New Roman" w:hAnsi="Times New Roman" w:cs="Times New Roman"/>
+                <w:color w:val="0F1115"/>
+                <w:sz w:val="24"/>
+                <w:szCs w:val="24"/>
+                <w:lang w:val="en-US"/>
+              </w:rPr>
+              <w:t>автоинкремент</w:t>
+            </w:r>
+            <w:proofErr w:type="spellEnd"/>
+            <w:r>
+              <w:rPr>
+                <w:rFonts w:ascii="Times New Roman" w:eastAsia="Times New Roman" w:hAnsi="Times New Roman" w:cs="Times New Roman"/>
+                <w:color w:val="0F1115"/>
+                <w:sz w:val="24"/>
+                <w:szCs w:val="24"/>
+                <w:lang w:val="en-US"/>
+              </w:rPr>
+              <w:t>).</w:t>
+            </w:r>
+          </w:p>
+        </w:tc>
+      </w:tr>
+      <w:tr>
+        <w:tc>
+          <w:tcPr>
+            <w:tcW w:w="2263" w:type="dxa"/>
+            <w:vAlign w:val="center"/>
+          </w:tcPr>
+          <w:p>
+            <w:pPr>
+              <w:jc w:val="center"/>
+              <w:rPr>
+                <w:rFonts w:ascii="Times New Roman" w:hAnsi="Times New Roman" w:cs="Times New Roman"/>
+                <w:sz w:val="24"/>
+                <w:szCs w:val="24"/>
+                <w:lang w:val="en-US"/>
+              </w:rPr>
+            </w:pPr>
+            <w:r>
+              <w:rPr>
+                <w:rFonts w:ascii="Times New Roman" w:eastAsia="Times New Roman" w:hAnsi="Times New Roman" w:cs="Times New Roman"/>
+                <w:color w:val="0F1115"/>
+                <w:sz w:val="24"/>
+                <w:szCs w:val="24"/>
+                <w:lang w:val="en-US"/>
+              </w:rPr>
+              <w:t>Name</w:t>
+            </w:r>
+            <w:bookmarkStart w:id="0" w:name="_GoBack"/>
+            <w:bookmarkEnd w:id="0"/>
+          </w:p>
+        </w:tc>
+        <w:tc>
+          <w:tcPr>
+            <w:tcW w:w="2410" w:type="dxa"/>
+            <w:vAlign w:val="center"/>
+          </w:tcPr>
+          <w:p>
+            <w:pPr>
+              <w:jc w:val="center"/>
+              <w:rPr>
+                <w:rFonts w:ascii="Times New Roman" w:hAnsi="Times New Roman" w:cs="Times New Roman"/>
+                <w:sz w:val="24"/>
+                <w:szCs w:val="24"/>
+                <w:lang w:val="en-US"/>
+              </w:rPr>
+            </w:pPr>
+            <w:r>
+              <w:rPr>
+                <w:rFonts w:ascii="Times New Roman" w:eastAsia="Times New Roman" w:hAnsi="Times New Roman" w:cs="Times New Roman"/>
+                <w:color w:val="0F1115"/>
+                <w:sz w:val="24"/>
+                <w:szCs w:val="24"/>
+                <w:lang w:val="en-US"/>
+              </w:rPr>
+              <w:t>NVARCHAR(200)</w:t>
+            </w:r>
+          </w:p>
+        </w:tc>
+        <w:tc>
+          <w:tcPr>
+            <w:tcW w:w="4672" w:type="dxa"/>
+            <w:vAlign w:val="center"/>
+          </w:tcPr>
+          <w:p>
+            <w:pPr>
+              <w:rPr>
+                <w:rFonts w:ascii="Times New Roman" w:hAnsi="Times New Roman" w:cs="Times New Roman"/>
+                <w:sz w:val="24"/>
+                <w:szCs w:val="24"/>
+                <w:lang w:val="en-US"/>
+              </w:rPr>
+            </w:pPr>
+            <w:proofErr w:type="spellStart"/>
+            <w:r>
+              <w:rPr>
+                <w:rFonts w:ascii="Times New Roman" w:eastAsia="Times New Roman" w:hAnsi="Times New Roman" w:cs="Times New Roman"/>
+                <w:color w:val="0F1115"/>
+                <w:sz w:val="24"/>
+                <w:szCs w:val="24"/>
+                <w:lang w:val="en-US"/>
+              </w:rPr>
+              <w:t>Торговое</w:t>
+            </w:r>
+            <w:proofErr w:type="spellEnd"/>
+            <w:r>
+              <w:rPr>
+                <w:rFonts w:ascii="Times New Roman" w:eastAsia="Times New Roman" w:hAnsi="Times New Roman" w:cs="Times New Roman"/>
+                <w:color w:val="0F1115"/>
+                <w:sz w:val="24"/>
+                <w:szCs w:val="24"/>
+                <w:lang w:val="en-US"/>
+              </w:rPr>
+              <w:t xml:space="preserve"> </w:t>
+            </w:r>
+            <w:proofErr w:type="spellStart"/>
+            <w:r>
+              <w:rPr>
+                <w:rFonts w:ascii="Times New Roman" w:eastAsia="Times New Roman" w:hAnsi="Times New Roman" w:cs="Times New Roman"/>
+                <w:color w:val="0F1115"/>
+                <w:sz w:val="24"/>
+                <w:szCs w:val="24"/>
+                <w:lang w:val="en-US"/>
+              </w:rPr>
+              <w:t>наименование</w:t>
+            </w:r>
+            <w:proofErr w:type="spellEnd"/>
+            <w:r>
+              <w:rPr>
+                <w:rFonts w:ascii="Times New Roman" w:eastAsia="Times New Roman" w:hAnsi="Times New Roman" w:cs="Times New Roman"/>
+                <w:color w:val="0F1115"/>
+                <w:sz w:val="24"/>
+                <w:szCs w:val="24"/>
+                <w:lang w:val="en-US"/>
+              </w:rPr>
+              <w:t xml:space="preserve"> </w:t>
+            </w:r>
+            <w:proofErr w:type="spellStart"/>
+            <w:r>
+              <w:rPr>
+                <w:rFonts w:ascii="Times New Roman" w:eastAsia="Times New Roman" w:hAnsi="Times New Roman" w:cs="Times New Roman"/>
+                <w:color w:val="0F1115"/>
+                <w:sz w:val="24"/>
+                <w:szCs w:val="24"/>
+                <w:lang w:val="en-US"/>
+              </w:rPr>
+              <w:t>товара</w:t>
+            </w:r>
+            <w:proofErr w:type="spellEnd"/>
+            <w:r>
+              <w:rPr>
+                <w:rFonts w:ascii="Times New Roman" w:eastAsia="Times New Roman" w:hAnsi="Times New Roman" w:cs="Times New Roman"/>
+                <w:color w:val="0F1115"/>
+                <w:sz w:val="24"/>
+                <w:szCs w:val="24"/>
+                <w:lang w:val="en-US"/>
+              </w:rPr>
+              <w:t>.</w:t>
+            </w:r>
+          </w:p>
+        </w:tc>
+      </w:tr>
+      <w:tr>
+        <w:tc>
+          <w:tcPr>
+            <w:tcW w:w="2263" w:type="dxa"/>
+            <w:vAlign w:val="center"/>
+          </w:tcPr>
+          <w:p>
+            <w:pPr>
+              <w:jc w:val="center"/>
+              <w:rPr>
+                <w:rFonts w:ascii="Times New Roman" w:hAnsi="Times New Roman" w:cs="Times New Roman"/>
+                <w:sz w:val="24"/>
+                <w:szCs w:val="24"/>
+                <w:lang w:val="en-US"/>
+              </w:rPr>
+            </w:pPr>
+            <w:r>
+              <w:rPr>
+                <w:rFonts w:ascii="Times New Roman" w:eastAsia="Times New Roman" w:hAnsi="Times New Roman" w:cs="Times New Roman"/>
+                <w:color w:val="0F1115"/>
+                <w:sz w:val="24"/>
+                <w:szCs w:val="24"/>
+                <w:lang w:val="en-US"/>
+              </w:rPr>
+              <w:t>INN</w:t>
+            </w:r>
+          </w:p>
+        </w:tc>
+        <w:tc>
+          <w:tcPr>
+            <w:tcW w:w="2410" w:type="dxa"/>
+            <w:vAlign w:val="center"/>
+          </w:tcPr>
+          <w:p>
+            <w:pPr>
+              <w:jc w:val="center"/>
+              <w:rPr>
+                <w:rFonts w:ascii="Times New Roman" w:hAnsi="Times New Roman" w:cs="Times New Roman"/>
+                <w:sz w:val="24"/>
+                <w:szCs w:val="24"/>
+                <w:lang w:val="en-US"/>
+              </w:rPr>
+            </w:pPr>
+            <w:r>
+              <w:rPr>
+                <w:rFonts w:ascii="Times New Roman" w:eastAsia="Times New Roman" w:hAnsi="Times New Roman" w:cs="Times New Roman"/>
+                <w:color w:val="0F1115"/>
+                <w:sz w:val="24"/>
+                <w:szCs w:val="24"/>
+                <w:lang w:val="en-US"/>
+              </w:rPr>
+              <w:t>NVARCHAR(100)</w:t>
+            </w:r>
+          </w:p>
+        </w:tc>
+        <w:tc>
+          <w:tcPr>
+            <w:tcW w:w="4672" w:type="dxa"/>
+            <w:vAlign w:val="center"/>
+          </w:tcPr>
+          <w:p>
+            <w:pPr>
+              <w:rPr>
+                <w:rFonts w:ascii="Times New Roman" w:hAnsi="Times New Roman" w:cs="Times New Roman"/>
+                <w:sz w:val="24"/>
+                <w:szCs w:val="24"/>
+                <w:lang w:val="en-US"/>
+              </w:rPr>
+            </w:pPr>
+            <w:proofErr w:type="spellStart"/>
+            <w:r>
+              <w:rPr>
+                <w:rFonts w:ascii="Times New Roman" w:eastAsia="Times New Roman" w:hAnsi="Times New Roman" w:cs="Times New Roman"/>
+                <w:color w:val="0F1115"/>
+                <w:sz w:val="24"/>
+                <w:szCs w:val="24"/>
+                <w:lang w:val="en-US"/>
+              </w:rPr>
+              <w:t>Международное</w:t>
+            </w:r>
+            <w:proofErr w:type="spellEnd"/>
+            <w:r>
+              <w:rPr>
+                <w:rFonts w:ascii="Times New Roman" w:eastAsia="Times New Roman" w:hAnsi="Times New Roman" w:cs="Times New Roman"/>
+                <w:color w:val="0F1115"/>
+                <w:sz w:val="24"/>
+                <w:szCs w:val="24"/>
+                <w:lang w:val="en-US"/>
+              </w:rPr>
+              <w:t xml:space="preserve"> </w:t>
+            </w:r>
+            <w:proofErr w:type="spellStart"/>
+            <w:r>
+              <w:rPr>
+                <w:rFonts w:ascii="Times New Roman" w:eastAsia="Times New Roman" w:hAnsi="Times New Roman" w:cs="Times New Roman"/>
+                <w:color w:val="0F1115"/>
+                <w:sz w:val="24"/>
+                <w:szCs w:val="24"/>
+                <w:lang w:val="en-US"/>
+              </w:rPr>
+              <w:t>непатентованное</w:t>
+            </w:r>
+            <w:proofErr w:type="spellEnd"/>
+            <w:r>
+              <w:rPr>
+                <w:rFonts w:ascii="Times New Roman" w:eastAsia="Times New Roman" w:hAnsi="Times New Roman" w:cs="Times New Roman"/>
+                <w:color w:val="0F1115"/>
+                <w:sz w:val="24"/>
+                <w:szCs w:val="24"/>
+                <w:lang w:val="en-US"/>
+              </w:rPr>
+              <w:t xml:space="preserve"> </w:t>
+            </w:r>
+            <w:proofErr w:type="spellStart"/>
+            <w:r>
+              <w:rPr>
+                <w:rFonts w:ascii="Times New Roman" w:eastAsia="Times New Roman" w:hAnsi="Times New Roman" w:cs="Times New Roman"/>
+                <w:color w:val="0F1115"/>
+                <w:sz w:val="24"/>
+                <w:szCs w:val="24"/>
+                <w:lang w:val="en-US"/>
+              </w:rPr>
+              <w:t>наименование</w:t>
+            </w:r>
+            <w:proofErr w:type="spellEnd"/>
+            <w:r>
+              <w:rPr>
+                <w:rFonts w:ascii="Times New Roman" w:eastAsia="Times New Roman" w:hAnsi="Times New Roman" w:cs="Times New Roman"/>
+                <w:color w:val="0F1115"/>
+                <w:sz w:val="24"/>
+                <w:szCs w:val="24"/>
+                <w:lang w:val="en-US"/>
+              </w:rPr>
+              <w:t xml:space="preserve"> (МНН).</w:t>
+            </w:r>
+          </w:p>
+        </w:tc>
+      </w:tr>
+      <w:tr>
+        <w:tc>
+          <w:tcPr>
+            <w:tcW w:w="2263" w:type="dxa"/>
+            <w:vAlign w:val="center"/>
+          </w:tcPr>
+          <w:p>
+            <w:pPr>
+              <w:jc w:val="center"/>
+              <w:rPr>
+                <w:rFonts w:ascii="Times New Roman" w:hAnsi="Times New Roman" w:cs="Times New Roman"/>
+                <w:sz w:val="24"/>
+                <w:szCs w:val="24"/>
+                <w:lang w:val="en-US"/>
+              </w:rPr>
+            </w:pPr>
+            <w:r>
+              <w:rPr>
+                <w:rFonts w:ascii="Times New Roman" w:eastAsia="Times New Roman" w:hAnsi="Times New Roman" w:cs="Times New Roman"/>
+                <w:color w:val="0F1115"/>
+                <w:sz w:val="24"/>
+                <w:szCs w:val="24"/>
+                <w:lang w:val="en-US"/>
+              </w:rPr>
+              <w:t>Barcode</w:t>
+            </w:r>
+          </w:p>
+        </w:tc>
+        <w:tc>
+          <w:tcPr>
+            <w:tcW w:w="2410" w:type="dxa"/>
+            <w:vAlign w:val="center"/>
+          </w:tcPr>
+          <w:p>
+            <w:pPr>
+              <w:jc w:val="center"/>
+              <w:rPr>
+                <w:rFonts w:ascii="Times New Roman" w:hAnsi="Times New Roman" w:cs="Times New Roman"/>
+                <w:sz w:val="24"/>
+                <w:szCs w:val="24"/>
+                <w:lang w:val="en-US"/>
+              </w:rPr>
+            </w:pPr>
+            <w:r>
+              <w:rPr>
+                <w:rFonts w:ascii="Times New Roman" w:eastAsia="Times New Roman" w:hAnsi="Times New Roman" w:cs="Times New Roman"/>
+                <w:color w:val="0F1115"/>
+                <w:sz w:val="24"/>
+                <w:szCs w:val="24"/>
+                <w:lang w:val="en-US"/>
+              </w:rPr>
+              <w:t>NVARCHAR(50)</w:t>
+            </w:r>
+          </w:p>
+        </w:tc>
+        <w:tc>
+          <w:tcPr>
+            <w:tcW w:w="4672" w:type="dxa"/>
+            <w:vAlign w:val="center"/>
+          </w:tcPr>
+          <w:p>
+            <w:pPr>
+              <w:rPr>
+                <w:rFonts w:ascii="Times New Roman" w:hAnsi="Times New Roman" w:cs="Times New Roman"/>
+                <w:sz w:val="24"/>
+                <w:szCs w:val="24"/>
+                <w:lang w:val="en-US"/>
+              </w:rPr>
+            </w:pPr>
+            <w:proofErr w:type="spellStart"/>
+            <w:r>
+              <w:rPr>
+                <w:rFonts w:ascii="Times New Roman" w:eastAsia="Times New Roman" w:hAnsi="Times New Roman" w:cs="Times New Roman"/>
+                <w:color w:val="0F1115"/>
+                <w:sz w:val="24"/>
+                <w:szCs w:val="24"/>
+                <w:lang w:val="en-US"/>
+              </w:rPr>
+              <w:t>Штрихкод</w:t>
+            </w:r>
+            <w:proofErr w:type="spellEnd"/>
+            <w:r>
+              <w:rPr>
+                <w:rFonts w:ascii="Times New Roman" w:eastAsia="Times New Roman" w:hAnsi="Times New Roman" w:cs="Times New Roman"/>
+                <w:color w:val="0F1115"/>
+                <w:sz w:val="24"/>
+                <w:szCs w:val="24"/>
+                <w:lang w:val="en-US"/>
+              </w:rPr>
+              <w:t xml:space="preserve"> </w:t>
+            </w:r>
+            <w:proofErr w:type="spellStart"/>
+            <w:r>
+              <w:rPr>
+                <w:rFonts w:ascii="Times New Roman" w:eastAsia="Times New Roman" w:hAnsi="Times New Roman" w:cs="Times New Roman"/>
+                <w:color w:val="0F1115"/>
+                <w:sz w:val="24"/>
+                <w:szCs w:val="24"/>
+                <w:lang w:val="en-US"/>
+              </w:rPr>
+              <w:t>для</w:t>
+            </w:r>
+            <w:proofErr w:type="spellEnd"/>
+            <w:r>
+              <w:rPr>
+                <w:rFonts w:ascii="Times New Roman" w:eastAsia="Times New Roman" w:hAnsi="Times New Roman" w:cs="Times New Roman"/>
+                <w:color w:val="0F1115"/>
+                <w:sz w:val="24"/>
+                <w:szCs w:val="24"/>
+                <w:lang w:val="en-US"/>
+              </w:rPr>
+              <w:t xml:space="preserve"> </w:t>
+            </w:r>
+            <w:proofErr w:type="spellStart"/>
+            <w:r>
+              <w:rPr>
+                <w:rFonts w:ascii="Times New Roman" w:eastAsia="Times New Roman" w:hAnsi="Times New Roman" w:cs="Times New Roman"/>
+                <w:color w:val="0F1115"/>
+                <w:sz w:val="24"/>
+                <w:szCs w:val="24"/>
+                <w:lang w:val="en-US"/>
+              </w:rPr>
+              <w:t>быстрого</w:t>
+            </w:r>
+            <w:proofErr w:type="spellEnd"/>
+            <w:r>
+              <w:rPr>
+                <w:rFonts w:ascii="Times New Roman" w:eastAsia="Times New Roman" w:hAnsi="Times New Roman" w:cs="Times New Roman"/>
+                <w:color w:val="0F1115"/>
+                <w:sz w:val="24"/>
+                <w:szCs w:val="24"/>
+                <w:lang w:val="en-US"/>
+              </w:rPr>
+              <w:t xml:space="preserve"> </w:t>
+            </w:r>
+            <w:proofErr w:type="spellStart"/>
+            <w:r>
+              <w:rPr>
+                <w:rFonts w:ascii="Times New Roman" w:eastAsia="Times New Roman" w:hAnsi="Times New Roman" w:cs="Times New Roman"/>
+                <w:color w:val="0F1115"/>
+                <w:sz w:val="24"/>
+                <w:szCs w:val="24"/>
+                <w:lang w:val="en-US"/>
+              </w:rPr>
+              <w:t>сканирования</w:t>
+            </w:r>
+            <w:proofErr w:type="spellEnd"/>
+            <w:r>
+              <w:rPr>
+                <w:rFonts w:ascii="Times New Roman" w:eastAsia="Times New Roman" w:hAnsi="Times New Roman" w:cs="Times New Roman"/>
+                <w:color w:val="0F1115"/>
+                <w:sz w:val="24"/>
+                <w:szCs w:val="24"/>
+                <w:lang w:val="en-US"/>
+              </w:rPr>
+              <w:t>.</w:t>
+            </w:r>
+          </w:p>
+        </w:tc>
+      </w:tr>
+      <w:tr>
+        <w:tc>
+          <w:tcPr>
+            <w:tcW w:w="2263" w:type="dxa"/>
+            <w:vAlign w:val="center"/>
+          </w:tcPr>
+          <w:p>
+            <w:pPr>
+              <w:jc w:val="center"/>
+              <w:rPr>
+                <w:rFonts w:ascii="Times New Roman" w:hAnsi="Times New Roman" w:cs="Times New Roman"/>
+                <w:sz w:val="24"/>
+                <w:szCs w:val="24"/>
+                <w:lang w:val="en-US"/>
+              </w:rPr>
+            </w:pPr>
+            <w:proofErr w:type="spellStart"/>
+            <w:r>
+              <w:rPr>
+                <w:rFonts w:ascii="Times New Roman" w:eastAsia="Times New Roman" w:hAnsi="Times New Roman" w:cs="Times New Roman"/>
+                <w:color w:val="0F1115"/>
+                <w:sz w:val="24"/>
+                <w:szCs w:val="24"/>
+                <w:lang w:val="en-US"/>
+              </w:rPr>
+              <w:t>PurchasePrice</w:t>
+            </w:r>
+            <w:proofErr w:type="spellEnd"/>
+          </w:p>
+        </w:tc>
+        <w:tc>
+          <w:tcPr>
+            <w:tcW w:w="2410" w:type="dxa"/>
+            <w:vAlign w:val="center"/>
+          </w:tcPr>
+          <w:p>
+            <w:pPr>
+              <w:jc w:val="center"/>
+              <w:rPr>
+                <w:rFonts w:ascii="Times New Roman" w:hAnsi="Times New Roman" w:cs="Times New Roman"/>
+                <w:sz w:val="24"/>
+                <w:szCs w:val="24"/>
+                <w:lang w:val="en-US"/>
+              </w:rPr>
+            </w:pPr>
+            <w:r>
+              <w:rPr>
+                <w:rFonts w:ascii="Times New Roman" w:eastAsia="Times New Roman" w:hAnsi="Times New Roman" w:cs="Times New Roman"/>
+                <w:color w:val="0F1115"/>
+                <w:sz w:val="24"/>
+                <w:szCs w:val="24"/>
+                <w:lang w:val="en-US"/>
+              </w:rPr>
+              <w:t>DECIMAL(10, 2)</w:t>
+            </w:r>
+          </w:p>
+        </w:tc>
+        <w:tc>
+          <w:tcPr>
+            <w:tcW w:w="4672" w:type="dxa"/>
+            <w:vAlign w:val="center"/>
+          </w:tcPr>
+          <w:p>
+            <w:pPr>
+              <w:rPr>
+                <w:rFonts w:ascii="Times New Roman" w:hAnsi="Times New Roman" w:cs="Times New Roman"/>
+                <w:sz w:val="24"/>
+                <w:szCs w:val="24"/>
+                <w:lang w:val="en-US"/>
+              </w:rPr>
+            </w:pPr>
+            <w:proofErr w:type="spellStart"/>
+            <w:r>
+              <w:rPr>
+                <w:rFonts w:ascii="Times New Roman" w:eastAsia="Times New Roman" w:hAnsi="Times New Roman" w:cs="Times New Roman"/>
+                <w:color w:val="0F1115"/>
+                <w:sz w:val="24"/>
+                <w:szCs w:val="24"/>
+                <w:lang w:val="en-US"/>
+              </w:rPr>
+              <w:t>Цена</w:t>
+            </w:r>
+            <w:proofErr w:type="spellEnd"/>
+            <w:r>
+              <w:rPr>
+                <w:rFonts w:ascii="Times New Roman" w:eastAsia="Times New Roman" w:hAnsi="Times New Roman" w:cs="Times New Roman"/>
+                <w:color w:val="0F1115"/>
+                <w:sz w:val="24"/>
+                <w:szCs w:val="24"/>
+                <w:lang w:val="en-US"/>
+              </w:rPr>
+              <w:t xml:space="preserve"> </w:t>
+            </w:r>
+            <w:proofErr w:type="spellStart"/>
+            <w:r>
+              <w:rPr>
+                <w:rFonts w:ascii="Times New Roman" w:eastAsia="Times New Roman" w:hAnsi="Times New Roman" w:cs="Times New Roman"/>
+                <w:color w:val="0F1115"/>
+                <w:sz w:val="24"/>
+                <w:szCs w:val="24"/>
+                <w:lang w:val="en-US"/>
+              </w:rPr>
+              <w:t>последней</w:t>
+            </w:r>
+            <w:proofErr w:type="spellEnd"/>
+            <w:r>
+              <w:rPr>
+                <w:rFonts w:ascii="Times New Roman" w:eastAsia="Times New Roman" w:hAnsi="Times New Roman" w:cs="Times New Roman"/>
+                <w:color w:val="0F1115"/>
+                <w:sz w:val="24"/>
+                <w:szCs w:val="24"/>
+                <w:lang w:val="en-US"/>
+              </w:rPr>
+              <w:t xml:space="preserve"> </w:t>
+            </w:r>
+            <w:proofErr w:type="spellStart"/>
+            <w:r>
+              <w:rPr>
+                <w:rFonts w:ascii="Times New Roman" w:eastAsia="Times New Roman" w:hAnsi="Times New Roman" w:cs="Times New Roman"/>
+                <w:color w:val="0F1115"/>
+                <w:sz w:val="24"/>
+                <w:szCs w:val="24"/>
+                <w:lang w:val="en-US"/>
+              </w:rPr>
+              <w:t>закупки</w:t>
+            </w:r>
+            <w:proofErr w:type="spellEnd"/>
+            <w:r>
+              <w:rPr>
+                <w:rFonts w:ascii="Times New Roman" w:eastAsia="Times New Roman" w:hAnsi="Times New Roman" w:cs="Times New Roman"/>
+                <w:color w:val="0F1115"/>
+                <w:sz w:val="24"/>
+                <w:szCs w:val="24"/>
+                <w:lang w:val="en-US"/>
+              </w:rPr>
+              <w:t>.</w:t>
+            </w:r>
+          </w:p>
+        </w:tc>
+      </w:tr>
+      <w:tr>
+        <w:tc>
+          <w:tcPr>
+            <w:tcW w:w="2263" w:type="dxa"/>
+            <w:vAlign w:val="center"/>
+          </w:tcPr>
+          <w:p>
+            <w:pPr>
+              <w:jc w:val="center"/>
+              <w:rPr>
+                <w:rFonts w:ascii="Times New Roman" w:hAnsi="Times New Roman" w:cs="Times New Roman"/>
+                <w:sz w:val="24"/>
+                <w:szCs w:val="24"/>
+                <w:lang w:val="en-US"/>
+              </w:rPr>
+            </w:pPr>
+            <w:proofErr w:type="spellStart"/>
+            <w:r>
+              <w:rPr>
+                <w:rFonts w:ascii="Times New Roman" w:eastAsia="Times New Roman" w:hAnsi="Times New Roman" w:cs="Times New Roman"/>
+                <w:color w:val="0F1115"/>
+                <w:sz w:val="24"/>
+                <w:szCs w:val="24"/>
+                <w:lang w:val="en-US"/>
+              </w:rPr>
+              <w:t>SalePrice</w:t>
+            </w:r>
+            <w:proofErr w:type="spellEnd"/>
+          </w:p>
+        </w:tc>
+        <w:tc>
+          <w:tcPr>
+            <w:tcW w:w="2410" w:type="dxa"/>
+            <w:vAlign w:val="center"/>
+          </w:tcPr>
+          <w:p>
+            <w:pPr>
+              <w:jc w:val="center"/>
+              <w:rPr>
+                <w:rFonts w:ascii="Times New Roman" w:hAnsi="Times New Roman" w:cs="Times New Roman"/>
+                <w:sz w:val="24"/>
+                <w:szCs w:val="24"/>
+                <w:lang w:val="en-US"/>
+              </w:rPr>
+            </w:pPr>
+            <w:r>
+              <w:rPr>
+                <w:rFonts w:ascii="Times New Roman" w:eastAsia="Times New Roman" w:hAnsi="Times New Roman" w:cs="Times New Roman"/>
+                <w:color w:val="0F1115"/>
+                <w:sz w:val="24"/>
+                <w:szCs w:val="24"/>
+                <w:lang w:val="en-US"/>
+              </w:rPr>
+              <w:t>DECIMAL(10, 2)</w:t>
+            </w:r>
+          </w:p>
+        </w:tc>
+        <w:tc>
+          <w:tcPr>
+            <w:tcW w:w="4672" w:type="dxa"/>
+            <w:vAlign w:val="center"/>
+          </w:tcPr>
+          <w:p>
+            <w:pPr>
+              <w:rPr>
+                <w:rFonts w:ascii="Times New Roman" w:hAnsi="Times New Roman" w:cs="Times New Roman"/>
+                <w:sz w:val="24"/>
+                <w:szCs w:val="24"/>
+                <w:lang w:val="en-US"/>
+              </w:rPr>
+            </w:pPr>
+            <w:proofErr w:type="spellStart"/>
+            <w:r>
+              <w:rPr>
+                <w:rFonts w:ascii="Times New Roman" w:eastAsia="Times New Roman" w:hAnsi="Times New Roman" w:cs="Times New Roman"/>
+                <w:color w:val="0F1115"/>
+                <w:sz w:val="24"/>
+                <w:szCs w:val="24"/>
+                <w:lang w:val="en-US"/>
+              </w:rPr>
+              <w:t>Текущая</w:t>
+            </w:r>
+            <w:proofErr w:type="spellEnd"/>
+            <w:r>
+              <w:rPr>
+                <w:rFonts w:ascii="Times New Roman" w:eastAsia="Times New Roman" w:hAnsi="Times New Roman" w:cs="Times New Roman"/>
+                <w:color w:val="0F1115"/>
+                <w:sz w:val="24"/>
+                <w:szCs w:val="24"/>
+                <w:lang w:val="en-US"/>
+              </w:rPr>
+              <w:t xml:space="preserve"> </w:t>
+            </w:r>
+            <w:proofErr w:type="spellStart"/>
+            <w:r>
+              <w:rPr>
+                <w:rFonts w:ascii="Times New Roman" w:eastAsia="Times New Roman" w:hAnsi="Times New Roman" w:cs="Times New Roman"/>
+                <w:color w:val="0F1115"/>
+                <w:sz w:val="24"/>
+                <w:szCs w:val="24"/>
+                <w:lang w:val="en-US"/>
+              </w:rPr>
+              <w:t>розничная</w:t>
+            </w:r>
+            <w:proofErr w:type="spellEnd"/>
+            <w:r>
+              <w:rPr>
+                <w:rFonts w:ascii="Times New Roman" w:eastAsia="Times New Roman" w:hAnsi="Times New Roman" w:cs="Times New Roman"/>
+                <w:color w:val="0F1115"/>
+                <w:sz w:val="24"/>
+                <w:szCs w:val="24"/>
+                <w:lang w:val="en-US"/>
+              </w:rPr>
+              <w:t xml:space="preserve"> </w:t>
+            </w:r>
+            <w:proofErr w:type="spellStart"/>
+            <w:r>
+              <w:rPr>
+                <w:rFonts w:ascii="Times New Roman" w:eastAsia="Times New Roman" w:hAnsi="Times New Roman" w:cs="Times New Roman"/>
+                <w:color w:val="0F1115"/>
+                <w:sz w:val="24"/>
+                <w:szCs w:val="24"/>
+                <w:lang w:val="en-US"/>
+              </w:rPr>
+              <w:t>цена</w:t>
+            </w:r>
+            <w:proofErr w:type="spellEnd"/>
+            <w:r>
+              <w:rPr>
+                <w:rFonts w:ascii="Times New Roman" w:eastAsia="Times New Roman" w:hAnsi="Times New Roman" w:cs="Times New Roman"/>
+                <w:color w:val="0F1115"/>
+                <w:sz w:val="24"/>
+                <w:szCs w:val="24"/>
+                <w:lang w:val="en-US"/>
+              </w:rPr>
+              <w:t>.</w:t>
+            </w:r>
+          </w:p>
+        </w:tc>
+      </w:tr>
+      <w:tr>
+        <w:tc>
+          <w:tcPr>
+            <w:tcW w:w="2263" w:type="dxa"/>
+            <w:vAlign w:val="center"/>
+          </w:tcPr>
+          <w:p>
+            <w:pPr>
+              <w:jc w:val="center"/>
+              <w:rPr>
+                <w:rFonts w:ascii="Times New Roman" w:eastAsia="Times New Roman" w:hAnsi="Times New Roman" w:cs="Times New Roman"/>
+                <w:color w:val="0F1115"/>
+                <w:sz w:val="24"/>
+                <w:szCs w:val="24"/>
+                <w:lang w:val="en-US"/>
+              </w:rPr>
+            </w:pPr>
+            <w:proofErr w:type="spellStart"/>
+            <w:r>
+              <w:rPr>
+                <w:rFonts w:ascii="Times New Roman" w:hAnsi="Times New Roman" w:cs="Times New Roman"/>
+                <w:color w:val="0F1115"/>
+                <w:sz w:val="24"/>
+                <w:szCs w:val="24"/>
+                <w:shd w:val="clear" w:color="auto" w:fill="FFFFFF"/>
+              </w:rPr>
+              <w:t>QuantityInStock</w:t>
+            </w:r>
+            <w:proofErr w:type="spellEnd"/>
+          </w:p>
+        </w:tc>
+        <w:tc>
+          <w:tcPr>
+            <w:tcW w:w="2410" w:type="dxa"/>
+            <w:vAlign w:val="center"/>
+          </w:tcPr>
+          <w:p>
+            <w:pPr>
+              <w:jc w:val="center"/>
+              <w:rPr>
+                <w:rFonts w:ascii="Times New Roman" w:eastAsia="Times New Roman" w:hAnsi="Times New Roman" w:cs="Times New Roman"/>
+                <w:color w:val="0F1115"/>
+                <w:sz w:val="24"/>
+                <w:szCs w:val="24"/>
+                <w:lang w:val="en-US"/>
+              </w:rPr>
+            </w:pPr>
+            <w:r>
+              <w:rPr>
+                <w:rFonts w:ascii="Times New Roman" w:hAnsi="Times New Roman" w:cs="Times New Roman"/>
+                <w:color w:val="0F1115"/>
+                <w:sz w:val="24"/>
+                <w:szCs w:val="24"/>
+                <w:shd w:val="clear" w:color="auto" w:fill="FFFFFF"/>
+              </w:rPr>
+              <w:t>INT</w:t>
+            </w:r>
+          </w:p>
+        </w:tc>
+        <w:tc>
+          <w:tcPr>
+            <w:tcW w:w="4672" w:type="dxa"/>
+            <w:vAlign w:val="center"/>
+          </w:tcPr>
+          <w:p>
+            <w:pPr>
+              <w:rPr>
+                <w:rFonts w:ascii="Times New Roman" w:hAnsi="Times New Roman" w:cs="Times New Roman"/>
+                <w:color w:val="0F1115"/>
+                <w:sz w:val="24"/>
+                <w:szCs w:val="24"/>
+              </w:rPr>
+            </w:pPr>
+            <w:r>
+              <w:rPr>
+                <w:rFonts w:ascii="Times New Roman" w:hAnsi="Times New Roman" w:cs="Times New Roman"/>
+                <w:color w:val="0F1115"/>
+                <w:sz w:val="24"/>
+                <w:szCs w:val="24"/>
+              </w:rPr>
+              <w:br/>
+              <w:t>Текущий остаток на складе.</w:t>
+            </w:r>
+          </w:p>
+          <w:p>
+            <w:pPr>
+              <w:rPr>
+                <w:rFonts w:ascii="Times New Roman" w:eastAsia="Times New Roman" w:hAnsi="Times New Roman" w:cs="Times New Roman"/>
+                <w:color w:val="0F1115"/>
+                <w:sz w:val="24"/>
+                <w:szCs w:val="24"/>
+                <w:lang w:val="en-US"/>
+              </w:rPr>
+            </w:pPr>
+          </w:p>
+        </w:tc>
+      </w:tr>
+      <w:tr>
+        <w:tc>
+          <w:tcPr>
+            <w:tcW w:w="2263" w:type="dxa"/>
+            <w:vAlign w:val="center"/>
+          </w:tcPr>
+          <w:p>
+            <w:pPr>
+              <w:jc w:val="center"/>
+              <w:rPr>
+                <w:rFonts w:ascii="Times New Roman" w:eastAsia="Times New Roman" w:hAnsi="Times New Roman" w:cs="Times New Roman"/>
+                <w:color w:val="0F1115"/>
+                <w:sz w:val="24"/>
+                <w:szCs w:val="24"/>
+                <w:lang w:val="en-US"/>
+              </w:rPr>
+            </w:pPr>
+            <w:proofErr w:type="spellStart"/>
+            <w:r>
+              <w:rPr>
+                <w:rFonts w:ascii="Times New Roman" w:hAnsi="Times New Roman" w:cs="Times New Roman"/>
+                <w:color w:val="0F1115"/>
+                <w:sz w:val="24"/>
+                <w:szCs w:val="24"/>
+                <w:shd w:val="clear" w:color="auto" w:fill="FFFFFF"/>
+              </w:rPr>
+              <w:t>MinStockLevel</w:t>
+            </w:r>
+            <w:proofErr w:type="spellEnd"/>
+          </w:p>
+        </w:tc>
+        <w:tc>
+          <w:tcPr>
+            <w:tcW w:w="2410" w:type="dxa"/>
+            <w:vAlign w:val="center"/>
+          </w:tcPr>
+          <w:p>
+            <w:pPr>
+              <w:jc w:val="center"/>
+              <w:rPr>
+                <w:rFonts w:ascii="Times New Roman" w:eastAsia="Times New Roman" w:hAnsi="Times New Roman" w:cs="Times New Roman"/>
+                <w:color w:val="0F1115"/>
+                <w:sz w:val="24"/>
+                <w:szCs w:val="24"/>
+                <w:lang w:val="en-US"/>
+              </w:rPr>
+            </w:pPr>
+            <w:r>
+              <w:rPr>
+                <w:rFonts w:ascii="Times New Roman" w:hAnsi="Times New Roman" w:cs="Times New Roman"/>
+                <w:color w:val="0F1115"/>
+                <w:sz w:val="24"/>
+                <w:szCs w:val="24"/>
+                <w:shd w:val="clear" w:color="auto" w:fill="FFFFFF"/>
+              </w:rPr>
+              <w:t>INT</w:t>
+            </w:r>
+          </w:p>
+        </w:tc>
+        <w:tc>
+          <w:tcPr>
+            <w:tcW w:w="4672" w:type="dxa"/>
+            <w:vAlign w:val="center"/>
+          </w:tcPr>
+          <w:p>
+            <w:pPr>
+              <w:rPr>
+                <w:rFonts w:ascii="Times New Roman" w:eastAsia="Times New Roman" w:hAnsi="Times New Roman" w:cs="Times New Roman"/>
+                <w:color w:val="0F1115"/>
+                <w:sz w:val="24"/>
+                <w:szCs w:val="24"/>
+              </w:rPr>
+            </w:pPr>
+            <w:r>
+              <w:rPr>
+                <w:rFonts w:ascii="Times New Roman" w:hAnsi="Times New Roman" w:cs="Times New Roman"/>
+                <w:color w:val="0F1115"/>
+                <w:sz w:val="24"/>
+                <w:szCs w:val="24"/>
+                <w:shd w:val="clear" w:color="auto" w:fill="FFFFFF"/>
+              </w:rPr>
+              <w:t>Минимальный запас для генерации предупреждения.</w:t>
+            </w:r>
+          </w:p>
+        </w:tc>
+      </w:tr>
+      <w:tr>
+        <w:tc>
+          <w:tcPr>
+            <w:tcW w:w="2263" w:type="dxa"/>
+            <w:vAlign w:val="center"/>
+          </w:tcPr>
+          <w:p>
+            <w:pPr>
+              <w:jc w:val="center"/>
+              <w:rPr>
+                <w:rFonts w:ascii="Times New Roman" w:eastAsia="Times New Roman" w:hAnsi="Times New Roman" w:cs="Times New Roman"/>
+                <w:color w:val="0F1115"/>
+                <w:sz w:val="24"/>
+                <w:szCs w:val="24"/>
+              </w:rPr>
+            </w:pPr>
+            <w:proofErr w:type="spellStart"/>
+            <w:r>
+              <w:rPr>
+                <w:rFonts w:ascii="Times New Roman" w:hAnsi="Times New Roman" w:cs="Times New Roman"/>
+                <w:color w:val="0F1115"/>
+                <w:sz w:val="24"/>
+                <w:szCs w:val="24"/>
+                <w:shd w:val="clear" w:color="auto" w:fill="FFFFFF"/>
+              </w:rPr>
+              <w:t>ExpiryDate</w:t>
+            </w:r>
+            <w:proofErr w:type="spellEnd"/>
+          </w:p>
+        </w:tc>
+        <w:tc>
+          <w:tcPr>
+            <w:tcW w:w="2410" w:type="dxa"/>
+            <w:vAlign w:val="center"/>
+          </w:tcPr>
+          <w:p>
+            <w:pPr>
+              <w:jc w:val="center"/>
+              <w:rPr>
+                <w:rFonts w:ascii="Times New Roman" w:eastAsia="Times New Roman" w:hAnsi="Times New Roman" w:cs="Times New Roman"/>
+                <w:color w:val="0F1115"/>
+                <w:sz w:val="24"/>
+                <w:szCs w:val="24"/>
+              </w:rPr>
+            </w:pPr>
+            <w:r>
+              <w:rPr>
+                <w:rFonts w:ascii="Times New Roman" w:hAnsi="Times New Roman" w:cs="Times New Roman"/>
+                <w:color w:val="0F1115"/>
+                <w:sz w:val="24"/>
+                <w:szCs w:val="24"/>
+                <w:shd w:val="clear" w:color="auto" w:fill="FFFFFF"/>
+              </w:rPr>
+              <w:t>DATE</w:t>
+            </w:r>
+          </w:p>
+        </w:tc>
+        <w:tc>
+          <w:tcPr>
+            <w:tcW w:w="4672" w:type="dxa"/>
+            <w:vAlign w:val="center"/>
+          </w:tcPr>
+          <w:p>
+            <w:pPr>
+              <w:rPr>
+                <w:rFonts w:ascii="Times New Roman" w:eastAsia="Times New Roman" w:hAnsi="Times New Roman" w:cs="Times New Roman"/>
+                <w:color w:val="0F1115"/>
+                <w:sz w:val="24"/>
+                <w:szCs w:val="24"/>
+              </w:rPr>
+            </w:pPr>
+            <w:r>
+              <w:rPr>
+                <w:rFonts w:ascii="Times New Roman" w:hAnsi="Times New Roman" w:cs="Times New Roman"/>
+                <w:color w:val="0F1115"/>
+                <w:sz w:val="24"/>
+                <w:szCs w:val="24"/>
+                <w:shd w:val="clear" w:color="auto" w:fill="FFFFFF"/>
+              </w:rPr>
+              <w:t>Срок годности для всей партии (может быть вынесен в отдельную таблицу для учёта разных партий).</w:t>
+            </w:r>
+          </w:p>
+        </w:tc>
+      </w:tr>
+    </w:tbl>
+    <w:p>
+      <w:pPr>
+        <w:spacing w:before="120" w:after="0" w:line="360" w:lineRule="auto"/>
+        <w:jc w:val="both"/>
+        <w:rPr>
+          <w:rFonts w:ascii="Times New Roman" w:hAnsi="Times New Roman" w:cs="Times New Roman"/>
+          <w:sz w:val="28"/>
+          <w:szCs w:val="28"/>
+        </w:rPr>
+      </w:pPr>
     </w:p>
     <w:sectPr>
       <w:pgSz w:w="11906" w:h="16838"/>
@@ -1894,7 +5148,7 @@
       <w:lvlText w:val=""/>
       <w:lvlJc w:val="left"/>
       <w:pPr>
-        <w:ind w:left="1429" w:hanging="360"/>
+        <w:ind w:left="786" w:hanging="360"/>
       </w:pPr>
       <w:rPr>
         <w:rFonts w:ascii="Symbol" w:hAnsi="Symbol" w:hint="default"/>
@@ -1906,7 +5160,7 @@
       <w:lvlText w:val="o"/>
       <w:lvlJc w:val="left"/>
       <w:pPr>
-        <w:ind w:left="2149" w:hanging="360"/>
+        <w:ind w:left="1506" w:hanging="360"/>
       </w:pPr>
       <w:rPr>
         <w:rFonts w:ascii="Courier New" w:hAnsi="Courier New" w:cs="Courier New" w:hint="default"/>
@@ -1918,7 +5172,7 @@
       <w:lvlText w:val=""/>
       <w:lvlJc w:val="left"/>
       <w:pPr>
-        <w:ind w:left="2869" w:hanging="360"/>
+        <w:ind w:left="2226" w:hanging="360"/>
       </w:pPr>
       <w:rPr>
         <w:rFonts w:ascii="Wingdings" w:hAnsi="Wingdings" w:hint="default"/>
@@ -1930,7 +5184,7 @@
       <w:lvlText w:val=""/>
       <w:lvlJc w:val="left"/>
       <w:pPr>
-        <w:ind w:left="3589" w:hanging="360"/>
+        <w:ind w:left="2946" w:hanging="360"/>
       </w:pPr>
       <w:rPr>
         <w:rFonts w:ascii="Symbol" w:hAnsi="Symbol" w:hint="default"/>
@@ -1942,7 +5196,7 @@
       <w:lvlText w:val="o"/>
       <w:lvlJc w:val="left"/>
       <w:pPr>
-        <w:ind w:left="4309" w:hanging="360"/>
+        <w:ind w:left="3666" w:hanging="360"/>
       </w:pPr>
       <w:rPr>
         <w:rFonts w:ascii="Courier New" w:hAnsi="Courier New" w:cs="Courier New" w:hint="default"/>
@@ -1954,7 +5208,7 @@
       <w:lvlText w:val=""/>
       <w:lvlJc w:val="left"/>
       <w:pPr>
-        <w:ind w:left="5029" w:hanging="360"/>
+        <w:ind w:left="4386" w:hanging="360"/>
       </w:pPr>
       <w:rPr>
         <w:rFonts w:ascii="Wingdings" w:hAnsi="Wingdings" w:hint="default"/>
@@ -1966,7 +5220,7 @@
       <w:lvlText w:val=""/>
       <w:lvlJc w:val="left"/>
       <w:pPr>
-        <w:ind w:left="5749" w:hanging="360"/>
+        <w:ind w:left="5106" w:hanging="360"/>
       </w:pPr>
       <w:rPr>
         <w:rFonts w:ascii="Symbol" w:hAnsi="Symbol" w:hint="default"/>
@@ -1978,7 +5232,7 @@
       <w:lvlText w:val="o"/>
       <w:lvlJc w:val="left"/>
       <w:pPr>
-        <w:ind w:left="6469" w:hanging="360"/>
+        <w:ind w:left="5826" w:hanging="360"/>
       </w:pPr>
       <w:rPr>
         <w:rFonts w:ascii="Courier New" w:hAnsi="Courier New" w:cs="Courier New" w:hint="default"/>
@@ -1990,7 +5244,7 @@
       <w:lvlText w:val=""/>
       <w:lvlJc w:val="left"/>
       <w:pPr>
-        <w:ind w:left="7189" w:hanging="360"/>
+        <w:ind w:left="6546" w:hanging="360"/>
       </w:pPr>
       <w:rPr>
         <w:rFonts w:ascii="Wingdings" w:hAnsi="Wingdings" w:hint="default"/>
@@ -3301,10 +6555,12 @@
   <w:style w:type="paragraph" w:default="1" w:styleId="a">
     <w:name w:val="Normal"/>
     <w:qFormat/>
+    <w:rsid w:val="00980605"/>
   </w:style>
   <w:style w:type="character" w:default="1" w:styleId="a0">
     <w:name w:val="Default Paragraph Font"/>
     <w:uiPriority w:val="1"/>
+    <w:semiHidden/>
     <w:unhideWhenUsed/>
   </w:style>
   <w:style w:type="table" w:default="1" w:styleId="a1">
@@ -3363,6 +6619,25 @@
       <w:ind w:left="720"/>
       <w:contextualSpacing/>
     </w:pPr>
+  </w:style>
+  <w:style w:type="table" w:styleId="a5">
+    <w:name w:val="Table Grid"/>
+    <w:basedOn w:val="a1"/>
+    <w:uiPriority w:val="39"/>
+    <w:rsid w:val="00584569"/>
+    <w:pPr>
+      <w:spacing w:after="0" w:line="240" w:lineRule="auto"/>
+    </w:pPr>
+    <w:tblPr>
+      <w:tblBorders>
+        <w:top w:val="single" w:sz="4" w:space="0" w:color="auto"/>
+        <w:left w:val="single" w:sz="4" w:space="0" w:color="auto"/>
+        <w:bottom w:val="single" w:sz="4" w:space="0" w:color="auto"/>
+        <w:right w:val="single" w:sz="4" w:space="0" w:color="auto"/>
+        <w:insideH w:val="single" w:sz="4" w:space="0" w:color="auto"/>
+        <w:insideV w:val="single" w:sz="4" w:space="0" w:color="auto"/>
+      </w:tblBorders>
+    </w:tblPr>
   </w:style>
 </w:styles>
 </file>

--- a/АПТЕКА ДОКУМЕНТ.docx
+++ b/АПТЕКА ДОКУМЕНТ.docx
@@ -41,15 +41,7 @@
           <w:sz w:val="28"/>
           <w:szCs w:val="28"/>
         </w:rPr>
-        <w:t>Настоящий анализ предметной области выполнен для проекта по разработке программного обеспечения, предназначенного для автоматизации ключевых бизнес-процессов в аптеке. Целью анализа является формализация требований к системе, выявление проблемных мест в су</w:t>
-      </w:r>
-      <w:r>
-        <w:rPr>
-          <w:rFonts w:ascii="Times New Roman" w:eastAsia="Times New Roman" w:hAnsi="Times New Roman" w:cs="Times New Roman"/>
-          <w:sz w:val="28"/>
-          <w:szCs w:val="28"/>
-        </w:rPr>
-        <w:t>ществующих процессах и определение функциональных возможностей будущего приложения.</w:t>
+        <w:t>Настоящий анализ предметной области выполнен для проекта по разработке программного обеспечения, предназначенного для автоматизации ключевых бизнес-процессов в аптеке. Целью анализа является формализация требований к системе, выявление проблемных мест в существующих процессах и определение функциональных возможностей будущего приложения.</w:t>
       </w:r>
     </w:p>
     <w:p>
@@ -109,15 +101,7 @@
           <w:sz w:val="28"/>
           <w:szCs w:val="28"/>
         </w:rPr>
-        <w:t xml:space="preserve"> (лекарства и медицинские изделия) продукции и сопутствующих товаров. Деятельность аптеки строго регламентирована законодательством, что накладывает специфические требования к учёту, хранению и отпуску товаров. Ключевые процессы включают: складской учёт, у</w:t>
-      </w:r>
-      <w:r>
-        <w:rPr>
-          <w:rFonts w:ascii="Times New Roman" w:eastAsia="Times New Roman" w:hAnsi="Times New Roman" w:cs="Times New Roman"/>
-          <w:sz w:val="28"/>
-          <w:szCs w:val="28"/>
-        </w:rPr>
-        <w:t>правление ассортиментом, продажи, контроль сроков годности, формирование отчётности и соблюдение лицензионных требований.</w:t>
+        <w:t xml:space="preserve"> (лекарства и медицинские изделия) продукции и сопутствующих товаров. Деятельность аптеки строго регламентирована законодательством, что накладывает специфические требования к учёту, хранению и отпуску товаров. Ключевые процессы включают: складской учёт, управление ассортиментом, продажи, контроль сроков годности, формирование отчётности и соблюдение лицензионных требований.</w:t>
       </w:r>
     </w:p>
     <w:p>
@@ -159,15 +143,7 @@
           <w:sz w:val="28"/>
           <w:szCs w:val="28"/>
         </w:rPr>
-        <w:t>Задачи в аптеке решаются сотрудниками различных должностных категорий, каждая из которых обладает у</w:t>
-      </w:r>
-      <w:r>
-        <w:rPr>
-          <w:rFonts w:ascii="Times New Roman" w:eastAsia="Times New Roman" w:hAnsi="Times New Roman" w:cs="Times New Roman"/>
-          <w:sz w:val="28"/>
-          <w:szCs w:val="28"/>
-        </w:rPr>
-        <w:t>никальным набором функций и уровнем доступа к информации. Управление аптекой осуществляется следующими сотрудниками:</w:t>
+        <w:t>Задачи в аптеке решаются сотрудниками различных должностных категорий, каждая из которых обладает уникальным набором функций и уровнем доступа к информации. Управление аптекой осуществляется следующими сотрудниками:</w:t>
       </w:r>
     </w:p>
     <w:p>
@@ -264,16 +240,7 @@
           <w:sz w:val="28"/>
           <w:szCs w:val="28"/>
         </w:rPr>
-        <w:t>п</w:t>
-      </w:r>
-      <w:r>
-        <w:rPr>
-          <w:rFonts w:ascii="Times New Roman" w:eastAsia="Times New Roman" w:hAnsi="Times New Roman" w:cs="Times New Roman"/>
-          <w:color w:val="000000"/>
-          <w:sz w:val="28"/>
-          <w:szCs w:val="28"/>
-        </w:rPr>
-        <w:t>риёмка товара от поставщиков, сверка накладных, размещение на витринах и складских зонах, ежедневная инвентаризация остатков, контроль соблюдения условий хранения (температурный режим, влажность), мониторинг критических сроков годности;</w:t>
+        <w:t>приёмка товара от поставщиков, сверка накладных, размещение на витринах и складских зонах, ежедневная инвентаризация остатков, контроль соблюдения условий хранения (температурный режим, влажность), мониторинг критических сроков годности;</w:t>
       </w:r>
     </w:p>
     <w:p>
@@ -371,16 +338,7 @@
           <w:sz w:val="28"/>
           <w:szCs w:val="28"/>
         </w:rPr>
-        <w:t>управление ассортиментом, формирование заявок по</w:t>
-      </w:r>
-      <w:r>
-        <w:rPr>
-          <w:rFonts w:ascii="Times New Roman" w:eastAsia="Times New Roman" w:hAnsi="Times New Roman" w:cs="Times New Roman"/>
-          <w:color w:val="000000"/>
-          <w:sz w:val="28"/>
-          <w:szCs w:val="28"/>
-        </w:rPr>
-        <w:t>ставщикам, анализ оборачиваемости товаров, определение неликвидов, планирование закупок;</w:t>
+        <w:t>управление ассортиментом, формирование заявок поставщикам, анализ оборачиваемости товаров, определение неликвидов, планирование закупок;</w:t>
       </w:r>
     </w:p>
     <w:p>
@@ -444,16 +402,7 @@
           <w:sz w:val="28"/>
           <w:szCs w:val="28"/>
         </w:rPr>
-        <w:t xml:space="preserve">отчётность, формирование регламентированной отчётности </w:t>
-      </w:r>
-      <w:r>
-        <w:rPr>
-          <w:rFonts w:ascii="Times New Roman" w:eastAsia="Times New Roman" w:hAnsi="Times New Roman" w:cs="Times New Roman"/>
-          <w:color w:val="000000"/>
-          <w:sz w:val="28"/>
-          <w:szCs w:val="28"/>
-        </w:rPr>
-        <w:t>для органов здравоохранения (Росздравнадзор) и внутренней отчётности для собственников;</w:t>
+        <w:t>отчётность, формирование регламентированной отчётности для органов здравоохранения (Росздравнадзор) и внутренней отчётности для собственников;</w:t>
       </w:r>
     </w:p>
     <w:p>
@@ -805,16 +754,7 @@
           <w:szCs w:val="28"/>
         </w:rPr>
         <w:lastRenderedPageBreak/>
-        <w:t>3. Накладная – документ, сопровождающий движение товарно-материальных ценностей. Документ накладной представле</w:t>
-      </w:r>
-      <w:r>
-        <w:rPr>
-          <w:rFonts w:ascii="Times New Roman" w:eastAsia="Times New Roman" w:hAnsi="Times New Roman" w:cs="Times New Roman"/>
-          <w:color w:val="000000"/>
-          <w:sz w:val="28"/>
-          <w:szCs w:val="28"/>
-        </w:rPr>
-        <w:t>н на рисунке 3:</w:t>
+        <w:t>3. Накладная – документ, сопровождающий движение товарно-материальных ценностей. Документ накладной представлен на рисунке 3:</w:t>
       </w:r>
     </w:p>
     <w:p>
@@ -1025,16 +965,7 @@
           <w:sz w:val="28"/>
           <w:szCs w:val="28"/>
         </w:rPr>
-        <w:t>Рисунок 4 – Документ а</w:t>
-      </w:r>
-      <w:r>
-        <w:rPr>
-          <w:rFonts w:ascii="Times New Roman" w:eastAsia="Times New Roman" w:hAnsi="Times New Roman" w:cs="Times New Roman"/>
-          <w:color w:val="000000"/>
-          <w:sz w:val="28"/>
-          <w:szCs w:val="28"/>
-        </w:rPr>
-        <w:t>кта инвентаризации.</w:t>
+        <w:t>Рисунок 4 – Документ акта инвентаризации.</w:t>
       </w:r>
     </w:p>
     <w:p>
@@ -1327,16 +1258,7 @@
           <w:szCs w:val="28"/>
         </w:rPr>
         <w:lastRenderedPageBreak/>
-        <w:t>формирование заказа поставщику вручную на основе анализа бумажных остатков являе</w:t>
-      </w:r>
-      <w:r>
-        <w:rPr>
-          <w:rFonts w:ascii="Times New Roman" w:eastAsia="Times New Roman" w:hAnsi="Times New Roman" w:cs="Times New Roman"/>
-          <w:color w:val="000000"/>
-          <w:sz w:val="28"/>
-          <w:szCs w:val="28"/>
-        </w:rPr>
-        <w:t>тся крайне трудоёмким процессом с высоким риском ошибок;</w:t>
+        <w:t>формирование заказа поставщику вручную на основе анализа бумажных остатков является крайне трудоёмким процессом с высоким риском ошибок;</w:t>
       </w:r>
     </w:p>
     <w:p>
@@ -1475,16 +1397,7 @@
           <w:sz w:val="28"/>
           <w:szCs w:val="28"/>
         </w:rPr>
-        <w:t>необорачивае</w:t>
-      </w:r>
-      <w:r>
-        <w:rPr>
-          <w:rFonts w:ascii="Times New Roman" w:eastAsia="Times New Roman" w:hAnsi="Times New Roman" w:cs="Times New Roman"/>
-          <w:color w:val="000000"/>
-          <w:sz w:val="28"/>
-          <w:szCs w:val="28"/>
-        </w:rPr>
-        <w:t>мых</w:t>
+        <w:t>необорачиваемых</w:t>
       </w:r>
       <w:proofErr w:type="spellEnd"/>
       <w:r>
@@ -1591,16 +1504,7 @@
           <w:sz w:val="28"/>
           <w:szCs w:val="28"/>
         </w:rPr>
-        <w:t xml:space="preserve">значительный </w:t>
-      </w:r>
-      <w:r>
-        <w:rPr>
-          <w:rFonts w:ascii="Times New Roman" w:eastAsia="Times New Roman" w:hAnsi="Times New Roman" w:cs="Times New Roman"/>
-          <w:color w:val="000000"/>
-          <w:sz w:val="28"/>
-          <w:szCs w:val="28"/>
-        </w:rPr>
-        <w:t>объём бумажной документации: журналы, акты, накладные, рецепты; это влечёт затраты на бумагу, картриджи, архивирование и хранение.</w:t>
+        <w:t>значительный объём бумажной документации: журналы, акты, накладные, рецепты; это влечёт затраты на бумагу, картриджи, архивирование и хранение.</w:t>
       </w:r>
     </w:p>
     <w:p>
@@ -1708,17 +1612,7 @@
           <w:sz w:val="28"/>
           <w:szCs w:val="28"/>
         </w:rPr>
-        <w:lastRenderedPageBreak/>
-        <w:t>Оп</w:t>
-      </w:r>
-      <w:r>
-        <w:rPr>
-          <w:rFonts w:ascii="Times New Roman" w:eastAsia="Times New Roman" w:hAnsi="Times New Roman" w:cs="Times New Roman"/>
-          <w:color w:val="000000"/>
-          <w:sz w:val="28"/>
-          <w:szCs w:val="28"/>
-        </w:rPr>
-        <w:t>тимизация процесса продаж.</w:t>
+        <w:t>Оптимизация процесса продаж.</w:t>
       </w:r>
       <w:r>
         <w:rPr>
@@ -1756,7 +1650,7 @@
           <w:sz w:val="28"/>
           <w:szCs w:val="28"/>
         </w:rPr>
-        <w:t xml:space="preserve">коду или названию с отображением актуальной цены и остатка, автоматический расчёт общей </w:t>
+        <w:t xml:space="preserve">коду или названию с </w:t>
       </w:r>
       <w:r>
         <w:rPr>
@@ -1765,7 +1659,8 @@
           <w:sz w:val="28"/>
           <w:szCs w:val="28"/>
         </w:rPr>
-        <w:t>суммы чека, фиксация факта продажи с одновременным списанием проданного количества товара с остатка в базе данных.</w:t>
+        <w:lastRenderedPageBreak/>
+        <w:t>отображением актуальной цены и остатка, автоматический расчёт общей суммы чека, фиксация факта продажи с одновременным списанием проданного количества товара с остатка в базе данных.</w:t>
       </w:r>
     </w:p>
     <w:p>
@@ -1798,16 +1693,7 @@
           <w:sz w:val="28"/>
           <w:szCs w:val="28"/>
         </w:rPr>
-        <w:t>Автоматизация учётных процедур. Разработка механизмов для упрощения операций складского учёта. Функционал включает: внесение данных о новых п</w:t>
-      </w:r>
-      <w:r>
-        <w:rPr>
-          <w:rFonts w:ascii="Times New Roman" w:eastAsia="Times New Roman" w:hAnsi="Times New Roman" w:cs="Times New Roman"/>
-          <w:color w:val="000000"/>
-          <w:sz w:val="28"/>
-          <w:szCs w:val="28"/>
-        </w:rPr>
-        <w:t>артиях товара с привязкой к номенклатуре и поставщику, проведение инвентаризации остатков.</w:t>
+        <w:t>Автоматизация учётных процедур. Разработка механизмов для упрощения операций складского учёта. Функционал включает: внесение данных о новых партиях товара с привязкой к номенклатуре и поставщику, проведение инвентаризации остатков.</w:t>
       </w:r>
     </w:p>
     <w:p>
@@ -1859,16 +1745,7 @@
           <w:sz w:val="28"/>
           <w:szCs w:val="28"/>
         </w:rPr>
-        <w:t>Внедрение инструментов для первичного анализа операционных данных. Система предоставляет возможность просмотра истории продаж по ко</w:t>
-      </w:r>
-      <w:r>
-        <w:rPr>
-          <w:rFonts w:ascii="Times New Roman" w:eastAsia="Times New Roman" w:hAnsi="Times New Roman" w:cs="Times New Roman"/>
-          <w:color w:val="000000"/>
-          <w:sz w:val="28"/>
-          <w:szCs w:val="28"/>
-        </w:rPr>
-        <w:t>нкретным позициям за выбранный временной интервал, а также формирования данных об объёме выручки за период. Визуализация ограничивается табличным представлением данных, достаточным для оценки текущей ситуации.</w:t>
+        <w:t>Внедрение инструментов для первичного анализа операционных данных. Система предоставляет возможность просмотра истории продаж по конкретным позициям за выбранный временной интервал, а также формирования данных об объёме выручки за период. Визуализация ограничивается табличным представлением данных, достаточным для оценки текущей ситуации.</w:t>
       </w:r>
     </w:p>
     <w:p>
@@ -1888,15 +1765,7 @@
           <w:sz w:val="28"/>
           <w:szCs w:val="28"/>
         </w:rPr>
-        <w:t xml:space="preserve">Проведённый анализ демонстрирует высокую потребность в специализированном программном обеспечении для аптеки. Внедрение системы, включающей графический интерфейс, реляционную базу данных и модули для учёта, продаж и аналитики, позволит существенно снизить </w:t>
-      </w:r>
-      <w:r>
-        <w:rPr>
-          <w:rFonts w:ascii="Times New Roman" w:eastAsia="Times New Roman" w:hAnsi="Times New Roman" w:cs="Times New Roman"/>
-          <w:sz w:val="28"/>
-          <w:szCs w:val="28"/>
-        </w:rPr>
-        <w:t>трудозатраты по всем ресурсам, минимизировать ошибки, повысить скорость обслуживания клиентов и обеспечить основу для эффективного управленческого контроля.</w:t>
+        <w:t>Проведённый анализ демонстрирует высокую потребность в специализированном программном обеспечении для аптеки. Внедрение системы, включающей графический интерфейс, реляционную базу данных и модули для учёта, продаж и аналитики, позволит существенно снизить трудозатраты по всем ресурсам, минимизировать ошибки, повысить скорость обслуживания клиентов и обеспечить основу для эффективного управленческого контроля.</w:t>
       </w:r>
     </w:p>
     <w:p>
@@ -1954,15 +1823,7 @@
           <w:sz w:val="28"/>
           <w:szCs w:val="28"/>
         </w:rPr>
-        <w:t>Спроектированная база данных предназначена для централизованного хране</w:t>
-      </w:r>
-      <w:r>
-        <w:rPr>
-          <w:rFonts w:ascii="Times New Roman" w:eastAsia="Times New Roman" w:hAnsi="Times New Roman" w:cs="Times New Roman"/>
-          <w:sz w:val="28"/>
-          <w:szCs w:val="28"/>
-        </w:rPr>
-        <w:t>ния и управления всей информацией, необходимой для функционирования автоматизированной системы аптеки. Структура БД включает следующие сущности:</w:t>
+        <w:t>Спроектированная база данных предназначена для централизованного хранения и управления всей информацией, необходимой для функционирования автоматизированной системы аптеки. Структура БД включает следующие сущности:</w:t>
       </w:r>
     </w:p>
     <w:p>
@@ -2002,15 +1863,7 @@
           <w:sz w:val="28"/>
           <w:szCs w:val="28"/>
         </w:rPr>
-        <w:t>Таблица 1 – Сущность Suppl</w:t>
-      </w:r>
-      <w:r>
-        <w:rPr>
-          <w:rFonts w:ascii="Times New Roman" w:eastAsia="Times New Roman" w:hAnsi="Times New Roman" w:cs="Times New Roman"/>
-          <w:sz w:val="28"/>
-          <w:szCs w:val="28"/>
-        </w:rPr>
-        <w:t>iers (Поставщики).</w:t>
+        <w:t>Таблица 1 – Сущность Suppliers (Поставщики).</w:t>
       </w:r>
     </w:p>
     <w:tbl>
@@ -2241,15 +2094,7 @@
                 <w:sz w:val="24"/>
                 <w:szCs w:val="24"/>
               </w:rPr>
-              <w:t>INT (PK</w:t>
-            </w:r>
-            <w:r>
-              <w:rPr>
-                <w:rFonts w:ascii="Times New Roman" w:eastAsia="Times New Roman" w:hAnsi="Times New Roman" w:cs="Times New Roman"/>
-                <w:sz w:val="24"/>
-                <w:szCs w:val="24"/>
-              </w:rPr>
-              <w:t>)</w:t>
+              <w:t>INT (PK)</w:t>
             </w:r>
           </w:p>
         </w:tc>
@@ -3207,15 +3052,7 @@
           <w:sz w:val="28"/>
           <w:szCs w:val="28"/>
         </w:rPr>
-        <w:t xml:space="preserve"> – центральный справочник всей </w:t>
-      </w:r>
-      <w:r>
-        <w:rPr>
-          <w:rFonts w:ascii="Times New Roman" w:eastAsia="Times New Roman" w:hAnsi="Times New Roman" w:cs="Times New Roman"/>
-          <w:sz w:val="28"/>
-          <w:szCs w:val="28"/>
-        </w:rPr>
-        <w:t>номенклатуры аптеки.</w:t>
+        <w:t xml:space="preserve"> – центральный справочник всей номенклатуры аптеки.</w:t>
       </w:r>
     </w:p>
     <w:p>
@@ -5247,11 +5084,42 @@
     </w:tbl>
     <w:p>
       <w:pPr>
+        <w:spacing w:before="120" w:after="0" w:line="360" w:lineRule="auto"/>
+        <w:ind w:firstLine="709"/>
+        <w:jc w:val="both"/>
+        <w:rPr>
+          <w:rFonts w:ascii="Times New Roman" w:eastAsia="Times New Roman" w:hAnsi="Times New Roman" w:cs="Times New Roman"/>
+          <w:sz w:val="28"/>
+          <w:szCs w:val="28"/>
+          <w:lang w:val="ru-RU"/>
+        </w:rPr>
+      </w:pPr>
+      <w:r>
+        <w:rPr>
+          <w:rFonts w:ascii="Times New Roman" w:eastAsia="Times New Roman" w:hAnsi="Times New Roman" w:cs="Times New Roman"/>
+          <w:sz w:val="28"/>
+          <w:szCs w:val="28"/>
+          <w:lang w:val="ru-RU"/>
+        </w:rPr>
+        <w:t>Дата производства и срок годности необходимы для определения просроченных товаров</w:t>
+      </w:r>
+      <w:r>
+        <w:rPr>
+          <w:rFonts w:ascii="Times New Roman" w:eastAsia="Times New Roman" w:hAnsi="Times New Roman" w:cs="Times New Roman"/>
+          <w:sz w:val="28"/>
+          <w:szCs w:val="28"/>
+          <w:lang w:val="ru-RU"/>
+        </w:rPr>
+        <w:t>.</w:t>
+      </w:r>
+    </w:p>
+    <w:p>
+      <w:pPr>
         <w:numPr>
           <w:ilvl w:val="0"/>
           <w:numId w:val="1"/>
         </w:numPr>
-        <w:spacing w:before="240" w:after="0" w:line="360" w:lineRule="auto"/>
+        <w:spacing w:before="120" w:after="0" w:line="360" w:lineRule="auto"/>
         <w:jc w:val="both"/>
         <w:rPr>
           <w:rFonts w:ascii="Times New Roman" w:eastAsia="Times New Roman" w:hAnsi="Times New Roman" w:cs="Times New Roman"/>
@@ -6511,6 +6379,7 @@
                 <w:sz w:val="24"/>
                 <w:szCs w:val="24"/>
               </w:rPr>
+              <w:lastRenderedPageBreak/>
               <w:t>product_id</w:t>
             </w:r>
             <w:proofErr w:type="spellEnd"/>
@@ -6590,17 +6459,7 @@
                 <w:sz w:val="24"/>
                 <w:szCs w:val="24"/>
               </w:rPr>
-              <w:t>Идент</w:t>
-            </w:r>
-            <w:bookmarkStart w:id="0" w:name="_GoBack"/>
-            <w:bookmarkEnd w:id="0"/>
-            <w:r>
-              <w:rPr>
-                <w:rFonts w:ascii="Times New Roman" w:eastAsia="Times New Roman" w:hAnsi="Times New Roman" w:cs="Times New Roman"/>
-                <w:sz w:val="24"/>
-                <w:szCs w:val="24"/>
-              </w:rPr>
-              <w:t>ификатор товара</w:t>
+              <w:t>Идентификатор товара</w:t>
             </w:r>
           </w:p>
         </w:tc>
@@ -6783,7 +6642,6 @@
                 <w:sz w:val="24"/>
                 <w:szCs w:val="24"/>
               </w:rPr>
-              <w:lastRenderedPageBreak/>
               <w:t>system_quantity</w:t>
             </w:r>
             <w:proofErr w:type="spellEnd"/>
@@ -7360,7 +7218,25 @@
           <w:szCs w:val="28"/>
           <w:lang w:val="ru-RU"/>
         </w:rPr>
-        <w:t xml:space="preserve"> (один ко многим), </w:t>
+        <w:t xml:space="preserve"> (один ко </w:t>
+      </w:r>
+      <w:r>
+        <w:rPr>
+          <w:rFonts w:ascii="Times New Roman" w:eastAsia="Times New Roman" w:hAnsi="Times New Roman" w:cs="Times New Roman"/>
+          <w:sz w:val="28"/>
+          <w:szCs w:val="28"/>
+          <w:lang w:val="ru-RU"/>
+        </w:rPr>
+        <w:t>одному</w:t>
+      </w:r>
+      <w:r>
+        <w:rPr>
+          <w:rFonts w:ascii="Times New Roman" w:eastAsia="Times New Roman" w:hAnsi="Times New Roman" w:cs="Times New Roman"/>
+          <w:sz w:val="28"/>
+          <w:szCs w:val="28"/>
+          <w:lang w:val="ru-RU"/>
+        </w:rPr>
+        <w:t xml:space="preserve">), </w:t>
       </w:r>
       <w:r>
         <w:rPr>
@@ -7683,7 +7559,17 @@
           <w:sz w:val="28"/>
           <w:szCs w:val="28"/>
         </w:rPr>
-        <w:t>ER-диаграмма базы данных изображена на рисунке 6.</w:t>
+        <w:t>ER-диаграмма базы данных изображена на ри</w:t>
+      </w:r>
+      <w:bookmarkStart w:id="0" w:name="_GoBack"/>
+      <w:bookmarkEnd w:id="0"/>
+      <w:r>
+        <w:rPr>
+          <w:rFonts w:ascii="Times New Roman" w:eastAsia="Times New Roman" w:hAnsi="Times New Roman" w:cs="Times New Roman"/>
+          <w:sz w:val="28"/>
+          <w:szCs w:val="28"/>
+        </w:rPr>
+        <w:t>сунке 6.</w:t>
       </w:r>
     </w:p>
     <w:p>
@@ -7707,9 +7593,9 @@
         <w:lastRenderedPageBreak/>
         <w:drawing>
           <wp:inline distT="0" distB="0" distL="0" distR="0">
-            <wp:extent cx="5940425" cy="3620651"/>
-            <wp:effectExtent l="0" t="0" r="3175" b="0"/>
-            <wp:docPr id="7" name="Рисунок 7" descr="C:\Users\st56\Desktop\Diagram 2 (2).png"/>
+            <wp:extent cx="5940425" cy="3614602"/>
+            <wp:effectExtent l="0" t="0" r="3175" b="5080"/>
+            <wp:docPr id="8" name="Рисунок 8" descr="C:\Users\st56\Downloads\Diagram 2 (3).png"/>
             <wp:cNvGraphicFramePr>
               <a:graphicFrameLocks xmlns:a="http://schemas.openxmlformats.org/drawingml/2006/main" noChangeAspect="1"/>
             </wp:cNvGraphicFramePr>
@@ -7717,7 +7603,7 @@
               <a:graphicData uri="http://schemas.openxmlformats.org/drawingml/2006/picture">
                 <pic:pic xmlns:pic="http://schemas.openxmlformats.org/drawingml/2006/picture">
                   <pic:nvPicPr>
-                    <pic:cNvPr id="0" name="Picture 1" descr="C:\Users\st56\Desktop\Diagram 2 (2).png"/>
+                    <pic:cNvPr id="0" name="Picture 2" descr="C:\Users\st56\Downloads\Diagram 2 (3).png"/>
                     <pic:cNvPicPr>
                       <a:picLocks noChangeAspect="1" noChangeArrowheads="1"/>
                     </pic:cNvPicPr>
@@ -7738,7 +7624,7 @@
                   <pic:spPr bwMode="auto">
                     <a:xfrm>
                       <a:off x="0" y="0"/>
-                      <a:ext cx="5940425" cy="3620651"/>
+                      <a:ext cx="5940425" cy="3614602"/>
                     </a:xfrm>
                     <a:prstGeom prst="rect">
                       <a:avLst/>
@@ -7792,15 +7678,7 @@
           <w:sz w:val="28"/>
           <w:szCs w:val="28"/>
         </w:rPr>
-        <w:t>Структура базы данных обеспечивает целостность хранимой информации, исключает избыточность данных и предоставляет необходимый функционал для автоматизации основных би</w:t>
-      </w:r>
-      <w:r>
-        <w:rPr>
-          <w:rFonts w:ascii="Times New Roman" w:eastAsia="Times New Roman" w:hAnsi="Times New Roman" w:cs="Times New Roman"/>
-          <w:sz w:val="28"/>
-          <w:szCs w:val="28"/>
-        </w:rPr>
-        <w:t>знес-процессов аптеки. Реляционная модель позволяет эффективно управлять товарными запасами, отслеживать продажи и проводить инвентаризацию.</w:t>
+        <w:t>Структура базы данных обеспечивает целостность хранимой информации, исключает избыточность данных и предоставляет необходимый функционал для автоматизации основных бизнес-процессов аптеки. Реляционная модель позволяет эффективно управлять товарными запасами, отслеживать продажи и проводить инвентаризацию.</w:t>
       </w:r>
     </w:p>
     <w:sectPr>

--- a/АПТЕКА ДОКУМЕНТ.docx
+++ b/АПТЕКА ДОКУМЕНТ.docx
@@ -1843,7 +1843,17 @@
           <w:sz w:val="28"/>
           <w:szCs w:val="28"/>
         </w:rPr>
-        <w:t>1. Suppliers – хранит информацию о компаниях-поставщиках фармацевтической продукции.</w:t>
+        <w:t>1. Suppliers – хран</w:t>
+      </w:r>
+      <w:bookmarkStart w:id="0" w:name="_GoBack"/>
+      <w:bookmarkEnd w:id="0"/>
+      <w:r>
+        <w:rPr>
+          <w:rFonts w:ascii="Times New Roman" w:eastAsia="Times New Roman" w:hAnsi="Times New Roman" w:cs="Times New Roman"/>
+          <w:sz w:val="28"/>
+          <w:szCs w:val="28"/>
+        </w:rPr>
+        <w:t>ит информацию о компаниях-поставщиках фармацевтической продукции.</w:t>
       </w:r>
     </w:p>
     <w:p>
@@ -2054,7 +2064,7 @@
                 <w:szCs w:val="24"/>
                 <w:lang w:val="en-US"/>
               </w:rPr>
-              <w:t>inn</w:t>
+              <w:t>tin</w:t>
             </w:r>
           </w:p>
         </w:tc>
@@ -5084,42 +5094,11 @@
     </w:tbl>
     <w:p>
       <w:pPr>
-        <w:spacing w:before="120" w:after="0" w:line="360" w:lineRule="auto"/>
-        <w:ind w:firstLine="709"/>
-        <w:jc w:val="both"/>
-        <w:rPr>
-          <w:rFonts w:ascii="Times New Roman" w:eastAsia="Times New Roman" w:hAnsi="Times New Roman" w:cs="Times New Roman"/>
-          <w:sz w:val="28"/>
-          <w:szCs w:val="28"/>
-          <w:lang w:val="ru-RU"/>
-        </w:rPr>
-      </w:pPr>
-      <w:r>
-        <w:rPr>
-          <w:rFonts w:ascii="Times New Roman" w:eastAsia="Times New Roman" w:hAnsi="Times New Roman" w:cs="Times New Roman"/>
-          <w:sz w:val="28"/>
-          <w:szCs w:val="28"/>
-          <w:lang w:val="ru-RU"/>
-        </w:rPr>
-        <w:t>Дата производства и срок годности необходимы для определения просроченных товаров</w:t>
-      </w:r>
-      <w:r>
-        <w:rPr>
-          <w:rFonts w:ascii="Times New Roman" w:eastAsia="Times New Roman" w:hAnsi="Times New Roman" w:cs="Times New Roman"/>
-          <w:sz w:val="28"/>
-          <w:szCs w:val="28"/>
-          <w:lang w:val="ru-RU"/>
-        </w:rPr>
-        <w:t>.</w:t>
-      </w:r>
-    </w:p>
-    <w:p>
-      <w:pPr>
         <w:numPr>
           <w:ilvl w:val="0"/>
           <w:numId w:val="1"/>
         </w:numPr>
-        <w:spacing w:before="120" w:after="0" w:line="360" w:lineRule="auto"/>
+        <w:spacing w:before="240" w:after="0" w:line="360" w:lineRule="auto"/>
         <w:jc w:val="both"/>
         <w:rPr>
           <w:rFonts w:ascii="Times New Roman" w:eastAsia="Times New Roman" w:hAnsi="Times New Roman" w:cs="Times New Roman"/>
@@ -6379,7 +6358,6 @@
                 <w:sz w:val="24"/>
                 <w:szCs w:val="24"/>
               </w:rPr>
-              <w:lastRenderedPageBreak/>
               <w:t>product_id</w:t>
             </w:r>
             <w:proofErr w:type="spellEnd"/>
@@ -6642,6 +6620,7 @@
                 <w:sz w:val="24"/>
                 <w:szCs w:val="24"/>
               </w:rPr>
+              <w:lastRenderedPageBreak/>
               <w:t>system_quantity</w:t>
             </w:r>
             <w:proofErr w:type="spellEnd"/>
@@ -7218,25 +7197,7 @@
           <w:szCs w:val="28"/>
           <w:lang w:val="ru-RU"/>
         </w:rPr>
-        <w:t xml:space="preserve"> (один ко </w:t>
-      </w:r>
-      <w:r>
-        <w:rPr>
-          <w:rFonts w:ascii="Times New Roman" w:eastAsia="Times New Roman" w:hAnsi="Times New Roman" w:cs="Times New Roman"/>
-          <w:sz w:val="28"/>
-          <w:szCs w:val="28"/>
-          <w:lang w:val="ru-RU"/>
-        </w:rPr>
-        <w:t>одному</w:t>
-      </w:r>
-      <w:r>
-        <w:rPr>
-          <w:rFonts w:ascii="Times New Roman" w:eastAsia="Times New Roman" w:hAnsi="Times New Roman" w:cs="Times New Roman"/>
-          <w:sz w:val="28"/>
-          <w:szCs w:val="28"/>
-          <w:lang w:val="ru-RU"/>
-        </w:rPr>
-        <w:t xml:space="preserve">), </w:t>
+        <w:t xml:space="preserve"> (один ко многим), </w:t>
       </w:r>
       <w:r>
         <w:rPr>
@@ -7559,17 +7520,7 @@
           <w:sz w:val="28"/>
           <w:szCs w:val="28"/>
         </w:rPr>
-        <w:t>ER-диаграмма базы данных изображена на ри</w:t>
-      </w:r>
-      <w:bookmarkStart w:id="0" w:name="_GoBack"/>
-      <w:bookmarkEnd w:id="0"/>
-      <w:r>
-        <w:rPr>
-          <w:rFonts w:ascii="Times New Roman" w:eastAsia="Times New Roman" w:hAnsi="Times New Roman" w:cs="Times New Roman"/>
-          <w:sz w:val="28"/>
-          <w:szCs w:val="28"/>
-        </w:rPr>
-        <w:t>сунке 6.</w:t>
+        <w:t>ER-диаграмма базы данных изображена на рисунке 6.</w:t>
       </w:r>
     </w:p>
     <w:p>
@@ -7593,9 +7544,9 @@
         <w:lastRenderedPageBreak/>
         <w:drawing>
           <wp:inline distT="0" distB="0" distL="0" distR="0">
-            <wp:extent cx="5940425" cy="3614602"/>
-            <wp:effectExtent l="0" t="0" r="3175" b="5080"/>
-            <wp:docPr id="8" name="Рисунок 8" descr="C:\Users\st56\Downloads\Diagram 2 (3).png"/>
+            <wp:extent cx="5940425" cy="3620651"/>
+            <wp:effectExtent l="0" t="0" r="3175" b="0"/>
+            <wp:docPr id="7" name="Рисунок 7" descr="C:\Users\st56\Desktop\Diagram 2 (2).png"/>
             <wp:cNvGraphicFramePr>
               <a:graphicFrameLocks xmlns:a="http://schemas.openxmlformats.org/drawingml/2006/main" noChangeAspect="1"/>
             </wp:cNvGraphicFramePr>
@@ -7603,7 +7554,7 @@
               <a:graphicData uri="http://schemas.openxmlformats.org/drawingml/2006/picture">
                 <pic:pic xmlns:pic="http://schemas.openxmlformats.org/drawingml/2006/picture">
                   <pic:nvPicPr>
-                    <pic:cNvPr id="0" name="Picture 2" descr="C:\Users\st56\Downloads\Diagram 2 (3).png"/>
+                    <pic:cNvPr id="0" name="Picture 1" descr="C:\Users\st56\Desktop\Diagram 2 (2).png"/>
                     <pic:cNvPicPr>
                       <a:picLocks noChangeAspect="1" noChangeArrowheads="1"/>
                     </pic:cNvPicPr>
@@ -7624,7 +7575,7 @@
                   <pic:spPr bwMode="auto">
                     <a:xfrm>
                       <a:off x="0" y="0"/>
-                      <a:ext cx="5940425" cy="3614602"/>
+                      <a:ext cx="5940425" cy="3620651"/>
                     </a:xfrm>
                     <a:prstGeom prst="rect">
                       <a:avLst/>

--- a/АПТЕКА ДОКУМЕНТ.docx
+++ b/АПТЕКА ДОКУМЕНТ.docx
@@ -1843,17 +1843,7 @@
           <w:sz w:val="28"/>
           <w:szCs w:val="28"/>
         </w:rPr>
-        <w:t>1. Suppliers – хран</w:t>
-      </w:r>
-      <w:bookmarkStart w:id="0" w:name="_GoBack"/>
-      <w:bookmarkEnd w:id="0"/>
-      <w:r>
-        <w:rPr>
-          <w:rFonts w:ascii="Times New Roman" w:eastAsia="Times New Roman" w:hAnsi="Times New Roman" w:cs="Times New Roman"/>
-          <w:sz w:val="28"/>
-          <w:szCs w:val="28"/>
-        </w:rPr>
-        <w:t>ит информацию о компаниях-поставщиках фармацевтической продукции.</w:t>
+        <w:t>1. Suppliers – хранит информацию о компаниях-поставщиках фармацевтической продукции.</w:t>
       </w:r>
     </w:p>
     <w:p>
@@ -4616,16 +4606,16 @@
               </w:rPr>
               <w:t>_</w:t>
             </w:r>
-            <w:proofErr w:type="spellStart"/>
-            <w:r>
-              <w:rPr>
-                <w:rFonts w:ascii="Times New Roman" w:eastAsia="Times New Roman" w:hAnsi="Times New Roman" w:cs="Times New Roman"/>
-                <w:sz w:val="24"/>
-                <w:szCs w:val="24"/>
-              </w:rPr>
-              <w:t>id</w:t>
-            </w:r>
-            <w:proofErr w:type="spellEnd"/>
+            <w:r>
+              <w:rPr>
+                <w:rFonts w:ascii="Times New Roman" w:eastAsia="Times New Roman" w:hAnsi="Times New Roman" w:cs="Times New Roman"/>
+                <w:sz w:val="24"/>
+                <w:szCs w:val="24"/>
+              </w:rPr>
+              <w:t>tin</w:t>
+            </w:r>
+            <w:bookmarkStart w:id="0" w:name="_GoBack"/>
+            <w:bookmarkEnd w:id="0"/>
           </w:p>
         </w:tc>
         <w:tc>
@@ -7544,9 +7534,9 @@
         <w:lastRenderedPageBreak/>
         <w:drawing>
           <wp:inline distT="0" distB="0" distL="0" distR="0">
-            <wp:extent cx="5940425" cy="3620651"/>
-            <wp:effectExtent l="0" t="0" r="3175" b="0"/>
-            <wp:docPr id="7" name="Рисунок 7" descr="C:\Users\st56\Desktop\Diagram 2 (2).png"/>
+            <wp:extent cx="5940425" cy="3618278"/>
+            <wp:effectExtent l="0" t="0" r="3175" b="1270"/>
+            <wp:docPr id="6" name="Рисунок 6" descr="C:\Users\st56\Downloads\db-diagram.png"/>
             <wp:cNvGraphicFramePr>
               <a:graphicFrameLocks xmlns:a="http://schemas.openxmlformats.org/drawingml/2006/main" noChangeAspect="1"/>
             </wp:cNvGraphicFramePr>
@@ -7554,7 +7544,7 @@
               <a:graphicData uri="http://schemas.openxmlformats.org/drawingml/2006/picture">
                 <pic:pic xmlns:pic="http://schemas.openxmlformats.org/drawingml/2006/picture">
                   <pic:nvPicPr>
-                    <pic:cNvPr id="0" name="Picture 1" descr="C:\Users\st56\Desktop\Diagram 2 (2).png"/>
+                    <pic:cNvPr id="0" name="Picture 1" descr="C:\Users\st56\Downloads\db-diagram.png"/>
                     <pic:cNvPicPr>
                       <a:picLocks noChangeAspect="1" noChangeArrowheads="1"/>
                     </pic:cNvPicPr>
@@ -7575,7 +7565,7 @@
                   <pic:spPr bwMode="auto">
                     <a:xfrm>
                       <a:off x="0" y="0"/>
-                      <a:ext cx="5940425" cy="3620651"/>
+                      <a:ext cx="5940425" cy="3618278"/>
                     </a:xfrm>
                     <a:prstGeom prst="rect">
                       <a:avLst/>

--- a/АПТЕКА ДОКУМЕНТ.docx
+++ b/АПТЕКА ДОКУМЕНТ.docx
@@ -4606,6 +4606,7 @@
               </w:rPr>
               <w:t>_</w:t>
             </w:r>
+            <w:proofErr w:type="spellStart"/>
             <w:r>
               <w:rPr>
                 <w:rFonts w:ascii="Times New Roman" w:eastAsia="Times New Roman" w:hAnsi="Times New Roman" w:cs="Times New Roman"/>
@@ -4614,8 +4615,7 @@
               </w:rPr>
               <w:t>tin</w:t>
             </w:r>
-            <w:bookmarkStart w:id="0" w:name="_GoBack"/>
-            <w:bookmarkEnd w:id="0"/>
+            <w:proofErr w:type="spellEnd"/>
           </w:p>
         </w:tc>
         <w:tc>
@@ -5084,11 +5084,35 @@
     </w:tbl>
     <w:p>
       <w:pPr>
+        <w:spacing w:before="240" w:after="0" w:line="360" w:lineRule="auto"/>
+        <w:ind w:firstLine="709"/>
+        <w:jc w:val="both"/>
+        <w:rPr>
+          <w:rFonts w:ascii="Times New Roman" w:eastAsia="Times New Roman" w:hAnsi="Times New Roman" w:cs="Times New Roman"/>
+          <w:sz w:val="28"/>
+          <w:szCs w:val="28"/>
+          <w:lang w:val="ru-RU"/>
+        </w:rPr>
+      </w:pPr>
+      <w:r>
+        <w:rPr>
+          <w:rFonts w:ascii="Times New Roman" w:eastAsia="Times New Roman" w:hAnsi="Times New Roman" w:cs="Times New Roman"/>
+          <w:sz w:val="28"/>
+          <w:szCs w:val="28"/>
+          <w:lang w:val="ru-RU"/>
+        </w:rPr>
+        <w:t>Даты производства и срока годности необходимы для вычисления просроченных товаров.</w:t>
+      </w:r>
+      <w:bookmarkStart w:id="0" w:name="_GoBack"/>
+      <w:bookmarkEnd w:id="0"/>
+    </w:p>
+    <w:p>
+      <w:pPr>
         <w:numPr>
           <w:ilvl w:val="0"/>
           <w:numId w:val="1"/>
         </w:numPr>
-        <w:spacing w:before="240" w:after="0" w:line="360" w:lineRule="auto"/>
+        <w:spacing w:before="120" w:after="0" w:line="360" w:lineRule="auto"/>
         <w:jc w:val="both"/>
         <w:rPr>
           <w:rFonts w:ascii="Times New Roman" w:eastAsia="Times New Roman" w:hAnsi="Times New Roman" w:cs="Times New Roman"/>
@@ -6348,6 +6372,7 @@
                 <w:sz w:val="24"/>
                 <w:szCs w:val="24"/>
               </w:rPr>
+              <w:lastRenderedPageBreak/>
               <w:t>product_id</w:t>
             </w:r>
             <w:proofErr w:type="spellEnd"/>
@@ -6610,7 +6635,6 @@
                 <w:sz w:val="24"/>
                 <w:szCs w:val="24"/>
               </w:rPr>
-              <w:lastRenderedPageBreak/>
               <w:t>system_quantity</w:t>
             </w:r>
             <w:proofErr w:type="spellEnd"/>

--- a/АПТЕКА ДОКУМЕНТ.docx
+++ b/АПТЕКА ДОКУМЕНТ.docx
@@ -5103,8 +5103,6 @@
         </w:rPr>
         <w:t>Даты производства и срока годности необходимы для вычисления просроченных товаров.</w:t>
       </w:r>
-      <w:bookmarkStart w:id="0" w:name="_GoBack"/>
-      <w:bookmarkEnd w:id="0"/>
     </w:p>
     <w:p>
       <w:pPr>
@@ -7558,9 +7556,9 @@
         <w:lastRenderedPageBreak/>
         <w:drawing>
           <wp:inline distT="0" distB="0" distL="0" distR="0">
-            <wp:extent cx="5940425" cy="3618278"/>
-            <wp:effectExtent l="0" t="0" r="3175" b="1270"/>
-            <wp:docPr id="6" name="Рисунок 6" descr="C:\Users\st56\Downloads\db-diagram.png"/>
+            <wp:extent cx="5940425" cy="3603970"/>
+            <wp:effectExtent l="0" t="0" r="3175" b="0"/>
+            <wp:docPr id="7" name="Рисунок 7" descr="C:\Users\st56\Downloads\db-diagram.png"/>
             <wp:cNvGraphicFramePr>
               <a:graphicFrameLocks xmlns:a="http://schemas.openxmlformats.org/drawingml/2006/main" noChangeAspect="1"/>
             </wp:cNvGraphicFramePr>
@@ -7589,7 +7587,7 @@
                   <pic:spPr bwMode="auto">
                     <a:xfrm>
                       <a:off x="0" y="0"/>
-                      <a:ext cx="5940425" cy="3618278"/>
+                      <a:ext cx="5940425" cy="3603970"/>
                     </a:xfrm>
                     <a:prstGeom prst="rect">
                       <a:avLst/>
@@ -7643,7 +7641,17 @@
           <w:sz w:val="28"/>
           <w:szCs w:val="28"/>
         </w:rPr>
-        <w:t>Структура базы данных обеспечивает целостность хранимой информации, исключает избыточность данных и предоставляет необходимый функционал для автоматизации основных бизнес-процессов аптеки. Реляционная модель позволяет эффективно управлять товарными запасами, отслеживать продажи и проводить инвентаризацию.</w:t>
+        <w:t>Структура базы данных обесп</w:t>
+      </w:r>
+      <w:bookmarkStart w:id="0" w:name="_GoBack"/>
+      <w:bookmarkEnd w:id="0"/>
+      <w:r>
+        <w:rPr>
+          <w:rFonts w:ascii="Times New Roman" w:eastAsia="Times New Roman" w:hAnsi="Times New Roman" w:cs="Times New Roman"/>
+          <w:sz w:val="28"/>
+          <w:szCs w:val="28"/>
+        </w:rPr>
+        <w:t>ечивает целостность хранимой информации, исключает избыточность данных и предоставляет необходимый функционал для автоматизации основных бизнес-процессов аптеки. Реляционная модель позволяет эффективно управлять товарными запасами, отслеживать продажи и проводить инвентаризацию.</w:t>
       </w:r>
     </w:p>
     <w:sectPr>
